--- a/Documentation/Analysis/Task Informations/Open/Team/TI 41/Task Info WBS-41.docx
+++ b/Documentation/Analysis/Task Informations/Open/Team/TI 41/Task Info WBS-41.docx
@@ -1,16 +1,12 @@
 
 <file path=word/document.xml><?xml version="1.0" encoding="utf-8"?>
-<w:document xmlns:r="http://schemas.openxmlformats.org/officeDocument/2006/relationships" xmlns:wp="http://schemas.openxmlformats.org/drawingml/2006/wordprocessingDrawing" xmlns:w="http://schemas.openxmlformats.org/wordprocessingml/2006/main" xmlns:w10="urn:schemas-microsoft-com:office:word" xmlns:w14="http://schemas.microsoft.com/office/word/2010/wordml" xmlns:wps="http://schemas.microsoft.com/office/word/2010/wordprocessingShape" xmlns:wpg="http://schemas.microsoft.com/office/word/2010/wordprocessingGroup" xmlns:mc="http://schemas.openxmlformats.org/markup-compatibility/2006" xmlns:v="urn:schemas-microsoft-com:vml" xmlns:o="urn:schemas-microsoft-com:office:office" xmlns:m="http://schemas.openxmlformats.org/officeDocument/2006/math" mc:Ignorable="w14">
+<w:document xmlns:wpc="http://schemas.microsoft.com/office/word/2010/wordprocessingCanvas" xmlns:cx="http://schemas.microsoft.com/office/drawing/2014/chartex" xmlns:cx1="http://schemas.microsoft.com/office/drawing/2015/9/8/chartex" xmlns:cx2="http://schemas.microsoft.com/office/drawing/2015/10/21/chartex" xmlns:cx3="http://schemas.microsoft.com/office/drawing/2016/5/9/chartex" xmlns:cx4="http://schemas.microsoft.com/office/drawing/2016/5/10/chartex" xmlns:cx5="http://schemas.microsoft.com/office/drawing/2016/5/11/chartex" xmlns:cx6="http://schemas.microsoft.com/office/drawing/2016/5/12/chartex" xmlns:cx7="http://schemas.microsoft.com/office/drawing/2016/5/13/chartex" xmlns:cx8="http://schemas.microsoft.com/office/drawing/2016/5/14/chartex" xmlns:mc="http://schemas.openxmlformats.org/markup-compatibility/2006" xmlns:aink="http://schemas.microsoft.com/office/drawing/2016/ink" xmlns:am3d="http://schemas.microsoft.com/office/drawing/2017/model3d" xmlns:o="urn:schemas-microsoft-com:office:office" xmlns:oel="http://schemas.microsoft.com/office/2019/extlst" xmlns:r="http://schemas.openxmlformats.org/officeDocument/2006/relationships" xmlns:m="http://schemas.openxmlformats.org/officeDocument/2006/math" xmlns:v="urn:schemas-microsoft-com:vml" xmlns:wp14="http://schemas.microsoft.com/office/word/2010/wordprocessingDrawing" xmlns:wp="http://schemas.openxmlformats.org/drawingml/2006/wordprocessingDrawing" xmlns:w10="urn:schemas-microsoft-com:office:word" xmlns:w="http://schemas.openxmlformats.org/wordprocessingml/2006/main" xmlns:w14="http://schemas.microsoft.com/office/word/2010/wordml" xmlns:w15="http://schemas.microsoft.com/office/word/2012/wordml" xmlns:w16cex="http://schemas.microsoft.com/office/word/2018/wordml/cex" xmlns:w16cid="http://schemas.microsoft.com/office/word/2016/wordml/cid" xmlns:w16="http://schemas.microsoft.com/office/word/2018/wordml" xmlns:w16du="http://schemas.microsoft.com/office/word/2023/wordml/word16du" xmlns:w16sdtdh="http://schemas.microsoft.com/office/word/2020/wordml/sdtdatahash" xmlns:w16sdtfl="http://schemas.microsoft.com/office/word/2024/wordml/sdtformatlock" xmlns:w16se="http://schemas.microsoft.com/office/word/2015/wordml/symex" xmlns:wpg="http://schemas.microsoft.com/office/word/2010/wordprocessingGroup" xmlns:wpi="http://schemas.microsoft.com/office/word/2010/wordprocessingInk" xmlns:wne="http://schemas.microsoft.com/office/word/2006/wordml" xmlns:wps="http://schemas.microsoft.com/office/word/2010/wordprocessingShape" mc:Ignorable="w14 w15 w16se w16cid w16 w16cex w16sdtdh w16sdtfl w16du wp14">
   <w:body>
     <w:p>
       <w:pPr>
         <w:pStyle w:val="Title"/>
-        <w:bidi w:val="0"/>
       </w:pPr>
       <w:r>
-        <w:rPr>
-          <w:rtl w:val="0"/>
-        </w:rPr>
         <w:t>Task Information</w:t>
       </w:r>
     </w:p>
@@ -18,17 +14,17 @@
       <w:tblPr>
         <w:tblW w:w="9350" w:type="dxa"/>
         <w:jc w:val="right"/>
-        <w:tblInd w:w="108" w:type="dxa"/>
         <w:tblBorders>
-          <w:top w:val="single" w:color="929292" w:sz="4" w:space="0" w:shadow="0" w:frame="0"/>
-          <w:left w:val="single" w:color="929292" w:sz="4" w:space="0" w:shadow="0" w:frame="0"/>
-          <w:bottom w:val="single" w:color="929292" w:sz="4" w:space="0" w:shadow="0" w:frame="0"/>
-          <w:right w:val="single" w:color="929292" w:sz="4" w:space="0" w:shadow="0" w:frame="0"/>
-          <w:insideH w:val="single" w:color="929292" w:sz="4" w:space="0" w:shadow="0" w:frame="0"/>
-          <w:insideV w:val="single" w:color="929292" w:sz="4" w:space="0" w:shadow="0" w:frame="0"/>
+          <w:top w:val="single" w:sz="4" w:space="0" w:color="929292"/>
+          <w:left w:val="single" w:sz="4" w:space="0" w:color="929292"/>
+          <w:bottom w:val="single" w:sz="4" w:space="0" w:color="929292"/>
+          <w:right w:val="single" w:sz="4" w:space="0" w:color="929292"/>
+          <w:insideH w:val="single" w:sz="4" w:space="0" w:color="929292"/>
+          <w:insideV w:val="single" w:sz="4" w:space="0" w:color="929292"/>
         </w:tblBorders>
-        <w:shd w:val="clear" w:color="auto" w:fill="auto"/>
+        <w:shd w:val="clear" w:color="auto" w:fill="00A2FF"/>
         <w:tblLayout w:type="fixed"/>
+        <w:tblLook w:val="04A0" w:firstRow="1" w:lastRow="0" w:firstColumn="1" w:lastColumn="0" w:noHBand="0" w:noVBand="1"/>
       </w:tblPr>
       <w:tblGrid>
         <w:gridCol w:w="2055"/>
@@ -37,40 +33,37 @@
         <w:gridCol w:w="4856"/>
       </w:tblGrid>
       <w:tr>
-        <w:tblPrEx>
-          <w:shd w:val="clear" w:color="auto" w:fill="00a2ff"/>
-        </w:tblPrEx>
         <w:trPr>
-          <w:trHeight w:val="475" w:hRule="atLeast"/>
+          <w:trHeight w:val="475"/>
           <w:tblHeader/>
+          <w:jc w:val="right"/>
         </w:trPr>
         <w:tc>
           <w:tcPr>
-            <w:tcW w:type="dxa" w:w="9350"/>
+            <w:tcW w:w="9350" w:type="dxa"/>
             <w:gridSpan w:val="4"/>
             <w:tcBorders>
-              <w:top w:val="single" w:color="929292" w:sz="4" w:space="0" w:shadow="0" w:frame="0"/>
-              <w:left w:val="single" w:color="929292" w:sz="4" w:space="0" w:shadow="0" w:frame="0"/>
-              <w:bottom w:val="single" w:color="89847f" w:sz="8" w:space="0" w:shadow="0" w:frame="0"/>
-              <w:right w:val="single" w:color="929292" w:sz="4" w:space="0" w:shadow="0" w:frame="0"/>
-            </w:tcBorders>
-            <w:shd w:val="clear" w:color="auto" w:fill="00a2ff"/>
-            <w:tcMar>
-              <w:top w:type="dxa" w:w="80"/>
-              <w:left w:type="dxa" w:w="80"/>
-              <w:bottom w:type="dxa" w:w="80"/>
-              <w:right w:type="dxa" w:w="80"/>
+              <w:top w:val="single" w:sz="4" w:space="0" w:color="929292"/>
+              <w:left w:val="single" w:sz="4" w:space="0" w:color="929292"/>
+              <w:bottom w:val="single" w:sz="8" w:space="0" w:color="89847F"/>
+              <w:right w:val="single" w:sz="4" w:space="0" w:color="929292"/>
+            </w:tcBorders>
+            <w:shd w:val="clear" w:color="auto" w:fill="00A2FF"/>
+            <w:tcMar>
+              <w:top w:w="80" w:type="dxa"/>
+              <w:left w:w="80" w:type="dxa"/>
+              <w:bottom w:w="80" w:type="dxa"/>
+              <w:right w:w="80" w:type="dxa"/>
             </w:tcMar>
             <w:vAlign w:val="center"/>
           </w:tcPr>
           <w:p>
             <w:pPr>
-              <w:pStyle w:val="Table Style 3"/>
+              <w:pStyle w:val="TableStyle3"/>
             </w:pPr>
             <w:r>
               <w:rPr>
-                <w:rFonts w:ascii="Zain Bold" w:cs="Arial Unicode MS" w:hAnsi="Zain Bold" w:eastAsia="Arial Unicode MS"/>
-                <w:rtl w:val="0"/>
+                <w:rFonts w:eastAsia="Arial Unicode MS" w:cs="Arial Unicode MS"/>
               </w:rPr>
               <w:t>Workplan Information</w:t>
             </w:r>
@@ -82,35 +75,34 @@
           <w:shd w:val="clear" w:color="auto" w:fill="auto"/>
         </w:tblPrEx>
         <w:trPr>
-          <w:trHeight w:val="415" w:hRule="atLeast"/>
+          <w:trHeight w:val="415"/>
+          <w:jc w:val="right"/>
         </w:trPr>
         <w:tc>
           <w:tcPr>
-            <w:tcW w:type="dxa" w:w="4494"/>
+            <w:tcW w:w="4494" w:type="dxa"/>
             <w:gridSpan w:val="3"/>
             <w:tcBorders>
-              <w:top w:val="single" w:color="89847f" w:sz="8" w:space="0" w:shadow="0" w:frame="0"/>
-              <w:left w:val="single" w:color="929292" w:sz="4" w:space="0" w:shadow="0" w:frame="0"/>
-              <w:bottom w:val="single" w:color="929292" w:sz="4" w:space="0" w:shadow="0" w:frame="0"/>
-              <w:right w:val="single" w:color="929292" w:sz="4" w:space="0" w:shadow="0" w:frame="0"/>
-            </w:tcBorders>
-            <w:shd w:val="clear" w:color="auto" w:fill="auto"/>
-            <w:tcMar>
-              <w:top w:type="dxa" w:w="80"/>
-              <w:left w:type="dxa" w:w="80"/>
-              <w:bottom w:type="dxa" w:w="80"/>
-              <w:right w:type="dxa" w:w="80"/>
+              <w:top w:val="single" w:sz="8" w:space="0" w:color="89847F"/>
+              <w:left w:val="single" w:sz="4" w:space="0" w:color="929292"/>
+              <w:bottom w:val="single" w:sz="4" w:space="0" w:color="929292"/>
+              <w:right w:val="single" w:sz="4" w:space="0" w:color="929292"/>
+            </w:tcBorders>
+            <w:tcMar>
+              <w:top w:w="80" w:type="dxa"/>
+              <w:left w:w="80" w:type="dxa"/>
+              <w:bottom w:w="80" w:type="dxa"/>
+              <w:right w:w="80" w:type="dxa"/>
             </w:tcMar>
             <w:vAlign w:val="center"/>
           </w:tcPr>
           <w:p>
             <w:pPr>
-              <w:pStyle w:val="Table Style 2"/>
+              <w:pStyle w:val="TableStyle2"/>
             </w:pPr>
             <w:r>
               <w:rPr>
-                <w:rFonts w:ascii="Zain Regular" w:cs="Arial Unicode MS" w:hAnsi="Zain Regular" w:eastAsia="Arial Unicode MS"/>
-                <w:rtl w:val="0"/>
+                <w:rFonts w:eastAsia="Arial Unicode MS" w:cs="Arial Unicode MS"/>
               </w:rPr>
               <w:t>Name of the task</w:t>
             </w:r>
@@ -118,30 +110,27 @@
         </w:tc>
         <w:tc>
           <w:tcPr>
-            <w:tcW w:type="dxa" w:w="4855"/>
-            <w:tcBorders>
-              <w:top w:val="single" w:color="89847f" w:sz="8" w:space="0" w:shadow="0" w:frame="0"/>
-              <w:left w:val="single" w:color="929292" w:sz="4" w:space="0" w:shadow="0" w:frame="0"/>
-              <w:bottom w:val="single" w:color="929292" w:sz="4" w:space="0" w:shadow="0" w:frame="0"/>
-              <w:right w:val="single" w:color="929292" w:sz="4" w:space="0" w:shadow="0" w:frame="0"/>
-            </w:tcBorders>
-            <w:shd w:val="clear" w:color="auto" w:fill="auto"/>
-            <w:tcMar>
-              <w:top w:type="dxa" w:w="80"/>
-              <w:left w:type="dxa" w:w="80"/>
-              <w:bottom w:type="dxa" w:w="80"/>
-              <w:right w:type="dxa" w:w="80"/>
-            </w:tcMar>
-            <w:vAlign w:val="top"/>
+            <w:tcW w:w="4855" w:type="dxa"/>
+            <w:tcBorders>
+              <w:top w:val="single" w:sz="8" w:space="0" w:color="89847F"/>
+              <w:left w:val="single" w:sz="4" w:space="0" w:color="929292"/>
+              <w:bottom w:val="single" w:sz="4" w:space="0" w:color="929292"/>
+              <w:right w:val="single" w:sz="4" w:space="0" w:color="929292"/>
+            </w:tcBorders>
+            <w:tcMar>
+              <w:top w:w="80" w:type="dxa"/>
+              <w:left w:w="80" w:type="dxa"/>
+              <w:bottom w:w="80" w:type="dxa"/>
+              <w:right w:w="80" w:type="dxa"/>
+            </w:tcMar>
           </w:tcPr>
           <w:p>
             <w:pPr>
-              <w:pStyle w:val="Table Style 2"/>
+              <w:pStyle w:val="TableStyle2"/>
             </w:pPr>
             <w:r>
               <w:rPr>
-                <w:rFonts w:ascii="Zain Regular" w:cs="Arial Unicode MS" w:hAnsi="Zain Regular" w:eastAsia="Arial Unicode MS"/>
-                <w:rtl w:val="0"/>
+                <w:rFonts w:eastAsia="Arial Unicode MS" w:cs="Arial Unicode MS"/>
               </w:rPr>
               <w:t>Make Structural Models</w:t>
             </w:r>
@@ -153,35 +142,35 @@
           <w:shd w:val="clear" w:color="auto" w:fill="auto"/>
         </w:tblPrEx>
         <w:trPr>
-          <w:trHeight w:val="410" w:hRule="atLeast"/>
+          <w:trHeight w:val="410"/>
+          <w:jc w:val="right"/>
         </w:trPr>
         <w:tc>
           <w:tcPr>
-            <w:tcW w:type="dxa" w:w="4494"/>
+            <w:tcW w:w="4494" w:type="dxa"/>
             <w:gridSpan w:val="3"/>
             <w:tcBorders>
-              <w:top w:val="single" w:color="929292" w:sz="4" w:space="0" w:shadow="0" w:frame="0"/>
-              <w:left w:val="single" w:color="929292" w:sz="4" w:space="0" w:shadow="0" w:frame="0"/>
-              <w:bottom w:val="single" w:color="929292" w:sz="4" w:space="0" w:shadow="0" w:frame="0"/>
-              <w:right w:val="single" w:color="929292" w:sz="4" w:space="0" w:shadow="0" w:frame="0"/>
-            </w:tcBorders>
-            <w:shd w:val="clear" w:color="auto" w:fill="f7f7f6"/>
-            <w:tcMar>
-              <w:top w:type="dxa" w:w="80"/>
-              <w:left w:type="dxa" w:w="80"/>
-              <w:bottom w:type="dxa" w:w="80"/>
-              <w:right w:type="dxa" w:w="80"/>
+              <w:top w:val="single" w:sz="4" w:space="0" w:color="929292"/>
+              <w:left w:val="single" w:sz="4" w:space="0" w:color="929292"/>
+              <w:bottom w:val="single" w:sz="4" w:space="0" w:color="929292"/>
+              <w:right w:val="single" w:sz="4" w:space="0" w:color="929292"/>
+            </w:tcBorders>
+            <w:shd w:val="clear" w:color="auto" w:fill="F7F7F6"/>
+            <w:tcMar>
+              <w:top w:w="80" w:type="dxa"/>
+              <w:left w:w="80" w:type="dxa"/>
+              <w:bottom w:w="80" w:type="dxa"/>
+              <w:right w:w="80" w:type="dxa"/>
             </w:tcMar>
             <w:vAlign w:val="center"/>
           </w:tcPr>
           <w:p>
             <w:pPr>
-              <w:pStyle w:val="Table Style 2"/>
+              <w:pStyle w:val="TableStyle2"/>
             </w:pPr>
             <w:r>
               <w:rPr>
-                <w:rFonts w:ascii="Zain Regular" w:cs="Arial Unicode MS" w:hAnsi="Zain Regular" w:eastAsia="Arial Unicode MS"/>
-                <w:rtl w:val="0"/>
+                <w:rFonts w:eastAsia="Arial Unicode MS" w:cs="Arial Unicode MS"/>
               </w:rPr>
               <w:t>Start date</w:t>
             </w:r>
@@ -189,21 +178,20 @@
         </w:tc>
         <w:tc>
           <w:tcPr>
-            <w:tcW w:type="dxa" w:w="4855"/>
-            <w:tcBorders>
-              <w:top w:val="single" w:color="929292" w:sz="4" w:space="0" w:shadow="0" w:frame="0"/>
-              <w:left w:val="single" w:color="929292" w:sz="4" w:space="0" w:shadow="0" w:frame="0"/>
-              <w:bottom w:val="single" w:color="929292" w:sz="4" w:space="0" w:shadow="0" w:frame="0"/>
-              <w:right w:val="single" w:color="929292" w:sz="4" w:space="0" w:shadow="0" w:frame="0"/>
-            </w:tcBorders>
-            <w:shd w:val="clear" w:color="auto" w:fill="f7f7f6"/>
-            <w:tcMar>
-              <w:top w:type="dxa" w:w="80"/>
-              <w:left w:type="dxa" w:w="80"/>
-              <w:bottom w:type="dxa" w:w="80"/>
-              <w:right w:type="dxa" w:w="80"/>
-            </w:tcMar>
-            <w:vAlign w:val="top"/>
+            <w:tcW w:w="4855" w:type="dxa"/>
+            <w:tcBorders>
+              <w:top w:val="single" w:sz="4" w:space="0" w:color="929292"/>
+              <w:left w:val="single" w:sz="4" w:space="0" w:color="929292"/>
+              <w:bottom w:val="single" w:sz="4" w:space="0" w:color="929292"/>
+              <w:right w:val="single" w:sz="4" w:space="0" w:color="929292"/>
+            </w:tcBorders>
+            <w:shd w:val="clear" w:color="auto" w:fill="F7F7F6"/>
+            <w:tcMar>
+              <w:top w:w="80" w:type="dxa"/>
+              <w:left w:w="80" w:type="dxa"/>
+              <w:bottom w:w="80" w:type="dxa"/>
+              <w:right w:w="80" w:type="dxa"/>
+            </w:tcMar>
           </w:tcPr>
           <w:p/>
         </w:tc>
@@ -213,35 +201,34 @@
           <w:shd w:val="clear" w:color="auto" w:fill="auto"/>
         </w:tblPrEx>
         <w:trPr>
-          <w:trHeight w:val="410" w:hRule="atLeast"/>
+          <w:trHeight w:val="410"/>
+          <w:jc w:val="right"/>
         </w:trPr>
         <w:tc>
           <w:tcPr>
-            <w:tcW w:type="dxa" w:w="4494"/>
+            <w:tcW w:w="4494" w:type="dxa"/>
             <w:gridSpan w:val="3"/>
             <w:tcBorders>
-              <w:top w:val="single" w:color="929292" w:sz="4" w:space="0" w:shadow="0" w:frame="0"/>
-              <w:left w:val="single" w:color="929292" w:sz="4" w:space="0" w:shadow="0" w:frame="0"/>
-              <w:bottom w:val="single" w:color="929292" w:sz="4" w:space="0" w:shadow="0" w:frame="0"/>
-              <w:right w:val="single" w:color="929292" w:sz="4" w:space="0" w:shadow="0" w:frame="0"/>
-            </w:tcBorders>
-            <w:shd w:val="clear" w:color="auto" w:fill="auto"/>
-            <w:tcMar>
-              <w:top w:type="dxa" w:w="80"/>
-              <w:left w:type="dxa" w:w="80"/>
-              <w:bottom w:type="dxa" w:w="80"/>
-              <w:right w:type="dxa" w:w="80"/>
+              <w:top w:val="single" w:sz="4" w:space="0" w:color="929292"/>
+              <w:left w:val="single" w:sz="4" w:space="0" w:color="929292"/>
+              <w:bottom w:val="single" w:sz="4" w:space="0" w:color="929292"/>
+              <w:right w:val="single" w:sz="4" w:space="0" w:color="929292"/>
+            </w:tcBorders>
+            <w:tcMar>
+              <w:top w:w="80" w:type="dxa"/>
+              <w:left w:w="80" w:type="dxa"/>
+              <w:bottom w:w="80" w:type="dxa"/>
+              <w:right w:w="80" w:type="dxa"/>
             </w:tcMar>
             <w:vAlign w:val="center"/>
           </w:tcPr>
           <w:p>
             <w:pPr>
-              <w:pStyle w:val="Table Style 2"/>
+              <w:pStyle w:val="TableStyle2"/>
             </w:pPr>
             <w:r>
               <w:rPr>
-                <w:rFonts w:ascii="Zain Regular" w:cs="Arial Unicode MS" w:hAnsi="Zain Regular" w:eastAsia="Arial Unicode MS"/>
-                <w:rtl w:val="0"/>
+                <w:rFonts w:eastAsia="Arial Unicode MS" w:cs="Arial Unicode MS"/>
               </w:rPr>
               <w:t>Completion date</w:t>
             </w:r>
@@ -249,21 +236,19 @@
         </w:tc>
         <w:tc>
           <w:tcPr>
-            <w:tcW w:type="dxa" w:w="4855"/>
-            <w:tcBorders>
-              <w:top w:val="single" w:color="929292" w:sz="4" w:space="0" w:shadow="0" w:frame="0"/>
-              <w:left w:val="single" w:color="929292" w:sz="4" w:space="0" w:shadow="0" w:frame="0"/>
-              <w:bottom w:val="single" w:color="929292" w:sz="4" w:space="0" w:shadow="0" w:frame="0"/>
-              <w:right w:val="single" w:color="929292" w:sz="4" w:space="0" w:shadow="0" w:frame="0"/>
-            </w:tcBorders>
-            <w:shd w:val="clear" w:color="auto" w:fill="auto"/>
-            <w:tcMar>
-              <w:top w:type="dxa" w:w="80"/>
-              <w:left w:type="dxa" w:w="80"/>
-              <w:bottom w:type="dxa" w:w="80"/>
-              <w:right w:type="dxa" w:w="80"/>
-            </w:tcMar>
-            <w:vAlign w:val="top"/>
+            <w:tcW w:w="4855" w:type="dxa"/>
+            <w:tcBorders>
+              <w:top w:val="single" w:sz="4" w:space="0" w:color="929292"/>
+              <w:left w:val="single" w:sz="4" w:space="0" w:color="929292"/>
+              <w:bottom w:val="single" w:sz="4" w:space="0" w:color="929292"/>
+              <w:right w:val="single" w:sz="4" w:space="0" w:color="929292"/>
+            </w:tcBorders>
+            <w:tcMar>
+              <w:top w:w="80" w:type="dxa"/>
+              <w:left w:w="80" w:type="dxa"/>
+              <w:bottom w:w="80" w:type="dxa"/>
+              <w:right w:w="80" w:type="dxa"/>
+            </w:tcMar>
           </w:tcPr>
           <w:p/>
         </w:tc>
@@ -273,35 +258,35 @@
           <w:shd w:val="clear" w:color="auto" w:fill="auto"/>
         </w:tblPrEx>
         <w:trPr>
-          <w:trHeight w:val="410" w:hRule="atLeast"/>
+          <w:trHeight w:val="410"/>
+          <w:jc w:val="right"/>
         </w:trPr>
         <w:tc>
           <w:tcPr>
-            <w:tcW w:type="dxa" w:w="4494"/>
+            <w:tcW w:w="4494" w:type="dxa"/>
             <w:gridSpan w:val="3"/>
             <w:tcBorders>
-              <w:top w:val="single" w:color="929292" w:sz="4" w:space="0" w:shadow="0" w:frame="0"/>
-              <w:left w:val="single" w:color="929292" w:sz="4" w:space="0" w:shadow="0" w:frame="0"/>
-              <w:bottom w:val="single" w:color="929292" w:sz="4" w:space="0" w:shadow="0" w:frame="0"/>
-              <w:right w:val="single" w:color="929292" w:sz="4" w:space="0" w:shadow="0" w:frame="0"/>
-            </w:tcBorders>
-            <w:shd w:val="clear" w:color="auto" w:fill="f7f7f6"/>
-            <w:tcMar>
-              <w:top w:type="dxa" w:w="80"/>
-              <w:left w:type="dxa" w:w="80"/>
-              <w:bottom w:type="dxa" w:w="80"/>
-              <w:right w:type="dxa" w:w="80"/>
+              <w:top w:val="single" w:sz="4" w:space="0" w:color="929292"/>
+              <w:left w:val="single" w:sz="4" w:space="0" w:color="929292"/>
+              <w:bottom w:val="single" w:sz="4" w:space="0" w:color="929292"/>
+              <w:right w:val="single" w:sz="4" w:space="0" w:color="929292"/>
+            </w:tcBorders>
+            <w:shd w:val="clear" w:color="auto" w:fill="F7F7F6"/>
+            <w:tcMar>
+              <w:top w:w="80" w:type="dxa"/>
+              <w:left w:w="80" w:type="dxa"/>
+              <w:bottom w:w="80" w:type="dxa"/>
+              <w:right w:w="80" w:type="dxa"/>
             </w:tcMar>
             <w:vAlign w:val="center"/>
           </w:tcPr>
           <w:p>
             <w:pPr>
-              <w:pStyle w:val="Table Style 2"/>
+              <w:pStyle w:val="TableStyle2"/>
             </w:pPr>
             <w:r>
               <w:rPr>
-                <w:rFonts w:ascii="Zain Regular" w:cs="Arial Unicode MS" w:hAnsi="Zain Regular" w:eastAsia="Arial Unicode MS"/>
-                <w:rtl w:val="0"/>
+                <w:rFonts w:eastAsia="Arial Unicode MS" w:cs="Arial Unicode MS"/>
               </w:rPr>
               <w:t>Person assigned to the task</w:t>
             </w:r>
@@ -309,30 +294,28 @@
         </w:tc>
         <w:tc>
           <w:tcPr>
-            <w:tcW w:type="dxa" w:w="4855"/>
-            <w:tcBorders>
-              <w:top w:val="single" w:color="929292" w:sz="4" w:space="0" w:shadow="0" w:frame="0"/>
-              <w:left w:val="single" w:color="929292" w:sz="4" w:space="0" w:shadow="0" w:frame="0"/>
-              <w:bottom w:val="single" w:color="929292" w:sz="4" w:space="0" w:shadow="0" w:frame="0"/>
-              <w:right w:val="single" w:color="929292" w:sz="4" w:space="0" w:shadow="0" w:frame="0"/>
-            </w:tcBorders>
-            <w:shd w:val="clear" w:color="auto" w:fill="f7f7f6"/>
-            <w:tcMar>
-              <w:top w:type="dxa" w:w="80"/>
-              <w:left w:type="dxa" w:w="80"/>
-              <w:bottom w:type="dxa" w:w="80"/>
-              <w:right w:type="dxa" w:w="80"/>
-            </w:tcMar>
-            <w:vAlign w:val="top"/>
+            <w:tcW w:w="4855" w:type="dxa"/>
+            <w:tcBorders>
+              <w:top w:val="single" w:sz="4" w:space="0" w:color="929292"/>
+              <w:left w:val="single" w:sz="4" w:space="0" w:color="929292"/>
+              <w:bottom w:val="single" w:sz="4" w:space="0" w:color="929292"/>
+              <w:right w:val="single" w:sz="4" w:space="0" w:color="929292"/>
+            </w:tcBorders>
+            <w:shd w:val="clear" w:color="auto" w:fill="F7F7F6"/>
+            <w:tcMar>
+              <w:top w:w="80" w:type="dxa"/>
+              <w:left w:w="80" w:type="dxa"/>
+              <w:bottom w:w="80" w:type="dxa"/>
+              <w:right w:w="80" w:type="dxa"/>
+            </w:tcMar>
           </w:tcPr>
           <w:p>
             <w:pPr>
-              <w:pStyle w:val="Table Style 2"/>
+              <w:pStyle w:val="TableStyle2"/>
             </w:pPr>
             <w:r>
               <w:rPr>
-                <w:rFonts w:ascii="Zain Regular" w:cs="Arial Unicode MS" w:hAnsi="Zain Regular" w:eastAsia="Arial Unicode MS"/>
-                <w:rtl w:val="0"/>
+                <w:rFonts w:eastAsia="Arial Unicode MS" w:cs="Arial Unicode MS"/>
               </w:rPr>
               <w:t>Team</w:t>
             </w:r>
@@ -344,35 +327,34 @@
           <w:shd w:val="clear" w:color="auto" w:fill="auto"/>
         </w:tblPrEx>
         <w:trPr>
-          <w:trHeight w:val="810" w:hRule="atLeast"/>
+          <w:trHeight w:val="810"/>
+          <w:jc w:val="right"/>
         </w:trPr>
         <w:tc>
           <w:tcPr>
-            <w:tcW w:type="dxa" w:w="4494"/>
+            <w:tcW w:w="4494" w:type="dxa"/>
             <w:gridSpan w:val="3"/>
             <w:tcBorders>
-              <w:top w:val="single" w:color="929292" w:sz="4" w:space="0" w:shadow="0" w:frame="0"/>
-              <w:left w:val="single" w:color="929292" w:sz="4" w:space="0" w:shadow="0" w:frame="0"/>
-              <w:bottom w:val="single" w:color="929292" w:sz="4" w:space="0" w:shadow="0" w:frame="0"/>
-              <w:right w:val="single" w:color="929292" w:sz="4" w:space="0" w:shadow="0" w:frame="0"/>
-            </w:tcBorders>
-            <w:shd w:val="clear" w:color="auto" w:fill="auto"/>
-            <w:tcMar>
-              <w:top w:type="dxa" w:w="80"/>
-              <w:left w:type="dxa" w:w="80"/>
-              <w:bottom w:type="dxa" w:w="80"/>
-              <w:right w:type="dxa" w:w="80"/>
+              <w:top w:val="single" w:sz="4" w:space="0" w:color="929292"/>
+              <w:left w:val="single" w:sz="4" w:space="0" w:color="929292"/>
+              <w:bottom w:val="single" w:sz="4" w:space="0" w:color="929292"/>
+              <w:right w:val="single" w:sz="4" w:space="0" w:color="929292"/>
+            </w:tcBorders>
+            <w:tcMar>
+              <w:top w:w="80" w:type="dxa"/>
+              <w:left w:w="80" w:type="dxa"/>
+              <w:bottom w:w="80" w:type="dxa"/>
+              <w:right w:w="80" w:type="dxa"/>
             </w:tcMar>
             <w:vAlign w:val="center"/>
           </w:tcPr>
           <w:p>
             <w:pPr>
-              <w:pStyle w:val="Table Style 2"/>
+              <w:pStyle w:val="TableStyle2"/>
             </w:pPr>
             <w:r>
               <w:rPr>
-                <w:rFonts w:ascii="Zain Regular" w:cs="Arial Unicode MS" w:hAnsi="Zain Regular" w:eastAsia="Arial Unicode MS"/>
-                <w:rtl w:val="0"/>
+                <w:rFonts w:eastAsia="Arial Unicode MS" w:cs="Arial Unicode MS"/>
               </w:rPr>
               <w:t>Deliverable(s)</w:t>
             </w:r>
@@ -380,30 +362,27 @@
         </w:tc>
         <w:tc>
           <w:tcPr>
-            <w:tcW w:type="dxa" w:w="4855"/>
-            <w:tcBorders>
-              <w:top w:val="single" w:color="929292" w:sz="4" w:space="0" w:shadow="0" w:frame="0"/>
-              <w:left w:val="single" w:color="929292" w:sz="4" w:space="0" w:shadow="0" w:frame="0"/>
-              <w:bottom w:val="single" w:color="929292" w:sz="4" w:space="0" w:shadow="0" w:frame="0"/>
-              <w:right w:val="single" w:color="929292" w:sz="4" w:space="0" w:shadow="0" w:frame="0"/>
-            </w:tcBorders>
-            <w:shd w:val="clear" w:color="auto" w:fill="auto"/>
-            <w:tcMar>
-              <w:top w:type="dxa" w:w="80"/>
-              <w:left w:type="dxa" w:w="80"/>
-              <w:bottom w:type="dxa" w:w="80"/>
-              <w:right w:type="dxa" w:w="80"/>
-            </w:tcMar>
-            <w:vAlign w:val="top"/>
+            <w:tcW w:w="4855" w:type="dxa"/>
+            <w:tcBorders>
+              <w:top w:val="single" w:sz="4" w:space="0" w:color="929292"/>
+              <w:left w:val="single" w:sz="4" w:space="0" w:color="929292"/>
+              <w:bottom w:val="single" w:sz="4" w:space="0" w:color="929292"/>
+              <w:right w:val="single" w:sz="4" w:space="0" w:color="929292"/>
+            </w:tcBorders>
+            <w:tcMar>
+              <w:top w:w="80" w:type="dxa"/>
+              <w:left w:w="80" w:type="dxa"/>
+              <w:bottom w:w="80" w:type="dxa"/>
+              <w:right w:w="80" w:type="dxa"/>
+            </w:tcMar>
           </w:tcPr>
           <w:p>
             <w:pPr>
-              <w:pStyle w:val="Table Style 2"/>
+              <w:pStyle w:val="TableStyle2"/>
             </w:pPr>
             <w:r>
               <w:rPr>
-                <w:rFonts w:ascii="Zain Regular" w:cs="Arial Unicode MS" w:hAnsi="Zain Regular" w:eastAsia="Arial Unicode MS"/>
-                <w:rtl w:val="0"/>
+                <w:rFonts w:eastAsia="Arial Unicode MS" w:cs="Arial Unicode MS"/>
               </w:rPr>
               <w:t>CRC Cards, Class Diagrams, Object Diagrams</w:t>
             </w:r>
@@ -415,35 +394,35 @@
           <w:shd w:val="clear" w:color="auto" w:fill="auto"/>
         </w:tblPrEx>
         <w:trPr>
-          <w:trHeight w:val="410" w:hRule="atLeast"/>
+          <w:trHeight w:val="410"/>
+          <w:jc w:val="right"/>
         </w:trPr>
         <w:tc>
           <w:tcPr>
-            <w:tcW w:type="dxa" w:w="4494"/>
+            <w:tcW w:w="4494" w:type="dxa"/>
             <w:gridSpan w:val="3"/>
             <w:tcBorders>
-              <w:top w:val="single" w:color="929292" w:sz="4" w:space="0" w:shadow="0" w:frame="0"/>
-              <w:left w:val="single" w:color="929292" w:sz="4" w:space="0" w:shadow="0" w:frame="0"/>
-              <w:bottom w:val="single" w:color="929292" w:sz="4" w:space="0" w:shadow="0" w:frame="0"/>
-              <w:right w:val="single" w:color="929292" w:sz="4" w:space="0" w:shadow="0" w:frame="0"/>
-            </w:tcBorders>
-            <w:shd w:val="clear" w:color="auto" w:fill="f7f7f6"/>
-            <w:tcMar>
-              <w:top w:type="dxa" w:w="80"/>
-              <w:left w:type="dxa" w:w="80"/>
-              <w:bottom w:type="dxa" w:w="80"/>
-              <w:right w:type="dxa" w:w="80"/>
+              <w:top w:val="single" w:sz="4" w:space="0" w:color="929292"/>
+              <w:left w:val="single" w:sz="4" w:space="0" w:color="929292"/>
+              <w:bottom w:val="single" w:sz="4" w:space="0" w:color="929292"/>
+              <w:right w:val="single" w:sz="4" w:space="0" w:color="929292"/>
+            </w:tcBorders>
+            <w:shd w:val="clear" w:color="auto" w:fill="F7F7F6"/>
+            <w:tcMar>
+              <w:top w:w="80" w:type="dxa"/>
+              <w:left w:w="80" w:type="dxa"/>
+              <w:bottom w:w="80" w:type="dxa"/>
+              <w:right w:w="80" w:type="dxa"/>
             </w:tcMar>
             <w:vAlign w:val="center"/>
           </w:tcPr>
           <w:p>
             <w:pPr>
-              <w:pStyle w:val="Table Style 2"/>
+              <w:pStyle w:val="TableStyle2"/>
             </w:pPr>
             <w:r>
               <w:rPr>
-                <w:rFonts w:ascii="Zain Regular" w:cs="Arial Unicode MS" w:hAnsi="Zain Regular" w:eastAsia="Arial Unicode MS"/>
-                <w:rtl w:val="0"/>
+                <w:rFonts w:eastAsia="Arial Unicode MS" w:cs="Arial Unicode MS"/>
               </w:rPr>
               <w:t>Completion status</w:t>
             </w:r>
@@ -451,30 +430,28 @@
         </w:tc>
         <w:tc>
           <w:tcPr>
-            <w:tcW w:type="dxa" w:w="4855"/>
-            <w:tcBorders>
-              <w:top w:val="single" w:color="929292" w:sz="4" w:space="0" w:shadow="0" w:frame="0"/>
-              <w:left w:val="single" w:color="929292" w:sz="4" w:space="0" w:shadow="0" w:frame="0"/>
-              <w:bottom w:val="single" w:color="929292" w:sz="4" w:space="0" w:shadow="0" w:frame="0"/>
-              <w:right w:val="single" w:color="929292" w:sz="4" w:space="0" w:shadow="0" w:frame="0"/>
-            </w:tcBorders>
-            <w:shd w:val="clear" w:color="auto" w:fill="f7f7f6"/>
-            <w:tcMar>
-              <w:top w:type="dxa" w:w="80"/>
-              <w:left w:type="dxa" w:w="80"/>
-              <w:bottom w:type="dxa" w:w="80"/>
-              <w:right w:type="dxa" w:w="80"/>
-            </w:tcMar>
-            <w:vAlign w:val="top"/>
+            <w:tcW w:w="4855" w:type="dxa"/>
+            <w:tcBorders>
+              <w:top w:val="single" w:sz="4" w:space="0" w:color="929292"/>
+              <w:left w:val="single" w:sz="4" w:space="0" w:color="929292"/>
+              <w:bottom w:val="single" w:sz="4" w:space="0" w:color="929292"/>
+              <w:right w:val="single" w:sz="4" w:space="0" w:color="929292"/>
+            </w:tcBorders>
+            <w:shd w:val="clear" w:color="auto" w:fill="F7F7F6"/>
+            <w:tcMar>
+              <w:top w:w="80" w:type="dxa"/>
+              <w:left w:w="80" w:type="dxa"/>
+              <w:bottom w:w="80" w:type="dxa"/>
+              <w:right w:w="80" w:type="dxa"/>
+            </w:tcMar>
           </w:tcPr>
           <w:p>
             <w:pPr>
-              <w:pStyle w:val="Table Style 2"/>
+              <w:pStyle w:val="TableStyle2"/>
             </w:pPr>
             <w:r>
               <w:rPr>
-                <w:rFonts w:ascii="Zain Regular" w:cs="Arial Unicode MS" w:hAnsi="Zain Regular" w:eastAsia="Arial Unicode MS"/>
-                <w:rtl w:val="0"/>
+                <w:rFonts w:eastAsia="Arial Unicode MS" w:cs="Arial Unicode MS"/>
               </w:rPr>
               <w:t>Open</w:t>
             </w:r>
@@ -486,35 +463,34 @@
           <w:shd w:val="clear" w:color="auto" w:fill="auto"/>
         </w:tblPrEx>
         <w:trPr>
-          <w:trHeight w:val="410" w:hRule="atLeast"/>
+          <w:trHeight w:val="410"/>
+          <w:jc w:val="right"/>
         </w:trPr>
         <w:tc>
           <w:tcPr>
-            <w:tcW w:type="dxa" w:w="4494"/>
+            <w:tcW w:w="4494" w:type="dxa"/>
             <w:gridSpan w:val="3"/>
             <w:tcBorders>
-              <w:top w:val="single" w:color="929292" w:sz="4" w:space="0" w:shadow="0" w:frame="0"/>
-              <w:left w:val="single" w:color="929292" w:sz="4" w:space="0" w:shadow="0" w:frame="0"/>
-              <w:bottom w:val="single" w:color="929292" w:sz="4" w:space="0" w:shadow="0" w:frame="0"/>
-              <w:right w:val="single" w:color="929292" w:sz="4" w:space="0" w:shadow="0" w:frame="0"/>
-            </w:tcBorders>
-            <w:shd w:val="clear" w:color="auto" w:fill="auto"/>
-            <w:tcMar>
-              <w:top w:type="dxa" w:w="80"/>
-              <w:left w:type="dxa" w:w="80"/>
-              <w:bottom w:type="dxa" w:w="80"/>
-              <w:right w:type="dxa" w:w="80"/>
+              <w:top w:val="single" w:sz="4" w:space="0" w:color="929292"/>
+              <w:left w:val="single" w:sz="4" w:space="0" w:color="929292"/>
+              <w:bottom w:val="single" w:sz="4" w:space="0" w:color="929292"/>
+              <w:right w:val="single" w:sz="4" w:space="0" w:color="929292"/>
+            </w:tcBorders>
+            <w:tcMar>
+              <w:top w:w="80" w:type="dxa"/>
+              <w:left w:w="80" w:type="dxa"/>
+              <w:bottom w:w="80" w:type="dxa"/>
+              <w:right w:w="80" w:type="dxa"/>
             </w:tcMar>
             <w:vAlign w:val="center"/>
           </w:tcPr>
           <w:p>
             <w:pPr>
-              <w:pStyle w:val="Table Style 2"/>
+              <w:pStyle w:val="TableStyle2"/>
             </w:pPr>
             <w:r>
               <w:rPr>
-                <w:rFonts w:ascii="Zain Regular" w:cs="Arial Unicode MS" w:hAnsi="Zain Regular" w:eastAsia="Arial Unicode MS"/>
-                <w:rtl w:val="0"/>
+                <w:rFonts w:eastAsia="Arial Unicode MS" w:cs="Arial Unicode MS"/>
               </w:rPr>
               <w:t>Priority*</w:t>
             </w:r>
@@ -522,30 +498,27 @@
         </w:tc>
         <w:tc>
           <w:tcPr>
-            <w:tcW w:type="dxa" w:w="4855"/>
-            <w:tcBorders>
-              <w:top w:val="single" w:color="929292" w:sz="4" w:space="0" w:shadow="0" w:frame="0"/>
-              <w:left w:val="single" w:color="929292" w:sz="4" w:space="0" w:shadow="0" w:frame="0"/>
-              <w:bottom w:val="single" w:color="929292" w:sz="4" w:space="0" w:shadow="0" w:frame="0"/>
-              <w:right w:val="single" w:color="929292" w:sz="4" w:space="0" w:shadow="0" w:frame="0"/>
-            </w:tcBorders>
-            <w:shd w:val="clear" w:color="auto" w:fill="auto"/>
-            <w:tcMar>
-              <w:top w:type="dxa" w:w="80"/>
-              <w:left w:type="dxa" w:w="80"/>
-              <w:bottom w:type="dxa" w:w="80"/>
-              <w:right w:type="dxa" w:w="80"/>
-            </w:tcMar>
-            <w:vAlign w:val="top"/>
+            <w:tcW w:w="4855" w:type="dxa"/>
+            <w:tcBorders>
+              <w:top w:val="single" w:sz="4" w:space="0" w:color="929292"/>
+              <w:left w:val="single" w:sz="4" w:space="0" w:color="929292"/>
+              <w:bottom w:val="single" w:sz="4" w:space="0" w:color="929292"/>
+              <w:right w:val="single" w:sz="4" w:space="0" w:color="929292"/>
+            </w:tcBorders>
+            <w:tcMar>
+              <w:top w:w="80" w:type="dxa"/>
+              <w:left w:w="80" w:type="dxa"/>
+              <w:bottom w:w="80" w:type="dxa"/>
+              <w:right w:w="80" w:type="dxa"/>
+            </w:tcMar>
           </w:tcPr>
           <w:p>
             <w:pPr>
-              <w:pStyle w:val="Table Style 2"/>
+              <w:pStyle w:val="TableStyle2"/>
             </w:pPr>
             <w:r>
               <w:rPr>
-                <w:rFonts w:ascii="Zain Regular" w:cs="Arial Unicode MS" w:hAnsi="Zain Regular" w:eastAsia="Arial Unicode MS"/>
-                <w:rtl w:val="0"/>
+                <w:rFonts w:eastAsia="Arial Unicode MS" w:cs="Arial Unicode MS"/>
               </w:rPr>
               <w:t>High</w:t>
             </w:r>
@@ -557,35 +530,35 @@
           <w:shd w:val="clear" w:color="auto" w:fill="auto"/>
         </w:tblPrEx>
         <w:trPr>
-          <w:trHeight w:val="410" w:hRule="atLeast"/>
+          <w:trHeight w:val="410"/>
+          <w:jc w:val="right"/>
         </w:trPr>
         <w:tc>
           <w:tcPr>
-            <w:tcW w:type="dxa" w:w="4494"/>
+            <w:tcW w:w="4494" w:type="dxa"/>
             <w:gridSpan w:val="3"/>
             <w:tcBorders>
-              <w:top w:val="single" w:color="929292" w:sz="4" w:space="0" w:shadow="0" w:frame="0"/>
-              <w:left w:val="single" w:color="929292" w:sz="4" w:space="0" w:shadow="0" w:frame="0"/>
-              <w:bottom w:val="single" w:color="929292" w:sz="4" w:space="0" w:shadow="0" w:frame="0"/>
-              <w:right w:val="single" w:color="929292" w:sz="4" w:space="0" w:shadow="0" w:frame="0"/>
-            </w:tcBorders>
-            <w:shd w:val="clear" w:color="auto" w:fill="f7f7f6"/>
-            <w:tcMar>
-              <w:top w:type="dxa" w:w="80"/>
-              <w:left w:type="dxa" w:w="80"/>
-              <w:bottom w:type="dxa" w:w="80"/>
-              <w:right w:type="dxa" w:w="80"/>
+              <w:top w:val="single" w:sz="4" w:space="0" w:color="929292"/>
+              <w:left w:val="single" w:sz="4" w:space="0" w:color="929292"/>
+              <w:bottom w:val="single" w:sz="4" w:space="0" w:color="929292"/>
+              <w:right w:val="single" w:sz="4" w:space="0" w:color="929292"/>
+            </w:tcBorders>
+            <w:shd w:val="clear" w:color="auto" w:fill="F7F7F6"/>
+            <w:tcMar>
+              <w:top w:w="80" w:type="dxa"/>
+              <w:left w:w="80" w:type="dxa"/>
+              <w:bottom w:w="80" w:type="dxa"/>
+              <w:right w:w="80" w:type="dxa"/>
             </w:tcMar>
             <w:vAlign w:val="center"/>
           </w:tcPr>
           <w:p>
             <w:pPr>
-              <w:pStyle w:val="Table Style 2"/>
+              <w:pStyle w:val="TableStyle2"/>
             </w:pPr>
             <w:r>
               <w:rPr>
-                <w:rFonts w:ascii="Zain Regular" w:cs="Arial Unicode MS" w:hAnsi="Zain Regular" w:eastAsia="Arial Unicode MS"/>
-                <w:rtl w:val="0"/>
+                <w:rFonts w:eastAsia="Arial Unicode MS" w:cs="Arial Unicode MS"/>
               </w:rPr>
               <w:t>Resources that are needed</w:t>
             </w:r>
@@ -593,46 +566,30 @@
         </w:tc>
         <w:tc>
           <w:tcPr>
-            <w:tcW w:type="dxa" w:w="4855"/>
-            <w:tcBorders>
-              <w:top w:val="single" w:color="929292" w:sz="4" w:space="0" w:shadow="0" w:frame="0"/>
-              <w:left w:val="single" w:color="929292" w:sz="4" w:space="0" w:shadow="0" w:frame="0"/>
-              <w:bottom w:val="single" w:color="929292" w:sz="4" w:space="0" w:shadow="0" w:frame="0"/>
-              <w:right w:val="single" w:color="929292" w:sz="4" w:space="0" w:shadow="0" w:frame="0"/>
-            </w:tcBorders>
-            <w:shd w:val="clear" w:color="auto" w:fill="f7f7f6"/>
-            <w:tcMar>
-              <w:top w:type="dxa" w:w="80"/>
-              <w:left w:type="dxa" w:w="80"/>
-              <w:bottom w:type="dxa" w:w="80"/>
-              <w:right w:type="dxa" w:w="80"/>
-            </w:tcMar>
-            <w:vAlign w:val="top"/>
+            <w:tcW w:w="4855" w:type="dxa"/>
+            <w:tcBorders>
+              <w:top w:val="single" w:sz="4" w:space="0" w:color="929292"/>
+              <w:left w:val="single" w:sz="4" w:space="0" w:color="929292"/>
+              <w:bottom w:val="single" w:sz="4" w:space="0" w:color="929292"/>
+              <w:right w:val="single" w:sz="4" w:space="0" w:color="929292"/>
+            </w:tcBorders>
+            <w:shd w:val="clear" w:color="auto" w:fill="F7F7F6"/>
+            <w:tcMar>
+              <w:top w:w="80" w:type="dxa"/>
+              <w:left w:w="80" w:type="dxa"/>
+              <w:bottom w:w="80" w:type="dxa"/>
+              <w:right w:w="80" w:type="dxa"/>
+            </w:tcMar>
           </w:tcPr>
           <w:p>
             <w:pPr>
-              <w:pStyle w:val="Table Style 2"/>
+              <w:pStyle w:val="TableStyle2"/>
             </w:pPr>
             <w:r>
               <w:rPr>
-                <w:rFonts w:ascii="Zain Regular" w:cs="Arial Unicode MS" w:hAnsi="Zain Regular" w:eastAsia="Arial Unicode MS"/>
-                <w:rtl w:val="0"/>
+                <w:rFonts w:eastAsia="Arial Unicode MS" w:cs="Arial Unicode MS"/>
               </w:rPr>
-              <w:t>Drawio, MS Word, AI, Teacher</w:t>
-            </w:r>
-            <w:r>
-              <w:rPr>
-                <w:rFonts w:ascii="Zain Regular" w:cs="Arial Unicode MS" w:hAnsi="Zain Regular" w:eastAsia="Arial Unicode MS" w:hint="default"/>
-                <w:rtl w:val="0"/>
-              </w:rPr>
-              <w:t>’</w:t>
-            </w:r>
-            <w:r>
-              <w:rPr>
-                <w:rFonts w:ascii="Zain Regular" w:cs="Arial Unicode MS" w:hAnsi="Zain Regular" w:eastAsia="Arial Unicode MS"/>
-                <w:rtl w:val="0"/>
-              </w:rPr>
-              <w:t>s notes</w:t>
+              <w:t>Drawio, MS Word, AI, Teacher’s notes</w:t>
             </w:r>
           </w:p>
         </w:tc>
@@ -642,34 +599,33 @@
           <w:shd w:val="clear" w:color="auto" w:fill="auto"/>
         </w:tblPrEx>
         <w:trPr>
-          <w:trHeight w:val="410" w:hRule="atLeast"/>
+          <w:trHeight w:val="410"/>
+          <w:jc w:val="right"/>
         </w:trPr>
         <w:tc>
           <w:tcPr>
-            <w:tcW w:type="dxa" w:w="2055"/>
-            <w:tcBorders>
-              <w:top w:val="single" w:color="929292" w:sz="4" w:space="0" w:shadow="0" w:frame="0"/>
-              <w:left w:val="single" w:color="929292" w:sz="4" w:space="0" w:shadow="0" w:frame="0"/>
-              <w:bottom w:val="single" w:color="929292" w:sz="4" w:space="0" w:shadow="0" w:frame="0"/>
-              <w:right w:val="single" w:color="929292" w:sz="4" w:space="0" w:shadow="0" w:frame="0"/>
-            </w:tcBorders>
-            <w:shd w:val="clear" w:color="auto" w:fill="auto"/>
-            <w:tcMar>
-              <w:top w:type="dxa" w:w="80"/>
-              <w:left w:type="dxa" w:w="80"/>
-              <w:bottom w:type="dxa" w:w="80"/>
-              <w:right w:type="dxa" w:w="80"/>
+            <w:tcW w:w="2055" w:type="dxa"/>
+            <w:tcBorders>
+              <w:top w:val="single" w:sz="4" w:space="0" w:color="929292"/>
+              <w:left w:val="single" w:sz="4" w:space="0" w:color="929292"/>
+              <w:bottom w:val="single" w:sz="4" w:space="0" w:color="929292"/>
+              <w:right w:val="single" w:sz="4" w:space="0" w:color="929292"/>
+            </w:tcBorders>
+            <w:tcMar>
+              <w:top w:w="80" w:type="dxa"/>
+              <w:left w:w="80" w:type="dxa"/>
+              <w:bottom w:w="80" w:type="dxa"/>
+              <w:right w:w="80" w:type="dxa"/>
             </w:tcMar>
             <w:vAlign w:val="center"/>
           </w:tcPr>
           <w:p>
             <w:pPr>
-              <w:pStyle w:val="Table Style 2"/>
+              <w:pStyle w:val="TableStyle2"/>
             </w:pPr>
             <w:r>
               <w:rPr>
-                <w:rFonts w:ascii="Zain Regular" w:cs="Arial Unicode MS" w:hAnsi="Zain Regular" w:eastAsia="Arial Unicode MS"/>
-                <w:rtl w:val="0"/>
+                <w:rFonts w:eastAsia="Arial Unicode MS" w:cs="Arial Unicode MS"/>
               </w:rPr>
               <w:t>Estimated time</w:t>
             </w:r>
@@ -677,62 +633,55 @@
         </w:tc>
         <w:tc>
           <w:tcPr>
-            <w:tcW w:type="dxa" w:w="796"/>
-            <w:tcBorders>
-              <w:top w:val="single" w:color="929292" w:sz="4" w:space="0" w:shadow="0" w:frame="0"/>
-              <w:left w:val="single" w:color="929292" w:sz="4" w:space="0" w:shadow="0" w:frame="0"/>
-              <w:bottom w:val="single" w:color="929292" w:sz="4" w:space="0" w:shadow="0" w:frame="0"/>
+            <w:tcW w:w="796" w:type="dxa"/>
+            <w:tcBorders>
+              <w:top w:val="single" w:sz="4" w:space="0" w:color="929292"/>
+              <w:left w:val="single" w:sz="4" w:space="0" w:color="929292"/>
+              <w:bottom w:val="single" w:sz="4" w:space="0" w:color="929292"/>
               <w:right w:val="nil"/>
             </w:tcBorders>
-            <w:shd w:val="clear" w:color="auto" w:fill="auto"/>
-            <w:tcMar>
-              <w:top w:type="dxa" w:w="80"/>
-              <w:left w:type="dxa" w:w="80"/>
-              <w:bottom w:type="dxa" w:w="80"/>
-              <w:right w:type="dxa" w:w="80"/>
+            <w:tcMar>
+              <w:top w:w="80" w:type="dxa"/>
+              <w:left w:w="80" w:type="dxa"/>
+              <w:bottom w:w="80" w:type="dxa"/>
+              <w:right w:w="80" w:type="dxa"/>
             </w:tcMar>
             <w:vAlign w:val="center"/>
           </w:tcPr>
           <w:p>
             <w:pPr>
-              <w:pStyle w:val="Table Style 2"/>
+              <w:pStyle w:val="TableStyle2"/>
               <w:jc w:val="center"/>
             </w:pPr>
             <w:r>
+              <w:t xml:space="preserve">Unit: </w:t>
+            </w:r>
+          </w:p>
+        </w:tc>
+        <w:tc>
+          <w:tcPr>
+            <w:tcW w:w="1642" w:type="dxa"/>
+            <w:tcBorders>
+              <w:top w:val="single" w:sz="4" w:space="0" w:color="929292"/>
+              <w:left w:val="nil"/>
+              <w:bottom w:val="single" w:sz="4" w:space="0" w:color="929292"/>
+              <w:right w:val="single" w:sz="4" w:space="0" w:color="929292"/>
+            </w:tcBorders>
+            <w:tcMar>
+              <w:top w:w="80" w:type="dxa"/>
+              <w:left w:w="80" w:type="dxa"/>
+              <w:bottom w:w="80" w:type="dxa"/>
+              <w:right w:w="80" w:type="dxa"/>
+            </w:tcMar>
+            <w:vAlign w:val="center"/>
+          </w:tcPr>
+          <w:p>
+            <w:pPr>
+              <w:pStyle w:val="TableStyle2"/>
+            </w:pPr>
+            <w:r>
               <w:rPr>
-                <w:rFonts w:ascii="Zain Regular" w:hAnsi="Zain Regular"/>
-                <w:rtl w:val="0"/>
-              </w:rPr>
-              <w:t xml:space="preserve">Unit: </w:t>
-            </w:r>
-          </w:p>
-        </w:tc>
-        <w:tc>
-          <w:tcPr>
-            <w:tcW w:type="dxa" w:w="1642"/>
-            <w:tcBorders>
-              <w:top w:val="single" w:color="929292" w:sz="4" w:space="0" w:shadow="0" w:frame="0"/>
-              <w:left w:val="nil"/>
-              <w:bottom w:val="single" w:color="929292" w:sz="4" w:space="0" w:shadow="0" w:frame="0"/>
-              <w:right w:val="single" w:color="929292" w:sz="4" w:space="0" w:shadow="0" w:frame="0"/>
-            </w:tcBorders>
-            <w:shd w:val="clear" w:color="auto" w:fill="auto"/>
-            <w:tcMar>
-              <w:top w:type="dxa" w:w="80"/>
-              <w:left w:type="dxa" w:w="80"/>
-              <w:bottom w:type="dxa" w:w="80"/>
-              <w:right w:type="dxa" w:w="80"/>
-            </w:tcMar>
-            <w:vAlign w:val="center"/>
-          </w:tcPr>
-          <w:p>
-            <w:pPr>
-              <w:pStyle w:val="Table Style 2"/>
-            </w:pPr>
-            <w:r>
-              <w:rPr>
-                <w:rFonts w:ascii="Zain Regular" w:cs="Arial Unicode MS" w:hAnsi="Zain Regular" w:eastAsia="Arial Unicode MS"/>
-                <w:rtl w:val="0"/>
+                <w:rFonts w:eastAsia="Arial Unicode MS" w:cs="Arial Unicode MS"/>
               </w:rPr>
               <w:t>Day</w:t>
             </w:r>
@@ -740,30 +689,28 @@
         </w:tc>
         <w:tc>
           <w:tcPr>
-            <w:tcW w:type="dxa" w:w="4855"/>
-            <w:tcBorders>
-              <w:top w:val="single" w:color="929292" w:sz="4" w:space="0" w:shadow="0" w:frame="0"/>
-              <w:left w:val="single" w:color="929292" w:sz="4" w:space="0" w:shadow="0" w:frame="0"/>
-              <w:bottom w:val="single" w:color="929292" w:sz="4" w:space="0" w:shadow="0" w:frame="0"/>
-              <w:right w:val="single" w:color="929292" w:sz="4" w:space="0" w:shadow="0" w:frame="0"/>
-            </w:tcBorders>
-            <w:shd w:val="clear" w:color="auto" w:fill="auto"/>
-            <w:tcMar>
-              <w:top w:type="dxa" w:w="80"/>
-              <w:left w:type="dxa" w:w="80"/>
-              <w:bottom w:type="dxa" w:w="80"/>
-              <w:right w:type="dxa" w:w="80"/>
+            <w:tcW w:w="4855" w:type="dxa"/>
+            <w:tcBorders>
+              <w:top w:val="single" w:sz="4" w:space="0" w:color="929292"/>
+              <w:left w:val="single" w:sz="4" w:space="0" w:color="929292"/>
+              <w:bottom w:val="single" w:sz="4" w:space="0" w:color="929292"/>
+              <w:right w:val="single" w:sz="4" w:space="0" w:color="929292"/>
+            </w:tcBorders>
+            <w:tcMar>
+              <w:top w:w="80" w:type="dxa"/>
+              <w:left w:w="80" w:type="dxa"/>
+              <w:bottom w:w="80" w:type="dxa"/>
+              <w:right w:w="80" w:type="dxa"/>
             </w:tcMar>
             <w:vAlign w:val="center"/>
           </w:tcPr>
           <w:p>
             <w:pPr>
-              <w:pStyle w:val="Table Style 2"/>
+              <w:pStyle w:val="TableStyle2"/>
             </w:pPr>
             <w:r>
               <w:rPr>
-                <w:rFonts w:ascii="Zain Regular" w:cs="Arial Unicode MS" w:hAnsi="Zain Regular" w:eastAsia="Arial Unicode MS"/>
-                <w:rtl w:val="0"/>
+                <w:rFonts w:eastAsia="Arial Unicode MS" w:cs="Arial Unicode MS"/>
               </w:rPr>
               <w:t>4.2</w:t>
             </w:r>
@@ -775,35 +722,35 @@
           <w:shd w:val="clear" w:color="auto" w:fill="auto"/>
         </w:tblPrEx>
         <w:trPr>
-          <w:trHeight w:val="410" w:hRule="atLeast"/>
+          <w:trHeight w:val="410"/>
+          <w:jc w:val="right"/>
         </w:trPr>
         <w:tc>
           <w:tcPr>
-            <w:tcW w:type="dxa" w:w="4494"/>
+            <w:tcW w:w="4494" w:type="dxa"/>
             <w:gridSpan w:val="3"/>
             <w:tcBorders>
-              <w:top w:val="single" w:color="929292" w:sz="4" w:space="0" w:shadow="0" w:frame="0"/>
-              <w:left w:val="single" w:color="929292" w:sz="4" w:space="0" w:shadow="0" w:frame="0"/>
-              <w:bottom w:val="single" w:color="929292" w:sz="4" w:space="0" w:shadow="0" w:frame="0"/>
-              <w:right w:val="single" w:color="929292" w:sz="4" w:space="0" w:shadow="0" w:frame="0"/>
-            </w:tcBorders>
-            <w:shd w:val="clear" w:color="auto" w:fill="f7f7f6"/>
-            <w:tcMar>
-              <w:top w:type="dxa" w:w="80"/>
-              <w:left w:type="dxa" w:w="80"/>
-              <w:bottom w:type="dxa" w:w="80"/>
-              <w:right w:type="dxa" w:w="80"/>
+              <w:top w:val="single" w:sz="4" w:space="0" w:color="929292"/>
+              <w:left w:val="single" w:sz="4" w:space="0" w:color="929292"/>
+              <w:bottom w:val="single" w:sz="4" w:space="0" w:color="929292"/>
+              <w:right w:val="single" w:sz="4" w:space="0" w:color="929292"/>
+            </w:tcBorders>
+            <w:shd w:val="clear" w:color="auto" w:fill="F7F7F6"/>
+            <w:tcMar>
+              <w:top w:w="80" w:type="dxa"/>
+              <w:left w:w="80" w:type="dxa"/>
+              <w:bottom w:w="80" w:type="dxa"/>
+              <w:right w:w="80" w:type="dxa"/>
             </w:tcMar>
             <w:vAlign w:val="center"/>
           </w:tcPr>
           <w:p>
             <w:pPr>
-              <w:pStyle w:val="Table Style 2"/>
+              <w:pStyle w:val="TableStyle2"/>
             </w:pPr>
             <w:r>
               <w:rPr>
-                <w:rFonts w:ascii="Zain Regular" w:cs="Arial Unicode MS" w:hAnsi="Zain Regular" w:eastAsia="Arial Unicode MS"/>
-                <w:rtl w:val="0"/>
+                <w:rFonts w:eastAsia="Arial Unicode MS" w:cs="Arial Unicode MS"/>
               </w:rPr>
               <w:t>Actual time</w:t>
             </w:r>
@@ -811,23 +758,26 @@
         </w:tc>
         <w:tc>
           <w:tcPr>
-            <w:tcW w:type="dxa" w:w="4855"/>
-            <w:tcBorders>
-              <w:top w:val="single" w:color="929292" w:sz="4" w:space="0" w:shadow="0" w:frame="0"/>
-              <w:left w:val="single" w:color="929292" w:sz="4" w:space="0" w:shadow="0" w:frame="0"/>
-              <w:bottom w:val="single" w:color="929292" w:sz="4" w:space="0" w:shadow="0" w:frame="0"/>
-              <w:right w:val="single" w:color="929292" w:sz="4" w:space="0" w:shadow="0" w:frame="0"/>
-            </w:tcBorders>
-            <w:shd w:val="clear" w:color="auto" w:fill="f7f7f6"/>
-            <w:tcMar>
-              <w:top w:type="dxa" w:w="80"/>
-              <w:left w:type="dxa" w:w="80"/>
-              <w:bottom w:type="dxa" w:w="80"/>
-              <w:right w:type="dxa" w:w="80"/>
-            </w:tcMar>
-            <w:vAlign w:val="top"/>
-          </w:tcPr>
-          <w:p/>
+            <w:tcW w:w="4855" w:type="dxa"/>
+            <w:tcBorders>
+              <w:top w:val="single" w:sz="4" w:space="0" w:color="929292"/>
+              <w:left w:val="single" w:sz="4" w:space="0" w:color="929292"/>
+              <w:bottom w:val="single" w:sz="4" w:space="0" w:color="929292"/>
+              <w:right w:val="single" w:sz="4" w:space="0" w:color="929292"/>
+            </w:tcBorders>
+            <w:shd w:val="clear" w:color="auto" w:fill="F7F7F6"/>
+            <w:tcMar>
+              <w:top w:w="80" w:type="dxa"/>
+              <w:left w:w="80" w:type="dxa"/>
+              <w:bottom w:w="80" w:type="dxa"/>
+              <w:right w:w="80" w:type="dxa"/>
+            </w:tcMar>
+          </w:tcPr>
+          <w:p>
+            <w:r>
+              <w:t>230 min until now</w:t>
+            </w:r>
+          </w:p>
         </w:tc>
       </w:tr>
       <w:tr>
@@ -835,35 +785,34 @@
           <w:shd w:val="clear" w:color="auto" w:fill="auto"/>
         </w:tblPrEx>
         <w:trPr>
-          <w:trHeight w:val="410" w:hRule="atLeast"/>
+          <w:trHeight w:val="410"/>
+          <w:jc w:val="right"/>
         </w:trPr>
         <w:tc>
           <w:tcPr>
-            <w:tcW w:type="dxa" w:w="4494"/>
+            <w:tcW w:w="4494" w:type="dxa"/>
             <w:gridSpan w:val="3"/>
             <w:tcBorders>
-              <w:top w:val="single" w:color="929292" w:sz="4" w:space="0" w:shadow="0" w:frame="0"/>
-              <w:left w:val="single" w:color="929292" w:sz="4" w:space="0" w:shadow="0" w:frame="0"/>
-              <w:bottom w:val="single" w:color="929292" w:sz="4" w:space="0" w:shadow="0" w:frame="0"/>
-              <w:right w:val="single" w:color="929292" w:sz="4" w:space="0" w:shadow="0" w:frame="0"/>
-            </w:tcBorders>
-            <w:shd w:val="clear" w:color="auto" w:fill="auto"/>
-            <w:tcMar>
-              <w:top w:type="dxa" w:w="80"/>
-              <w:left w:type="dxa" w:w="80"/>
-              <w:bottom w:type="dxa" w:w="80"/>
-              <w:right w:type="dxa" w:w="80"/>
+              <w:top w:val="single" w:sz="4" w:space="0" w:color="929292"/>
+              <w:left w:val="single" w:sz="4" w:space="0" w:color="929292"/>
+              <w:bottom w:val="single" w:sz="4" w:space="0" w:color="929292"/>
+              <w:right w:val="single" w:sz="4" w:space="0" w:color="929292"/>
+            </w:tcBorders>
+            <w:tcMar>
+              <w:top w:w="80" w:type="dxa"/>
+              <w:left w:w="80" w:type="dxa"/>
+              <w:bottom w:w="80" w:type="dxa"/>
+              <w:right w:w="80" w:type="dxa"/>
             </w:tcMar>
             <w:vAlign w:val="center"/>
           </w:tcPr>
           <w:p>
             <w:pPr>
-              <w:pStyle w:val="Table Style 2"/>
+              <w:pStyle w:val="TableStyle2"/>
             </w:pPr>
             <w:r>
               <w:rPr>
-                <w:rFonts w:ascii="Zain Regular" w:cs="Arial Unicode MS" w:hAnsi="Zain Regular" w:eastAsia="Arial Unicode MS"/>
-                <w:rtl w:val="0"/>
+                <w:rFonts w:eastAsia="Arial Unicode MS" w:cs="Arial Unicode MS"/>
               </w:rPr>
               <w:t>Related WBS number</w:t>
             </w:r>
@@ -871,30 +820,27 @@
         </w:tc>
         <w:tc>
           <w:tcPr>
-            <w:tcW w:type="dxa" w:w="4855"/>
-            <w:tcBorders>
-              <w:top w:val="single" w:color="929292" w:sz="4" w:space="0" w:shadow="0" w:frame="0"/>
-              <w:left w:val="single" w:color="929292" w:sz="4" w:space="0" w:shadow="0" w:frame="0"/>
-              <w:bottom w:val="single" w:color="929292" w:sz="4" w:space="0" w:shadow="0" w:frame="0"/>
-              <w:right w:val="single" w:color="929292" w:sz="4" w:space="0" w:shadow="0" w:frame="0"/>
-            </w:tcBorders>
-            <w:shd w:val="clear" w:color="auto" w:fill="auto"/>
-            <w:tcMar>
-              <w:top w:type="dxa" w:w="80"/>
-              <w:left w:type="dxa" w:w="80"/>
-              <w:bottom w:type="dxa" w:w="80"/>
-              <w:right w:type="dxa" w:w="80"/>
-            </w:tcMar>
-            <w:vAlign w:val="top"/>
+            <w:tcW w:w="4855" w:type="dxa"/>
+            <w:tcBorders>
+              <w:top w:val="single" w:sz="4" w:space="0" w:color="929292"/>
+              <w:left w:val="single" w:sz="4" w:space="0" w:color="929292"/>
+              <w:bottom w:val="single" w:sz="4" w:space="0" w:color="929292"/>
+              <w:right w:val="single" w:sz="4" w:space="0" w:color="929292"/>
+            </w:tcBorders>
+            <w:tcMar>
+              <w:top w:w="80" w:type="dxa"/>
+              <w:left w:w="80" w:type="dxa"/>
+              <w:bottom w:w="80" w:type="dxa"/>
+              <w:right w:w="80" w:type="dxa"/>
+            </w:tcMar>
           </w:tcPr>
           <w:p>
             <w:pPr>
-              <w:pStyle w:val="Table Style 2"/>
+              <w:pStyle w:val="TableStyle2"/>
             </w:pPr>
             <w:r>
               <w:rPr>
-                <w:rFonts w:ascii="Zain Regular" w:cs="Arial Unicode MS" w:hAnsi="Zain Regular" w:eastAsia="Arial Unicode MS"/>
-                <w:rtl w:val="0"/>
+                <w:rFonts w:eastAsia="Arial Unicode MS" w:cs="Arial Unicode MS"/>
               </w:rPr>
               <w:t>41</w:t>
             </w:r>
@@ -906,35 +852,35 @@
           <w:shd w:val="clear" w:color="auto" w:fill="auto"/>
         </w:tblPrEx>
         <w:trPr>
-          <w:trHeight w:val="410" w:hRule="atLeast"/>
+          <w:trHeight w:val="410"/>
+          <w:jc w:val="right"/>
         </w:trPr>
         <w:tc>
           <w:tcPr>
-            <w:tcW w:type="dxa" w:w="4494"/>
+            <w:tcW w:w="4494" w:type="dxa"/>
             <w:gridSpan w:val="3"/>
             <w:tcBorders>
-              <w:top w:val="single" w:color="929292" w:sz="4" w:space="0" w:shadow="0" w:frame="0"/>
-              <w:left w:val="single" w:color="929292" w:sz="4" w:space="0" w:shadow="0" w:frame="0"/>
-              <w:bottom w:val="single" w:color="929292" w:sz="4" w:space="0" w:shadow="0" w:frame="0"/>
-              <w:right w:val="single" w:color="929292" w:sz="4" w:space="0" w:shadow="0" w:frame="0"/>
-            </w:tcBorders>
-            <w:shd w:val="clear" w:color="auto" w:fill="f7f7f6"/>
-            <w:tcMar>
-              <w:top w:type="dxa" w:w="80"/>
-              <w:left w:type="dxa" w:w="80"/>
-              <w:bottom w:type="dxa" w:w="80"/>
-              <w:right w:type="dxa" w:w="80"/>
+              <w:top w:val="single" w:sz="4" w:space="0" w:color="929292"/>
+              <w:left w:val="single" w:sz="4" w:space="0" w:color="929292"/>
+              <w:bottom w:val="single" w:sz="4" w:space="0" w:color="929292"/>
+              <w:right w:val="single" w:sz="4" w:space="0" w:color="929292"/>
+            </w:tcBorders>
+            <w:shd w:val="clear" w:color="auto" w:fill="F7F7F6"/>
+            <w:tcMar>
+              <w:top w:w="80" w:type="dxa"/>
+              <w:left w:w="80" w:type="dxa"/>
+              <w:bottom w:w="80" w:type="dxa"/>
+              <w:right w:w="80" w:type="dxa"/>
             </w:tcMar>
             <w:vAlign w:val="center"/>
           </w:tcPr>
           <w:p>
             <w:pPr>
-              <w:pStyle w:val="Table Style 2"/>
+              <w:pStyle w:val="TableStyle2"/>
             </w:pPr>
             <w:r>
               <w:rPr>
-                <w:rFonts w:ascii="Zain Regular" w:cs="Arial Unicode MS" w:hAnsi="Zain Regular" w:eastAsia="Arial Unicode MS"/>
-                <w:rtl w:val="0"/>
+                <w:rFonts w:eastAsia="Arial Unicode MS" w:cs="Arial Unicode MS"/>
               </w:rPr>
               <w:t>Branch name</w:t>
             </w:r>
@@ -942,37 +888,26 @@
         </w:tc>
         <w:tc>
           <w:tcPr>
-            <w:tcW w:type="dxa" w:w="4855"/>
-            <w:tcBorders>
-              <w:top w:val="single" w:color="929292" w:sz="4" w:space="0" w:shadow="0" w:frame="0"/>
-              <w:left w:val="single" w:color="929292" w:sz="4" w:space="0" w:shadow="0" w:frame="0"/>
-              <w:bottom w:val="single" w:color="929292" w:sz="4" w:space="0" w:shadow="0" w:frame="0"/>
-              <w:right w:val="single" w:color="929292" w:sz="4" w:space="0" w:shadow="0" w:frame="0"/>
-            </w:tcBorders>
-            <w:shd w:val="clear" w:color="auto" w:fill="f7f7f6"/>
-            <w:tcMar>
-              <w:top w:type="dxa" w:w="80"/>
-              <w:left w:type="dxa" w:w="80"/>
-              <w:bottom w:type="dxa" w:w="80"/>
-              <w:right w:type="dxa" w:w="80"/>
-            </w:tcMar>
-            <w:vAlign w:val="top"/>
+            <w:tcW w:w="4855" w:type="dxa"/>
+            <w:tcBorders>
+              <w:top w:val="single" w:sz="4" w:space="0" w:color="929292"/>
+              <w:left w:val="single" w:sz="4" w:space="0" w:color="929292"/>
+              <w:bottom w:val="single" w:sz="4" w:space="0" w:color="929292"/>
+              <w:right w:val="single" w:sz="4" w:space="0" w:color="929292"/>
+            </w:tcBorders>
+            <w:shd w:val="clear" w:color="auto" w:fill="F7F7F6"/>
+            <w:tcMar>
+              <w:top w:w="80" w:type="dxa"/>
+              <w:left w:w="80" w:type="dxa"/>
+              <w:bottom w:w="80" w:type="dxa"/>
+              <w:right w:w="80" w:type="dxa"/>
+            </w:tcMar>
           </w:tcPr>
           <w:p>
             <w:pPr>
-              <w:pStyle w:val="Table Style 2"/>
-              <w:bidi w:val="0"/>
-              <w:ind w:left="0" w:right="0" w:firstLine="0"/>
-              <w:jc w:val="left"/>
-              <w:rPr>
-                <w:rtl w:val="0"/>
-              </w:rPr>
+              <w:pStyle w:val="TableStyle2"/>
             </w:pPr>
             <w:r>
-              <w:rPr>
-                <w:rFonts w:ascii="Zain Regular" w:hAnsi="Zain Regular"/>
-                <w:rtl w:val="0"/>
-              </w:rPr>
               <w:t>Doc/behavioral-models</w:t>
             </w:r>
           </w:p>
@@ -984,34 +919,30 @@
         <w:pStyle w:val="Heading"/>
         <w:pBdr>
           <w:top w:val="nil"/>
-          <w:left w:val="nil"/>
-          <w:bottom w:val="nil"/>
-          <w:right w:val="nil"/>
         </w:pBdr>
-        <w:bidi w:val="1"/>
-        <w:ind w:left="0" w:right="0" w:firstLine="0"/>
+        <w:bidi/>
         <w:jc w:val="left"/>
         <w:rPr>
-          <w:rtl w:val="1"/>
+          <w:rtl/>
         </w:rPr>
       </w:pPr>
     </w:p>
     <w:p>
       <w:pPr>
         <w:pStyle w:val="Heading"/>
-        <w:bidi w:val="1"/>
+        <w:bidi/>
       </w:pPr>
       <w:r>
         <w:rPr>
-          <w:rFonts w:ascii="Arial Unicode MS" w:cs="Zain Bold" w:hAnsi="Arial Unicode MS" w:eastAsia="Arial Unicode MS" w:hint="cs"/>
-          <w:rtl w:val="1"/>
+          <w:rFonts w:ascii="Arial Unicode MS" w:eastAsia="Arial Unicode MS" w:hAnsi="Arial Unicode MS" w:hint="cs"/>
+          <w:rtl/>
         </w:rPr>
         <w:t>موارد کلی</w:t>
       </w:r>
       <w:r>
         <w:rPr>
-          <w:rFonts w:cs="Arial Unicode MS" w:eastAsia="Arial Unicode MS"/>
-          <w:rtl w:val="1"/>
+          <w:rFonts w:eastAsia="Arial Unicode MS" w:cs="Arial Unicode MS"/>
+          <w:rtl/>
         </w:rPr>
         <w:t>:</w:t>
       </w:r>
@@ -1023,38 +954,35 @@
           <w:ilvl w:val="0"/>
           <w:numId w:val="2"/>
         </w:numPr>
-        <w:bidi w:val="1"/>
-        <w:ind w:right="0"/>
-        <w:jc w:val="both"/>
+        <w:bidi/>
         <w:rPr>
-          <w:rFonts w:ascii="Arial Unicode MS" w:cs="Zain Regular" w:hAnsi="Arial Unicode MS" w:eastAsia="Arial Unicode MS" w:hint="cs"/>
-          <w:rtl w:val="1"/>
+          <w:rFonts w:ascii="Arial Unicode MS" w:hAnsi="Arial Unicode MS" w:cs="Zain Regular"/>
+          <w:rtl/>
         </w:rPr>
       </w:pPr>
       <w:r>
         <w:rPr>
-          <w:rFonts w:ascii="Arial Unicode MS" w:cs="Zain Regular" w:hAnsi="Arial Unicode MS" w:eastAsia="Arial Unicode MS" w:hint="cs"/>
-          <w:rtl w:val="1"/>
+          <w:rFonts w:ascii="Arial Unicode MS" w:hAnsi="Arial Unicode MS" w:cs="Zain Regular" w:hint="cs"/>
+          <w:rtl/>
         </w:rPr>
         <w:t xml:space="preserve">تخمین زمان ها با فرمول </w:t>
       </w:r>
       <w:r>
         <w:rPr>
-          <w:rtl w:val="0"/>
           <w:lang w:val="de-DE"/>
         </w:rPr>
         <w:t xml:space="preserve">PERT </w:t>
       </w:r>
       <w:r>
         <w:rPr>
-          <w:rFonts w:ascii="Arial Unicode MS" w:cs="Zain Regular" w:hAnsi="Arial Unicode MS" w:eastAsia="Arial Unicode MS" w:hint="cs"/>
-          <w:rtl w:val="1"/>
+          <w:rFonts w:ascii="Arial Unicode MS" w:hAnsi="Arial Unicode MS" w:cs="Zain Regular" w:hint="cs"/>
+          <w:rtl/>
         </w:rPr>
         <w:t>انجام میشود</w:t>
       </w:r>
       <w:r>
         <w:rPr>
-          <w:rtl w:val="1"/>
+          <w:rtl/>
         </w:rPr>
         <w:t>.</w:t>
       </w:r>
@@ -1066,85 +994,68 @@
           <w:ilvl w:val="0"/>
           <w:numId w:val="2"/>
         </w:numPr>
-        <w:bidi w:val="1"/>
-        <w:ind w:right="0"/>
+        <w:bidi/>
         <w:jc w:val="left"/>
         <w:rPr>
-          <w:rFonts w:ascii="Arial Unicode MS" w:cs="Zain Regular" w:hAnsi="Arial Unicode MS" w:eastAsia="Arial Unicode MS" w:hint="cs"/>
-          <w:rtl w:val="1"/>
+          <w:rFonts w:ascii="Arial Unicode MS" w:hAnsi="Arial Unicode MS" w:cs="Zain Regular"/>
+          <w:rtl/>
         </w:rPr>
       </w:pPr>
       <w:r>
         <w:rPr>
-          <w:rFonts w:ascii="Arial Unicode MS" w:cs="Zain Regular" w:hAnsi="Arial Unicode MS" w:eastAsia="Arial Unicode MS" w:hint="cs"/>
-          <w:rtl w:val="1"/>
+          <w:rFonts w:ascii="Arial Unicode MS" w:hAnsi="Arial Unicode MS" w:cs="Zain Regular" w:hint="cs"/>
+          <w:rtl/>
         </w:rPr>
         <w:t xml:space="preserve">لطفا مسئول هر </w:t>
       </w:r>
       <w:r>
         <w:rPr>
-          <w:rFonts w:ascii="Arial Unicode MS" w:cs="Arial Unicode MS" w:hAnsi="Arial Unicode MS" w:eastAsia="Arial Unicode MS" w:hint="default"/>
-          <w:b w:val="0"/>
-          <w:bCs w:val="0"/>
-          <w:i w:val="0"/>
-          <w:iCs w:val="0"/>
-          <w:rtl w:val="1"/>
+          <w:rFonts w:ascii="Arial Unicode MS" w:hAnsi="Arial Unicode MS"/>
+          <w:rtl/>
         </w:rPr>
         <w:t>‌</w:t>
       </w:r>
       <w:r>
+        <w:t>Task Info</w:t>
+      </w:r>
+      <w:r>
         <w:rPr>
-          <w:rtl w:val="0"/>
-          <w:lang w:val="en-US"/>
-        </w:rPr>
-        <w:t>Task Info</w:t>
-      </w:r>
-      <w:r>
-        <w:rPr>
-          <w:rFonts w:ascii="Arial Unicode MS" w:cs="Zain Regular" w:hAnsi="Arial Unicode MS" w:eastAsia="Arial Unicode MS" w:hint="cs"/>
-          <w:rtl w:val="1"/>
+          <w:rFonts w:ascii="Arial Unicode MS" w:hAnsi="Arial Unicode MS" w:cs="Zain Regular" w:hint="cs"/>
+          <w:rtl/>
         </w:rPr>
         <w:t>، به</w:t>
       </w:r>
       <w:r>
         <w:rPr>
-          <w:rFonts w:ascii="Arial Unicode MS" w:cs="Arial Unicode MS" w:hAnsi="Arial Unicode MS" w:eastAsia="Arial Unicode MS" w:hint="default"/>
-          <w:b w:val="0"/>
-          <w:bCs w:val="0"/>
-          <w:i w:val="0"/>
-          <w:iCs w:val="0"/>
-          <w:rtl w:val="1"/>
+          <w:rFonts w:ascii="Arial Unicode MS" w:hAnsi="Arial Unicode MS"/>
+          <w:rtl/>
         </w:rPr>
         <w:t>‌</w:t>
       </w:r>
       <w:r>
         <w:rPr>
-          <w:rFonts w:ascii="Arial Unicode MS" w:cs="Zain Regular" w:hAnsi="Arial Unicode MS" w:eastAsia="Arial Unicode MS" w:hint="cs"/>
-          <w:rtl w:val="1"/>
+          <w:rFonts w:ascii="Arial Unicode MS" w:hAnsi="Arial Unicode MS" w:cs="Zain Regular" w:hint="cs"/>
+          <w:rtl/>
         </w:rPr>
         <w:t>روزرسانی اطلاعات آن</w:t>
       </w:r>
       <w:r>
         <w:rPr>
-          <w:rFonts w:ascii="Arial Unicode MS" w:cs="Arial Unicode MS" w:hAnsi="Arial Unicode MS" w:eastAsia="Arial Unicode MS" w:hint="default"/>
-          <w:b w:val="0"/>
-          <w:bCs w:val="0"/>
-          <w:i w:val="0"/>
-          <w:iCs w:val="0"/>
-          <w:rtl w:val="1"/>
+          <w:rFonts w:ascii="Arial Unicode MS" w:hAnsi="Arial Unicode MS"/>
+          <w:rtl/>
         </w:rPr>
         <w:t>‌</w:t>
       </w:r>
       <w:r>
         <w:rPr>
-          <w:rFonts w:ascii="Arial Unicode MS" w:cs="Zain Regular" w:hAnsi="Arial Unicode MS" w:eastAsia="Arial Unicode MS" w:hint="cs"/>
-          <w:rtl w:val="1"/>
+          <w:rFonts w:ascii="Arial Unicode MS" w:hAnsi="Arial Unicode MS" w:cs="Zain Regular" w:hint="cs"/>
+          <w:rtl/>
         </w:rPr>
         <w:t>را به عهده بگیرد</w:t>
       </w:r>
       <w:r>
         <w:rPr>
-          <w:rtl w:val="1"/>
+          <w:rtl/>
         </w:rPr>
         <w:t>.</w:t>
       </w:r>
@@ -1156,70 +1067,57 @@
           <w:ilvl w:val="0"/>
           <w:numId w:val="2"/>
         </w:numPr>
-        <w:bidi w:val="1"/>
-        <w:ind w:right="0"/>
+        <w:bidi/>
         <w:jc w:val="left"/>
         <w:rPr>
-          <w:rFonts w:ascii="Arial Unicode MS" w:cs="Zain Regular" w:hAnsi="Arial Unicode MS" w:eastAsia="Arial Unicode MS" w:hint="cs"/>
-          <w:rtl w:val="1"/>
+          <w:rFonts w:ascii="Arial Unicode MS" w:hAnsi="Arial Unicode MS" w:cs="Zain Regular"/>
+          <w:rtl/>
         </w:rPr>
       </w:pPr>
       <w:r>
         <w:rPr>
-          <w:rFonts w:ascii="Arial Unicode MS" w:cs="Zain Regular" w:hAnsi="Arial Unicode MS" w:eastAsia="Arial Unicode MS" w:hint="cs"/>
-          <w:rtl w:val="1"/>
+          <w:rFonts w:ascii="Arial Unicode MS" w:hAnsi="Arial Unicode MS" w:cs="Zain Regular" w:hint="cs"/>
+          <w:rtl/>
         </w:rPr>
         <w:t>اگر برای کل تیم مشترک بود، سجاد بروزرسانی را به</w:t>
       </w:r>
       <w:r>
         <w:rPr>
-          <w:rFonts w:ascii="Arial Unicode MS" w:cs="Arial Unicode MS" w:hAnsi="Arial Unicode MS" w:eastAsia="Arial Unicode MS" w:hint="default"/>
-          <w:b w:val="0"/>
-          <w:bCs w:val="0"/>
-          <w:i w:val="0"/>
-          <w:iCs w:val="0"/>
-          <w:rtl w:val="1"/>
+          <w:rFonts w:ascii="Arial Unicode MS" w:hAnsi="Arial Unicode MS"/>
+          <w:rtl/>
         </w:rPr>
         <w:t>‌</w:t>
       </w:r>
       <w:r>
         <w:rPr>
-          <w:rFonts w:ascii="Arial Unicode MS" w:cs="Zain Regular" w:hAnsi="Arial Unicode MS" w:eastAsia="Arial Unicode MS" w:hint="cs"/>
-          <w:rtl w:val="1"/>
+          <w:rFonts w:ascii="Arial Unicode MS" w:hAnsi="Arial Unicode MS" w:cs="Zain Regular" w:hint="cs"/>
+          <w:rtl/>
         </w:rPr>
         <w:t>عهده می</w:t>
       </w:r>
       <w:r>
         <w:rPr>
-          <w:rFonts w:ascii="Arial Unicode MS" w:cs="Arial Unicode MS" w:hAnsi="Arial Unicode MS" w:eastAsia="Arial Unicode MS" w:hint="default"/>
-          <w:b w:val="0"/>
-          <w:bCs w:val="0"/>
-          <w:i w:val="0"/>
-          <w:iCs w:val="0"/>
-          <w:rtl w:val="1"/>
+          <w:rFonts w:ascii="Arial Unicode MS" w:hAnsi="Arial Unicode MS"/>
+          <w:rtl/>
         </w:rPr>
         <w:t>‌</w:t>
       </w:r>
       <w:r>
         <w:rPr>
-          <w:rFonts w:ascii="Arial Unicode MS" w:cs="Zain Regular" w:hAnsi="Arial Unicode MS" w:eastAsia="Arial Unicode MS" w:hint="cs"/>
-          <w:rtl w:val="1"/>
+          <w:rFonts w:ascii="Arial Unicode MS" w:hAnsi="Arial Unicode MS" w:cs="Zain Regular" w:hint="cs"/>
+          <w:rtl/>
         </w:rPr>
         <w:t>گیرد</w:t>
       </w:r>
       <w:r>
         <w:rPr>
-          <w:rtl w:val="1"/>
+          <w:rtl/>
         </w:rPr>
         <w:t>.</w:t>
       </w:r>
       <w:r>
         <w:rPr>
-          <w:rFonts w:ascii="Arial Unicode MS" w:cs="Arial Unicode MS" w:hAnsi="Arial Unicode MS" w:eastAsia="Arial Unicode MS"/>
-          <w:b w:val="0"/>
-          <w:bCs w:val="0"/>
-          <w:i w:val="0"/>
-          <w:iCs w:val="0"/>
+          <w:rFonts w:ascii="Arial Unicode MS" w:hAnsi="Arial Unicode MS"/>
         </w:rPr>
         <w:br w:type="page"/>
       </w:r>
@@ -1230,10 +1128,7 @@
         <w:jc w:val="left"/>
       </w:pPr>
       <w:r>
-        <w:rPr>
-          <w:rtl w:val="0"/>
-          <w:lang w:val="en-US"/>
-        </w:rPr>
+        <w:lastRenderedPageBreak/>
         <w:t>PERT Formula:</w:t>
       </w:r>
     </w:p>
@@ -1242,14 +1137,8 @@
         <w:pStyle w:val="Body"/>
         <w:jc w:val="left"/>
         <w:rPr>
-          <w:outline w:val="0"/>
-          <w:color w:val="00a1fe"/>
+          <w:color w:val="00A2FF"/>
           <w:sz w:val="28"/>
-          <w14:textFill>
-            <w14:solidFill>
-              <w14:srgbClr w14:val="00A2FF"/>
-            </w14:solidFill>
-          </w14:textFill>
         </w:rPr>
       </w:pPr>
       <m:oMathPara>
@@ -1258,796 +1147,42 @@
         </m:oMathParaPr>
         <m:oMath>
           <m:r>
-            <w:rPr xmlns:w="http://schemas.openxmlformats.org/wordprocessingml/2006/main">
+            <w:rPr>
               <w:rFonts w:ascii="Cambria Math" w:hAnsi="Cambria Math"/>
-              <w:i/>
-              <w:color w:val="00a1fe"/>
+              <w:color w:val="00A1FE"/>
               <w:sz w:val="23"/>
               <w:szCs w:val="23"/>
             </w:rPr>
-            <m:t>w</m:t>
-          </m:r>
-          <m:r>
-            <w:rPr xmlns:w="http://schemas.openxmlformats.org/wordprocessingml/2006/main">
-              <w:rFonts w:ascii="Cambria Math" w:hAnsi="Cambria Math"/>
-              <w:i/>
-              <w:color w:val="00a1fe"/>
-              <w:sz w:val="23"/>
-              <w:szCs w:val="23"/>
-            </w:rPr>
-            <m:t>e</m:t>
-          </m:r>
-          <m:r>
-            <w:rPr xmlns:w="http://schemas.openxmlformats.org/wordprocessingml/2006/main">
-              <w:rFonts w:ascii="Cambria Math" w:hAnsi="Cambria Math"/>
-              <w:i/>
-              <w:color w:val="00a1fe"/>
-              <w:sz w:val="23"/>
-              <w:szCs w:val="23"/>
-            </w:rPr>
-            <m:t>i</m:t>
-          </m:r>
-          <m:r>
-            <w:rPr xmlns:w="http://schemas.openxmlformats.org/wordprocessingml/2006/main">
-              <w:rFonts w:ascii="Cambria Math" w:hAnsi="Cambria Math"/>
-              <w:i/>
-              <w:color w:val="00a1fe"/>
-              <w:sz w:val="23"/>
-              <w:szCs w:val="23"/>
-            </w:rPr>
-            <m:t>g</m:t>
-          </m:r>
-          <m:r>
-            <w:rPr xmlns:w="http://schemas.openxmlformats.org/wordprocessingml/2006/main">
-              <w:rFonts w:ascii="Cambria Math" w:hAnsi="Cambria Math"/>
-              <w:i/>
-              <w:color w:val="00a1fe"/>
-              <w:sz w:val="23"/>
-              <w:szCs w:val="23"/>
-            </w:rPr>
-            <m:t>h</m:t>
-          </m:r>
-          <m:r>
-            <w:rPr xmlns:w="http://schemas.openxmlformats.org/wordprocessingml/2006/main">
-              <w:rFonts w:ascii="Cambria Math" w:hAnsi="Cambria Math"/>
-              <w:i/>
-              <w:color w:val="00a1fe"/>
-              <w:sz w:val="23"/>
-              <w:szCs w:val="23"/>
-            </w:rPr>
-            <m:t>t</m:t>
-          </m:r>
-          <m:r>
-            <w:rPr xmlns:w="http://schemas.openxmlformats.org/wordprocessingml/2006/main">
-              <w:rFonts w:ascii="Cambria Math" w:hAnsi="Cambria Math"/>
-              <w:i/>
-              <w:color w:val="00a1fe"/>
-              <w:sz w:val="23"/>
-              <w:szCs w:val="23"/>
-            </w:rPr>
-            <m:t>e</m:t>
-          </m:r>
-          <m:r>
-            <w:rPr xmlns:w="http://schemas.openxmlformats.org/wordprocessingml/2006/main">
-              <w:rFonts w:ascii="Cambria Math" w:hAnsi="Cambria Math"/>
-              <w:i/>
-              <w:color w:val="00a1fe"/>
-              <w:sz w:val="23"/>
-              <w:szCs w:val="23"/>
-            </w:rPr>
-            <m:t>d</m:t>
-          </m:r>
-          <m:r>
-            <w:rPr xmlns:w="http://schemas.openxmlformats.org/wordprocessingml/2006/main">
-              <w:rFonts w:ascii="Cambria Math" w:hAnsi="Cambria Math"/>
-              <w:i/>
-              <w:color w:val="00a1fe"/>
-              <w:sz w:val="23"/>
-              <w:szCs w:val="23"/>
-            </w:rPr>
-            <m:t>A</m:t>
-          </m:r>
-          <m:r>
-            <w:rPr xmlns:w="http://schemas.openxmlformats.org/wordprocessingml/2006/main">
-              <w:rFonts w:ascii="Cambria Math" w:hAnsi="Cambria Math"/>
-              <w:i/>
-              <w:color w:val="00a1fe"/>
-              <w:sz w:val="23"/>
-              <w:szCs w:val="23"/>
-            </w:rPr>
-            <m:t>v</m:t>
-          </m:r>
-          <m:r>
-            <w:rPr xmlns:w="http://schemas.openxmlformats.org/wordprocessingml/2006/main">
-              <w:rFonts w:ascii="Cambria Math" w:hAnsi="Cambria Math"/>
-              <w:i/>
-              <w:color w:val="00a1fe"/>
-              <w:sz w:val="23"/>
-              <w:szCs w:val="23"/>
-            </w:rPr>
-            <m:t>e</m:t>
-          </m:r>
-          <m:r>
-            <w:rPr xmlns:w="http://schemas.openxmlformats.org/wordprocessingml/2006/main">
-              <w:rFonts w:ascii="Cambria Math" w:hAnsi="Cambria Math"/>
-              <w:i/>
-              <w:color w:val="00a1fe"/>
-              <w:sz w:val="23"/>
-              <w:szCs w:val="23"/>
-            </w:rPr>
-            <m:t>r</m:t>
-          </m:r>
-          <m:r>
-            <w:rPr xmlns:w="http://schemas.openxmlformats.org/wordprocessingml/2006/main">
-              <w:rFonts w:ascii="Cambria Math" w:hAnsi="Cambria Math"/>
-              <w:i/>
-              <w:color w:val="00a1fe"/>
-              <w:sz w:val="23"/>
-              <w:szCs w:val="23"/>
-            </w:rPr>
-            <m:t>a</m:t>
-          </m:r>
-          <m:r>
-            <w:rPr xmlns:w="http://schemas.openxmlformats.org/wordprocessingml/2006/main">
-              <w:rFonts w:ascii="Cambria Math" w:hAnsi="Cambria Math"/>
-              <w:i/>
-              <w:color w:val="00a1fe"/>
-              <w:sz w:val="23"/>
-              <w:szCs w:val="23"/>
-            </w:rPr>
-            <m:t>g</m:t>
-          </m:r>
-          <m:r>
-            <w:rPr xmlns:w="http://schemas.openxmlformats.org/wordprocessingml/2006/main">
-              <w:rFonts w:ascii="Cambria Math" w:hAnsi="Cambria Math"/>
-              <w:i/>
-              <w:color w:val="00a1fe"/>
-              <w:sz w:val="23"/>
-              <w:szCs w:val="23"/>
-            </w:rPr>
-            <m:t>e</m:t>
-          </m:r>
-          <m:r>
-            <w:rPr xmlns:w="http://schemas.openxmlformats.org/wordprocessingml/2006/main">
-              <w:rFonts w:ascii="Cambria Math" w:hAnsi="Cambria Math"/>
-              <w:i/>
-              <w:color w:val="00a1fe"/>
-              <w:sz w:val="23"/>
-              <w:szCs w:val="23"/>
-            </w:rPr>
-            <m:t>=</m:t>
+            <m:t>weightedAverage=</m:t>
           </m:r>
           <m:f>
             <m:fPr>
               <m:ctrlPr>
-                <w:rPr xmlns:w="http://schemas.openxmlformats.org/wordprocessingml/2006/main">
+                <w:rPr>
                   <w:rFonts w:ascii="Cambria Math" w:hAnsi="Cambria Math"/>
                   <w:i/>
-                  <w:color w:val="00a1fe"/>
+                  <w:color w:val="00A1FE"/>
                   <w:sz w:val="23"/>
                   <w:szCs w:val="23"/>
                 </w:rPr>
               </m:ctrlPr>
-              <m:type m:val="bar"/>
             </m:fPr>
             <m:num>
               <m:r>
-                <w:rPr xmlns:w="http://schemas.openxmlformats.org/wordprocessingml/2006/main">
+                <w:rPr>
                   <w:rFonts w:ascii="Cambria Math" w:hAnsi="Cambria Math"/>
-                  <w:i/>
-                  <w:color w:val="00a1fe"/>
+                  <w:color w:val="00A1FE"/>
                   <w:sz w:val="23"/>
                   <w:szCs w:val="23"/>
                 </w:rPr>
-                <m:t>o</m:t>
-              </m:r>
-              <m:r>
-                <w:rPr xmlns:w="http://schemas.openxmlformats.org/wordprocessingml/2006/main">
-                  <w:rFonts w:ascii="Cambria Math" w:hAnsi="Cambria Math"/>
-                  <w:i/>
-                  <w:color w:val="00a1fe"/>
-                  <w:sz w:val="23"/>
-                  <w:szCs w:val="23"/>
-                </w:rPr>
-                <m:t>p</m:t>
-              </m:r>
-              <m:r>
-                <w:rPr xmlns:w="http://schemas.openxmlformats.org/wordprocessingml/2006/main">
-                  <w:rFonts w:ascii="Cambria Math" w:hAnsi="Cambria Math"/>
-                  <w:i/>
-                  <w:color w:val="00a1fe"/>
-                  <w:sz w:val="23"/>
-                  <w:szCs w:val="23"/>
-                </w:rPr>
-                <m:t>t</m:t>
-              </m:r>
-              <m:r>
-                <w:rPr xmlns:w="http://schemas.openxmlformats.org/wordprocessingml/2006/main">
-                  <w:rFonts w:ascii="Cambria Math" w:hAnsi="Cambria Math"/>
-                  <w:i/>
-                  <w:color w:val="00a1fe"/>
-                  <w:sz w:val="23"/>
-                  <w:szCs w:val="23"/>
-                </w:rPr>
-                <m:t>i</m:t>
-              </m:r>
-              <m:r>
-                <w:rPr xmlns:w="http://schemas.openxmlformats.org/wordprocessingml/2006/main">
-                  <w:rFonts w:ascii="Cambria Math" w:hAnsi="Cambria Math"/>
-                  <w:i/>
-                  <w:color w:val="00a1fe"/>
-                  <w:sz w:val="23"/>
-                  <w:szCs w:val="23"/>
-                </w:rPr>
-                <m:t>m</m:t>
-              </m:r>
-              <m:r>
-                <w:rPr xmlns:w="http://schemas.openxmlformats.org/wordprocessingml/2006/main">
-                  <w:rFonts w:ascii="Cambria Math" w:hAnsi="Cambria Math"/>
-                  <w:i/>
-                  <w:color w:val="00a1fe"/>
-                  <w:sz w:val="23"/>
-                  <w:szCs w:val="23"/>
-                </w:rPr>
-                <m:t>i</m:t>
-              </m:r>
-              <m:r>
-                <w:rPr xmlns:w="http://schemas.openxmlformats.org/wordprocessingml/2006/main">
-                  <w:rFonts w:ascii="Cambria Math" w:hAnsi="Cambria Math"/>
-                  <w:i/>
-                  <w:color w:val="00a1fe"/>
-                  <w:sz w:val="23"/>
-                  <w:szCs w:val="23"/>
-                </w:rPr>
-                <m:t>s</m:t>
-              </m:r>
-              <m:r>
-                <w:rPr xmlns:w="http://schemas.openxmlformats.org/wordprocessingml/2006/main">
-                  <w:rFonts w:ascii="Cambria Math" w:hAnsi="Cambria Math"/>
-                  <w:i/>
-                  <w:color w:val="00a1fe"/>
-                  <w:sz w:val="23"/>
-                  <w:szCs w:val="23"/>
-                </w:rPr>
-                <m:t>t</m:t>
-              </m:r>
-              <m:r>
-                <w:rPr xmlns:w="http://schemas.openxmlformats.org/wordprocessingml/2006/main">
-                  <w:rFonts w:ascii="Cambria Math" w:hAnsi="Cambria Math"/>
-                  <w:i/>
-                  <w:color w:val="00a1fe"/>
-                  <w:sz w:val="23"/>
-                  <w:szCs w:val="23"/>
-                </w:rPr>
-                <m:t>i</m:t>
-              </m:r>
-              <m:r>
-                <w:rPr xmlns:w="http://schemas.openxmlformats.org/wordprocessingml/2006/main">
-                  <w:rFonts w:ascii="Cambria Math" w:hAnsi="Cambria Math"/>
-                  <w:i/>
-                  <w:color w:val="00a1fe"/>
-                  <w:sz w:val="23"/>
-                  <w:szCs w:val="23"/>
-                </w:rPr>
-                <m:t>c</m:t>
-              </m:r>
-              <m:r>
-                <w:rPr xmlns:w="http://schemas.openxmlformats.org/wordprocessingml/2006/main">
-                  <w:rFonts w:ascii="Cambria Math" w:hAnsi="Cambria Math"/>
-                  <w:i/>
-                  <w:color w:val="00a1fe"/>
-                  <w:sz w:val="23"/>
-                  <w:szCs w:val="23"/>
-                </w:rPr>
-                <m:t>E</m:t>
-              </m:r>
-              <m:r>
-                <w:rPr xmlns:w="http://schemas.openxmlformats.org/wordprocessingml/2006/main">
-                  <w:rFonts w:ascii="Cambria Math" w:hAnsi="Cambria Math"/>
-                  <w:i/>
-                  <w:color w:val="00a1fe"/>
-                  <w:sz w:val="23"/>
-                  <w:szCs w:val="23"/>
-                </w:rPr>
-                <m:t>s</m:t>
-              </m:r>
-              <m:r>
-                <w:rPr xmlns:w="http://schemas.openxmlformats.org/wordprocessingml/2006/main">
-                  <w:rFonts w:ascii="Cambria Math" w:hAnsi="Cambria Math"/>
-                  <w:i/>
-                  <w:color w:val="00a1fe"/>
-                  <w:sz w:val="23"/>
-                  <w:szCs w:val="23"/>
-                </w:rPr>
-                <m:t>t</m:t>
-              </m:r>
-              <m:r>
-                <w:rPr xmlns:w="http://schemas.openxmlformats.org/wordprocessingml/2006/main">
-                  <w:rFonts w:ascii="Cambria Math" w:hAnsi="Cambria Math"/>
-                  <w:i/>
-                  <w:color w:val="00a1fe"/>
-                  <w:sz w:val="23"/>
-                  <w:szCs w:val="23"/>
-                </w:rPr>
-                <m:t>i</m:t>
-              </m:r>
-              <m:r>
-                <w:rPr xmlns:w="http://schemas.openxmlformats.org/wordprocessingml/2006/main">
-                  <w:rFonts w:ascii="Cambria Math" w:hAnsi="Cambria Math"/>
-                  <w:i/>
-                  <w:color w:val="00a1fe"/>
-                  <w:sz w:val="23"/>
-                  <w:szCs w:val="23"/>
-                </w:rPr>
-                <m:t>m</m:t>
-              </m:r>
-              <m:r>
-                <w:rPr xmlns:w="http://schemas.openxmlformats.org/wordprocessingml/2006/main">
-                  <w:rFonts w:ascii="Cambria Math" w:hAnsi="Cambria Math"/>
-                  <w:i/>
-                  <w:color w:val="00a1fe"/>
-                  <w:sz w:val="23"/>
-                  <w:szCs w:val="23"/>
-                </w:rPr>
-                <m:t>a</m:t>
-              </m:r>
-              <m:r>
-                <w:rPr xmlns:w="http://schemas.openxmlformats.org/wordprocessingml/2006/main">
-                  <w:rFonts w:ascii="Cambria Math" w:hAnsi="Cambria Math"/>
-                  <w:i/>
-                  <w:color w:val="00a1fe"/>
-                  <w:sz w:val="23"/>
-                  <w:szCs w:val="23"/>
-                </w:rPr>
-                <m:t>t</m:t>
-              </m:r>
-              <m:r>
-                <w:rPr xmlns:w="http://schemas.openxmlformats.org/wordprocessingml/2006/main">
-                  <w:rFonts w:ascii="Cambria Math" w:hAnsi="Cambria Math"/>
-                  <w:i/>
-                  <w:color w:val="00a1fe"/>
-                  <w:sz w:val="23"/>
-                  <w:szCs w:val="23"/>
-                </w:rPr>
-                <m:t>e</m:t>
-              </m:r>
-              <m:r>
-                <w:rPr xmlns:w="http://schemas.openxmlformats.org/wordprocessingml/2006/main">
-                  <w:rFonts w:ascii="Cambria Math" w:hAnsi="Cambria Math"/>
-                  <w:i/>
-                  <w:color w:val="00a1fe"/>
-                  <w:sz w:val="23"/>
-                  <w:szCs w:val="23"/>
-                </w:rPr>
-                <m:t>+</m:t>
-              </m:r>
-              <m:r>
-                <w:rPr xmlns:w="http://schemas.openxmlformats.org/wordprocessingml/2006/main">
-                  <w:rFonts w:ascii="Cambria Math" w:hAnsi="Cambria Math"/>
-                  <w:i/>
-                  <w:color w:val="00a1fe"/>
-                  <w:sz w:val="23"/>
-                  <w:szCs w:val="23"/>
-                </w:rPr>
-                <m:t>(</m:t>
-              </m:r>
-              <m:r>
-                <w:rPr xmlns:w="http://schemas.openxmlformats.org/wordprocessingml/2006/main">
-                  <w:rFonts w:ascii="Cambria Math" w:hAnsi="Cambria Math"/>
-                  <w:i/>
-                  <w:color w:val="00a1fe"/>
-                  <w:sz w:val="23"/>
-                  <w:szCs w:val="23"/>
-                </w:rPr>
-                <m:t>4</m:t>
-              </m:r>
-              <m:r>
-                <w:rPr xmlns:w="http://schemas.openxmlformats.org/wordprocessingml/2006/main">
-                  <w:rFonts w:ascii="Cambria Math" w:hAnsi="Cambria Math"/>
-                  <w:i/>
-                  <w:color w:val="00a1fe"/>
-                  <w:sz w:val="23"/>
-                  <w:szCs w:val="23"/>
-                </w:rPr>
-                <m:t>×</m:t>
-              </m:r>
-              <m:r>
-                <w:rPr xmlns:w="http://schemas.openxmlformats.org/wordprocessingml/2006/main">
-                  <w:rFonts w:ascii="Cambria Math" w:hAnsi="Cambria Math"/>
-                  <w:i/>
-                  <w:color w:val="00a1fe"/>
-                  <w:sz w:val="23"/>
-                  <w:szCs w:val="23"/>
-                </w:rPr>
-                <m:t>m</m:t>
-              </m:r>
-              <m:r>
-                <w:rPr xmlns:w="http://schemas.openxmlformats.org/wordprocessingml/2006/main">
-                  <w:rFonts w:ascii="Cambria Math" w:hAnsi="Cambria Math"/>
-                  <w:i/>
-                  <w:color w:val="00a1fe"/>
-                  <w:sz w:val="23"/>
-                  <w:szCs w:val="23"/>
-                </w:rPr>
-                <m:t>o</m:t>
-              </m:r>
-              <m:r>
-                <w:rPr xmlns:w="http://schemas.openxmlformats.org/wordprocessingml/2006/main">
-                  <w:rFonts w:ascii="Cambria Math" w:hAnsi="Cambria Math"/>
-                  <w:i/>
-                  <w:color w:val="00a1fe"/>
-                  <w:sz w:val="23"/>
-                  <w:szCs w:val="23"/>
-                </w:rPr>
-                <m:t>s</m:t>
-              </m:r>
-              <m:r>
-                <w:rPr xmlns:w="http://schemas.openxmlformats.org/wordprocessingml/2006/main">
-                  <w:rFonts w:ascii="Cambria Math" w:hAnsi="Cambria Math"/>
-                  <w:i/>
-                  <w:color w:val="00a1fe"/>
-                  <w:sz w:val="23"/>
-                  <w:szCs w:val="23"/>
-                </w:rPr>
-                <m:t>t</m:t>
-              </m:r>
-              <m:r>
-                <w:rPr xmlns:w="http://schemas.openxmlformats.org/wordprocessingml/2006/main">
-                  <w:rFonts w:ascii="Cambria Math" w:hAnsi="Cambria Math"/>
-                  <w:i/>
-                  <w:color w:val="00a1fe"/>
-                  <w:sz w:val="23"/>
-                  <w:szCs w:val="23"/>
-                </w:rPr>
-                <m:t>L</m:t>
-              </m:r>
-              <m:r>
-                <w:rPr xmlns:w="http://schemas.openxmlformats.org/wordprocessingml/2006/main">
-                  <w:rFonts w:ascii="Cambria Math" w:hAnsi="Cambria Math"/>
-                  <w:i/>
-                  <w:color w:val="00a1fe"/>
-                  <w:sz w:val="23"/>
-                  <w:szCs w:val="23"/>
-                </w:rPr>
-                <m:t>i</m:t>
-              </m:r>
-              <m:r>
-                <w:rPr xmlns:w="http://schemas.openxmlformats.org/wordprocessingml/2006/main">
-                  <w:rFonts w:ascii="Cambria Math" w:hAnsi="Cambria Math"/>
-                  <w:i/>
-                  <w:color w:val="00a1fe"/>
-                  <w:sz w:val="23"/>
-                  <w:szCs w:val="23"/>
-                </w:rPr>
-                <m:t>k</m:t>
-              </m:r>
-              <m:r>
-                <w:rPr xmlns:w="http://schemas.openxmlformats.org/wordprocessingml/2006/main">
-                  <w:rFonts w:ascii="Cambria Math" w:hAnsi="Cambria Math"/>
-                  <w:i/>
-                  <w:color w:val="00a1fe"/>
-                  <w:sz w:val="23"/>
-                  <w:szCs w:val="23"/>
-                </w:rPr>
-                <m:t>e</m:t>
-              </m:r>
-              <m:r>
-                <w:rPr xmlns:w="http://schemas.openxmlformats.org/wordprocessingml/2006/main">
-                  <w:rFonts w:ascii="Cambria Math" w:hAnsi="Cambria Math"/>
-                  <w:i/>
-                  <w:color w:val="00a1fe"/>
-                  <w:sz w:val="23"/>
-                  <w:szCs w:val="23"/>
-                </w:rPr>
-                <m:t>l</m:t>
-              </m:r>
-              <m:r>
-                <w:rPr xmlns:w="http://schemas.openxmlformats.org/wordprocessingml/2006/main">
-                  <w:rFonts w:ascii="Cambria Math" w:hAnsi="Cambria Math"/>
-                  <w:i/>
-                  <w:color w:val="00a1fe"/>
-                  <w:sz w:val="23"/>
-                  <w:szCs w:val="23"/>
-                </w:rPr>
-                <m:t>y</m:t>
-              </m:r>
-              <m:r>
-                <w:rPr xmlns:w="http://schemas.openxmlformats.org/wordprocessingml/2006/main">
-                  <w:rFonts w:ascii="Cambria Math" w:hAnsi="Cambria Math"/>
-                  <w:i/>
-                  <w:color w:val="00a1fe"/>
-                  <w:sz w:val="23"/>
-                  <w:szCs w:val="23"/>
-                </w:rPr>
-                <m:t>E</m:t>
-              </m:r>
-              <m:r>
-                <w:rPr xmlns:w="http://schemas.openxmlformats.org/wordprocessingml/2006/main">
-                  <w:rFonts w:ascii="Cambria Math" w:hAnsi="Cambria Math"/>
-                  <w:i/>
-                  <w:color w:val="00a1fe"/>
-                  <w:sz w:val="23"/>
-                  <w:szCs w:val="23"/>
-                </w:rPr>
-                <m:t>s</m:t>
-              </m:r>
-              <m:r>
-                <w:rPr xmlns:w="http://schemas.openxmlformats.org/wordprocessingml/2006/main">
-                  <w:rFonts w:ascii="Cambria Math" w:hAnsi="Cambria Math"/>
-                  <w:i/>
-                  <w:color w:val="00a1fe"/>
-                  <w:sz w:val="23"/>
-                  <w:szCs w:val="23"/>
-                </w:rPr>
-                <m:t>t</m:t>
-              </m:r>
-              <m:r>
-                <w:rPr xmlns:w="http://schemas.openxmlformats.org/wordprocessingml/2006/main">
-                  <w:rFonts w:ascii="Cambria Math" w:hAnsi="Cambria Math"/>
-                  <w:i/>
-                  <w:color w:val="00a1fe"/>
-                  <w:sz w:val="23"/>
-                  <w:szCs w:val="23"/>
-                </w:rPr>
-                <m:t>i</m:t>
-              </m:r>
-              <m:r>
-                <w:rPr xmlns:w="http://schemas.openxmlformats.org/wordprocessingml/2006/main">
-                  <w:rFonts w:ascii="Cambria Math" w:hAnsi="Cambria Math"/>
-                  <w:i/>
-                  <w:color w:val="00a1fe"/>
-                  <w:sz w:val="23"/>
-                  <w:szCs w:val="23"/>
-                </w:rPr>
-                <m:t>m</m:t>
-              </m:r>
-              <m:r>
-                <w:rPr xmlns:w="http://schemas.openxmlformats.org/wordprocessingml/2006/main">
-                  <w:rFonts w:ascii="Cambria Math" w:hAnsi="Cambria Math"/>
-                  <w:i/>
-                  <w:color w:val="00a1fe"/>
-                  <w:sz w:val="23"/>
-                  <w:szCs w:val="23"/>
-                </w:rPr>
-                <m:t>a</m:t>
-              </m:r>
-              <m:r>
-                <w:rPr xmlns:w="http://schemas.openxmlformats.org/wordprocessingml/2006/main">
-                  <w:rFonts w:ascii="Cambria Math" w:hAnsi="Cambria Math"/>
-                  <w:i/>
-                  <w:color w:val="00a1fe"/>
-                  <w:sz w:val="23"/>
-                  <w:szCs w:val="23"/>
-                </w:rPr>
-                <m:t>t</m:t>
-              </m:r>
-              <m:r>
-                <w:rPr xmlns:w="http://schemas.openxmlformats.org/wordprocessingml/2006/main">
-                  <w:rFonts w:ascii="Cambria Math" w:hAnsi="Cambria Math"/>
-                  <w:i/>
-                  <w:color w:val="00a1fe"/>
-                  <w:sz w:val="23"/>
-                  <w:szCs w:val="23"/>
-                </w:rPr>
-                <m:t>e</m:t>
-              </m:r>
-              <m:r>
-                <w:rPr xmlns:w="http://schemas.openxmlformats.org/wordprocessingml/2006/main">
-                  <w:rFonts w:ascii="Cambria Math" w:hAnsi="Cambria Math"/>
-                  <w:i/>
-                  <w:color w:val="00a1fe"/>
-                  <w:sz w:val="23"/>
-                  <w:szCs w:val="23"/>
-                </w:rPr>
-                <m:t>)</m:t>
-              </m:r>
-              <m:r>
-                <w:rPr xmlns:w="http://schemas.openxmlformats.org/wordprocessingml/2006/main">
-                  <w:rFonts w:ascii="Cambria Math" w:hAnsi="Cambria Math"/>
-                  <w:i/>
-                  <w:color w:val="00a1fe"/>
-                  <w:sz w:val="23"/>
-                  <w:szCs w:val="23"/>
-                </w:rPr>
-                <m:t>+</m:t>
-              </m:r>
-              <m:r>
-                <w:rPr xmlns:w="http://schemas.openxmlformats.org/wordprocessingml/2006/main">
-                  <w:rFonts w:ascii="Cambria Math" w:hAnsi="Cambria Math"/>
-                  <w:i/>
-                  <w:color w:val="00a1fe"/>
-                  <w:sz w:val="23"/>
-                  <w:szCs w:val="23"/>
-                </w:rPr>
-                <m:t>p</m:t>
-              </m:r>
-              <m:r>
-                <w:rPr xmlns:w="http://schemas.openxmlformats.org/wordprocessingml/2006/main">
-                  <w:rFonts w:ascii="Cambria Math" w:hAnsi="Cambria Math"/>
-                  <w:i/>
-                  <w:color w:val="00a1fe"/>
-                  <w:sz w:val="23"/>
-                  <w:szCs w:val="23"/>
-                </w:rPr>
-                <m:t>e</m:t>
-              </m:r>
-              <m:r>
-                <w:rPr xmlns:w="http://schemas.openxmlformats.org/wordprocessingml/2006/main">
-                  <w:rFonts w:ascii="Cambria Math" w:hAnsi="Cambria Math"/>
-                  <w:i/>
-                  <w:color w:val="00a1fe"/>
-                  <w:sz w:val="23"/>
-                  <w:szCs w:val="23"/>
-                </w:rPr>
-                <m:t>s</m:t>
-              </m:r>
-              <m:r>
-                <w:rPr xmlns:w="http://schemas.openxmlformats.org/wordprocessingml/2006/main">
-                  <w:rFonts w:ascii="Cambria Math" w:hAnsi="Cambria Math"/>
-                  <w:i/>
-                  <w:color w:val="00a1fe"/>
-                  <w:sz w:val="23"/>
-                  <w:szCs w:val="23"/>
-                </w:rPr>
-                <m:t>s</m:t>
-              </m:r>
-              <m:r>
-                <w:rPr xmlns:w="http://schemas.openxmlformats.org/wordprocessingml/2006/main">
-                  <w:rFonts w:ascii="Cambria Math" w:hAnsi="Cambria Math"/>
-                  <w:i/>
-                  <w:color w:val="00a1fe"/>
-                  <w:sz w:val="23"/>
-                  <w:szCs w:val="23"/>
-                </w:rPr>
-                <m:t>i</m:t>
-              </m:r>
-              <m:r>
-                <w:rPr xmlns:w="http://schemas.openxmlformats.org/wordprocessingml/2006/main">
-                  <w:rFonts w:ascii="Cambria Math" w:hAnsi="Cambria Math"/>
-                  <w:i/>
-                  <w:color w:val="00a1fe"/>
-                  <w:sz w:val="23"/>
-                  <w:szCs w:val="23"/>
-                </w:rPr>
-                <m:t>m</m:t>
-              </m:r>
-              <m:r>
-                <w:rPr xmlns:w="http://schemas.openxmlformats.org/wordprocessingml/2006/main">
-                  <w:rFonts w:ascii="Cambria Math" w:hAnsi="Cambria Math"/>
-                  <w:i/>
-                  <w:color w:val="00a1fe"/>
-                  <w:sz w:val="23"/>
-                  <w:szCs w:val="23"/>
-                </w:rPr>
-                <m:t>i</m:t>
-              </m:r>
-              <m:r>
-                <w:rPr xmlns:w="http://schemas.openxmlformats.org/wordprocessingml/2006/main">
-                  <w:rFonts w:ascii="Cambria Math" w:hAnsi="Cambria Math"/>
-                  <w:i/>
-                  <w:color w:val="00a1fe"/>
-                  <w:sz w:val="23"/>
-                  <w:szCs w:val="23"/>
-                </w:rPr>
-                <m:t>s</m:t>
-              </m:r>
-              <m:r>
-                <w:rPr xmlns:w="http://schemas.openxmlformats.org/wordprocessingml/2006/main">
-                  <w:rFonts w:ascii="Cambria Math" w:hAnsi="Cambria Math"/>
-                  <w:i/>
-                  <w:color w:val="00a1fe"/>
-                  <w:sz w:val="23"/>
-                  <w:szCs w:val="23"/>
-                </w:rPr>
-                <m:t>t</m:t>
-              </m:r>
-              <m:r>
-                <w:rPr xmlns:w="http://schemas.openxmlformats.org/wordprocessingml/2006/main">
-                  <w:rFonts w:ascii="Cambria Math" w:hAnsi="Cambria Math"/>
-                  <w:i/>
-                  <w:color w:val="00a1fe"/>
-                  <w:sz w:val="23"/>
-                  <w:szCs w:val="23"/>
-                </w:rPr>
-                <m:t>i</m:t>
-              </m:r>
-              <m:r>
-                <w:rPr xmlns:w="http://schemas.openxmlformats.org/wordprocessingml/2006/main">
-                  <w:rFonts w:ascii="Cambria Math" w:hAnsi="Cambria Math"/>
-                  <w:i/>
-                  <w:color w:val="00a1fe"/>
-                  <w:sz w:val="23"/>
-                  <w:szCs w:val="23"/>
-                </w:rPr>
-                <m:t>c</m:t>
-              </m:r>
-              <m:r>
-                <w:rPr xmlns:w="http://schemas.openxmlformats.org/wordprocessingml/2006/main">
-                  <w:rFonts w:ascii="Cambria Math" w:hAnsi="Cambria Math"/>
-                  <w:i/>
-                  <w:color w:val="00a1fe"/>
-                  <w:sz w:val="23"/>
-                  <w:szCs w:val="23"/>
-                </w:rPr>
-                <m:t>E</m:t>
-              </m:r>
-              <m:r>
-                <w:rPr xmlns:w="http://schemas.openxmlformats.org/wordprocessingml/2006/main">
-                  <w:rFonts w:ascii="Cambria Math" w:hAnsi="Cambria Math"/>
-                  <w:i/>
-                  <w:color w:val="00a1fe"/>
-                  <w:sz w:val="23"/>
-                  <w:szCs w:val="23"/>
-                </w:rPr>
-                <m:t>s</m:t>
-              </m:r>
-              <m:r>
-                <w:rPr xmlns:w="http://schemas.openxmlformats.org/wordprocessingml/2006/main">
-                  <w:rFonts w:ascii="Cambria Math" w:hAnsi="Cambria Math"/>
-                  <w:i/>
-                  <w:color w:val="00a1fe"/>
-                  <w:sz w:val="23"/>
-                  <w:szCs w:val="23"/>
-                </w:rPr>
-                <m:t>t</m:t>
-              </m:r>
-              <m:r>
-                <w:rPr xmlns:w="http://schemas.openxmlformats.org/wordprocessingml/2006/main">
-                  <w:rFonts w:ascii="Cambria Math" w:hAnsi="Cambria Math"/>
-                  <w:i/>
-                  <w:color w:val="00a1fe"/>
-                  <w:sz w:val="23"/>
-                  <w:szCs w:val="23"/>
-                </w:rPr>
-                <m:t>i</m:t>
-              </m:r>
-              <m:r>
-                <w:rPr xmlns:w="http://schemas.openxmlformats.org/wordprocessingml/2006/main">
-                  <w:rFonts w:ascii="Cambria Math" w:hAnsi="Cambria Math"/>
-                  <w:i/>
-                  <w:color w:val="00a1fe"/>
-                  <w:sz w:val="23"/>
-                  <w:szCs w:val="23"/>
-                </w:rPr>
-                <m:t>m</m:t>
-              </m:r>
-              <m:r>
-                <w:rPr xmlns:w="http://schemas.openxmlformats.org/wordprocessingml/2006/main">
-                  <w:rFonts w:ascii="Cambria Math" w:hAnsi="Cambria Math"/>
-                  <w:i/>
-                  <w:color w:val="00a1fe"/>
-                  <w:sz w:val="23"/>
-                  <w:szCs w:val="23"/>
-                </w:rPr>
-                <m:t>a</m:t>
-              </m:r>
-              <m:r>
-                <w:rPr xmlns:w="http://schemas.openxmlformats.org/wordprocessingml/2006/main">
-                  <w:rFonts w:ascii="Cambria Math" w:hAnsi="Cambria Math"/>
-                  <w:i/>
-                  <w:color w:val="00a1fe"/>
-                  <w:sz w:val="23"/>
-                  <w:szCs w:val="23"/>
-                </w:rPr>
-                <m:t>t</m:t>
-              </m:r>
-              <m:r>
-                <w:rPr xmlns:w="http://schemas.openxmlformats.org/wordprocessingml/2006/main">
-                  <w:rFonts w:ascii="Cambria Math" w:hAnsi="Cambria Math"/>
-                  <w:i/>
-                  <w:color w:val="00a1fe"/>
-                  <w:sz w:val="23"/>
-                  <w:szCs w:val="23"/>
-                </w:rPr>
-                <m:t>e</m:t>
+                <m:t>optimisticEstimate+(4×mostLikelyEstimate)+pessimisticEstimate</m:t>
               </m:r>
             </m:num>
             <m:den>
               <m:r>
-                <w:rPr xmlns:w="http://schemas.openxmlformats.org/wordprocessingml/2006/main">
+                <w:rPr>
                   <w:rFonts w:ascii="Cambria Math" w:hAnsi="Cambria Math"/>
-                  <w:i/>
-                  <w:color w:val="00a1fe"/>
+                  <w:color w:val="00A1FE"/>
                   <w:sz w:val="23"/>
                   <w:szCs w:val="23"/>
                 </w:rPr>
@@ -2061,35 +1196,31 @@
     <w:tbl>
       <w:tblPr>
         <w:tblW w:w="9353" w:type="dxa"/>
-        <w:jc w:val="left"/>
         <w:tblInd w:w="108" w:type="dxa"/>
         <w:tblBorders>
-          <w:top w:val="single" w:color="000000" w:sz="2" w:space="0" w:shadow="0" w:frame="0"/>
-          <w:left w:val="single" w:color="000000" w:sz="2" w:space="0" w:shadow="0" w:frame="0"/>
-          <w:bottom w:val="single" w:color="000000" w:sz="2" w:space="0" w:shadow="0" w:frame="0"/>
-          <w:right w:val="single" w:color="000000" w:sz="2" w:space="0" w:shadow="0" w:frame="0"/>
-          <w:insideH w:val="single" w:color="000000" w:sz="4" w:space="0" w:shadow="0" w:frame="0"/>
-          <w:insideV w:val="single" w:color="000000" w:sz="4" w:space="0" w:shadow="0" w:frame="0"/>
+          <w:top w:val="single" w:sz="2" w:space="0" w:color="000000"/>
+          <w:left w:val="single" w:sz="2" w:space="0" w:color="000000"/>
+          <w:bottom w:val="single" w:sz="2" w:space="0" w:color="000000"/>
+          <w:right w:val="single" w:sz="2" w:space="0" w:color="000000"/>
+          <w:insideH w:val="single" w:sz="4" w:space="0" w:color="000000"/>
+          <w:insideV w:val="single" w:sz="4" w:space="0" w:color="000000"/>
         </w:tblBorders>
-        <w:shd w:val="clear" w:color="auto" w:fill="auto"/>
         <w:tblLayout w:type="fixed"/>
+        <w:tblLook w:val="04A0" w:firstRow="1" w:lastRow="0" w:firstColumn="1" w:lastColumn="0" w:noHBand="0" w:noVBand="1"/>
       </w:tblPr>
       <w:tblGrid>
         <w:gridCol w:w="2677"/>
-        <w:gridCol w:w="897"/>
-        <w:gridCol w:w="5779"/>
+        <w:gridCol w:w="896"/>
+        <w:gridCol w:w="5780"/>
       </w:tblGrid>
       <w:tr>
-        <w:tblPrEx>
-          <w:shd w:val="clear" w:color="auto" w:fill="auto"/>
-        </w:tblPrEx>
         <w:trPr>
-          <w:trHeight w:val="540" w:hRule="atLeast"/>
+          <w:trHeight w:val="540"/>
           <w:tblHeader/>
         </w:trPr>
         <w:tc>
           <w:tcPr>
-            <w:tcW w:type="dxa" w:w="9353"/>
+            <w:tcW w:w="9353" w:type="dxa"/>
             <w:gridSpan w:val="3"/>
             <w:tcBorders>
               <w:top w:val="nil"/>
@@ -2097,22 +1228,21 @@
               <w:bottom w:val="nil"/>
               <w:right w:val="nil"/>
             </w:tcBorders>
-            <w:shd w:val="clear" w:color="auto" w:fill="auto"/>
-            <w:tcMar>
-              <w:top w:type="dxa" w:w="80"/>
-              <w:left w:type="dxa" w:w="80"/>
-              <w:bottom w:type="dxa" w:w="80"/>
-              <w:right w:type="dxa" w:w="80"/>
+            <w:tcMar>
+              <w:top w:w="80" w:type="dxa"/>
+              <w:left w:w="80" w:type="dxa"/>
+              <w:bottom w:w="80" w:type="dxa"/>
+              <w:right w:w="80" w:type="dxa"/>
             </w:tcMar>
             <w:vAlign w:val="center"/>
           </w:tcPr>
           <w:p>
             <w:pPr>
-              <w:pStyle w:val="Table Title 1"/>
+              <w:pStyle w:val="TableTitle1"/>
             </w:pPr>
             <w:r>
               <w:rPr>
-                <w:rFonts w:ascii="Zain Bold" w:cs="Zain Bold" w:hAnsi="Zain Bold" w:eastAsia="Zain Bold"/>
+                <w:rFonts w:ascii="Zain Bold" w:eastAsia="Zain Bold" w:hAnsi="Zain Bold" w:cs="Zain Bold"/>
               </w:rPr>
               <w:t>PERT calculation:</w:t>
             </w:r>
@@ -2120,541 +1250,389 @@
         </w:tc>
       </w:tr>
       <w:tr>
-        <w:tblPrEx>
-          <w:shd w:val="clear" w:color="auto" w:fill="auto"/>
-        </w:tblPrEx>
         <w:trPr>
-          <w:trHeight w:val="420" w:hRule="atLeast"/>
+          <w:trHeight w:val="420"/>
         </w:trPr>
         <w:tc>
           <w:tcPr>
-            <w:tcW w:type="dxa" w:w="2677"/>
+            <w:tcW w:w="2677" w:type="dxa"/>
             <w:tcBorders>
               <w:top w:val="nil"/>
               <w:left w:val="nil"/>
               <w:bottom w:val="nil"/>
               <w:right w:val="nil"/>
             </w:tcBorders>
-            <w:shd w:val="clear" w:color="auto" w:fill="auto"/>
-            <w:tcMar>
-              <w:top w:type="dxa" w:w="80"/>
-              <w:left w:type="dxa" w:w="80"/>
-              <w:bottom w:type="dxa" w:w="80"/>
-              <w:right w:type="dxa" w:w="80"/>
+            <w:tcMar>
+              <w:top w:w="80" w:type="dxa"/>
+              <w:left w:w="80" w:type="dxa"/>
+              <w:bottom w:w="80" w:type="dxa"/>
+              <w:right w:w="80" w:type="dxa"/>
             </w:tcMar>
             <w:vAlign w:val="center"/>
           </w:tcPr>
           <w:p>
             <w:pPr>
               <w:pStyle w:val="Body"/>
-              <w:bidi w:val="0"/>
             </w:pPr>
             <w:r>
-              <w:rPr>
-                <w:rFonts w:ascii="Zain Regular" w:cs="Arial Unicode MS" w:hAnsi="Zain Regular" w:eastAsia="Arial Unicode MS"/>
-                <w:rtl w:val="0"/>
-              </w:rPr>
               <w:t>Optimistic estimate =</w:t>
             </w:r>
           </w:p>
         </w:tc>
         <w:tc>
           <w:tcPr>
-            <w:tcW w:type="dxa" w:w="896"/>
+            <w:tcW w:w="896" w:type="dxa"/>
             <w:tcBorders>
               <w:top w:val="nil"/>
               <w:left w:val="nil"/>
               <w:bottom w:val="nil"/>
               <w:right w:val="nil"/>
             </w:tcBorders>
-            <w:shd w:val="clear" w:color="auto" w:fill="auto"/>
-            <w:tcMar>
-              <w:top w:type="dxa" w:w="80"/>
-              <w:left w:type="dxa" w:w="80"/>
-              <w:bottom w:type="dxa" w:w="80"/>
-              <w:right w:type="dxa" w:w="80"/>
+            <w:tcMar>
+              <w:top w:w="80" w:type="dxa"/>
+              <w:left w:w="80" w:type="dxa"/>
+              <w:bottom w:w="80" w:type="dxa"/>
+              <w:right w:w="80" w:type="dxa"/>
             </w:tcMar>
             <w:vAlign w:val="center"/>
           </w:tcPr>
           <w:p>
             <w:pPr>
-              <w:pStyle w:val="Table Style 2"/>
+              <w:pStyle w:val="TableStyle2"/>
               <w:jc w:val="center"/>
             </w:pPr>
             <w:r>
-              <w:rPr>
-                <w:rFonts w:ascii="Zain Regular" w:hAnsi="Zain Regular"/>
-                <w:rtl w:val="0"/>
-              </w:rPr>
               <w:t>3</w:t>
             </w:r>
           </w:p>
         </w:tc>
         <w:tc>
           <w:tcPr>
-            <w:tcW w:type="dxa" w:w="5778"/>
+            <w:tcW w:w="5778" w:type="dxa"/>
             <w:tcBorders>
               <w:top w:val="nil"/>
               <w:left w:val="nil"/>
               <w:bottom w:val="nil"/>
               <w:right w:val="nil"/>
             </w:tcBorders>
-            <w:shd w:val="clear" w:color="auto" w:fill="auto"/>
-            <w:tcMar>
-              <w:top w:type="dxa" w:w="80"/>
-              <w:left w:type="dxa" w:w="80"/>
-              <w:bottom w:type="dxa" w:w="80"/>
-              <w:right w:type="dxa" w:w="80"/>
+            <w:tcMar>
+              <w:top w:w="80" w:type="dxa"/>
+              <w:left w:w="80" w:type="dxa"/>
+              <w:bottom w:w="80" w:type="dxa"/>
+              <w:right w:w="80" w:type="dxa"/>
             </w:tcMar>
             <w:vAlign w:val="center"/>
           </w:tcPr>
           <w:p>
             <w:pPr>
-              <w:pStyle w:val="Table Style 2"/>
+              <w:pStyle w:val="TableStyle2"/>
               <w:jc w:val="both"/>
             </w:pPr>
             <w:r>
-              <w:rPr>
-                <w:rFonts w:ascii="Zain Regular" w:hAnsi="Zain Regular"/>
-                <w:rtl w:val="0"/>
-              </w:rPr>
               <w:t>Day</w:t>
             </w:r>
           </w:p>
         </w:tc>
       </w:tr>
       <w:tr>
-        <w:tblPrEx>
-          <w:shd w:val="clear" w:color="auto" w:fill="auto"/>
-        </w:tblPrEx>
         <w:trPr>
-          <w:trHeight w:val="420" w:hRule="atLeast"/>
+          <w:trHeight w:val="420"/>
         </w:trPr>
         <w:tc>
           <w:tcPr>
-            <w:tcW w:type="dxa" w:w="2677"/>
+            <w:tcW w:w="2677" w:type="dxa"/>
             <w:tcBorders>
               <w:top w:val="nil"/>
               <w:left w:val="nil"/>
               <w:bottom w:val="nil"/>
               <w:right w:val="nil"/>
             </w:tcBorders>
-            <w:shd w:val="clear" w:color="auto" w:fill="f5f5f5"/>
-            <w:tcMar>
-              <w:top w:type="dxa" w:w="80"/>
-              <w:left w:type="dxa" w:w="80"/>
-              <w:bottom w:type="dxa" w:w="80"/>
-              <w:right w:type="dxa" w:w="80"/>
+            <w:shd w:val="clear" w:color="auto" w:fill="F5F5F5"/>
+            <w:tcMar>
+              <w:top w:w="80" w:type="dxa"/>
+              <w:left w:w="80" w:type="dxa"/>
+              <w:bottom w:w="80" w:type="dxa"/>
+              <w:right w:w="80" w:type="dxa"/>
             </w:tcMar>
             <w:vAlign w:val="center"/>
           </w:tcPr>
           <w:p>
             <w:pPr>
               <w:pStyle w:val="Body"/>
-              <w:bidi w:val="0"/>
             </w:pPr>
             <w:r>
-              <w:rPr>
-                <w:rFonts w:ascii="Zain Regular" w:cs="Arial Unicode MS" w:hAnsi="Zain Regular" w:eastAsia="Arial Unicode MS"/>
-                <w:rtl w:val="0"/>
-              </w:rPr>
               <w:t>Pessimistic estimate =</w:t>
             </w:r>
           </w:p>
         </w:tc>
         <w:tc>
           <w:tcPr>
-            <w:tcW w:type="dxa" w:w="896"/>
+            <w:tcW w:w="896" w:type="dxa"/>
             <w:tcBorders>
               <w:top w:val="nil"/>
               <w:left w:val="nil"/>
               <w:bottom w:val="nil"/>
               <w:right w:val="nil"/>
             </w:tcBorders>
-            <w:shd w:val="clear" w:color="auto" w:fill="f5f5f5"/>
-            <w:tcMar>
-              <w:top w:type="dxa" w:w="80"/>
-              <w:left w:type="dxa" w:w="80"/>
-              <w:bottom w:type="dxa" w:w="80"/>
-              <w:right w:type="dxa" w:w="80"/>
+            <w:shd w:val="clear" w:color="auto" w:fill="F5F5F5"/>
+            <w:tcMar>
+              <w:top w:w="80" w:type="dxa"/>
+              <w:left w:w="80" w:type="dxa"/>
+              <w:bottom w:w="80" w:type="dxa"/>
+              <w:right w:w="80" w:type="dxa"/>
             </w:tcMar>
             <w:vAlign w:val="center"/>
           </w:tcPr>
           <w:p>
             <w:pPr>
-              <w:pStyle w:val="Table Style 2"/>
+              <w:pStyle w:val="TableStyle2"/>
               <w:jc w:val="center"/>
             </w:pPr>
             <w:r>
-              <w:rPr>
-                <w:rFonts w:ascii="Zain Regular" w:hAnsi="Zain Regular"/>
-                <w:rtl w:val="0"/>
-              </w:rPr>
               <w:t>6</w:t>
             </w:r>
           </w:p>
         </w:tc>
         <w:tc>
           <w:tcPr>
-            <w:tcW w:type="dxa" w:w="5778"/>
+            <w:tcW w:w="5778" w:type="dxa"/>
             <w:tcBorders>
               <w:top w:val="nil"/>
               <w:left w:val="nil"/>
               <w:bottom w:val="nil"/>
               <w:right w:val="nil"/>
             </w:tcBorders>
-            <w:shd w:val="clear" w:color="auto" w:fill="f5f5f5"/>
-            <w:tcMar>
-              <w:top w:type="dxa" w:w="80"/>
-              <w:left w:type="dxa" w:w="80"/>
-              <w:bottom w:type="dxa" w:w="80"/>
-              <w:right w:type="dxa" w:w="80"/>
+            <w:shd w:val="clear" w:color="auto" w:fill="F5F5F5"/>
+            <w:tcMar>
+              <w:top w:w="80" w:type="dxa"/>
+              <w:left w:w="80" w:type="dxa"/>
+              <w:bottom w:w="80" w:type="dxa"/>
+              <w:right w:w="80" w:type="dxa"/>
             </w:tcMar>
             <w:vAlign w:val="center"/>
           </w:tcPr>
           <w:p>
             <w:r>
-              <w:rPr/>
-              <w:fldChar w:fldCharType="begin" w:fldLock="0"/>
+              <w:fldChar w:fldCharType="begin"/>
             </w:r>
             <w:r>
               <w:instrText xml:space="preserve"> = C1 \* MERGEFORMAT</w:instrText>
             </w:r>
             <w:r>
-              <w:rPr/>
-              <w:fldChar w:fldCharType="separate" w:fldLock="0"/>
+              <w:fldChar w:fldCharType="separate"/>
             </w:r>
           </w:p>
           <w:p>
             <w:pPr>
-              <w:pStyle w:val="Table Style 2"/>
+              <w:pStyle w:val="TableStyle2"/>
               <w:jc w:val="both"/>
             </w:pPr>
             <w:r>
-              <w:rPr>
-                <w:caps w:val="0"/>
-                <w:smallCaps w:val="0"/>
-                <w:strike w:val="0"/>
-                <w:dstrike w:val="0"/>
-                <w:outline w:val="0"/>
-                <w:color w:val="000000"/>
-                <w:spacing w:val="0"/>
-                <w:kern w:val="0"/>
-                <w:position w:val="0"/>
-                <w:sz w:val="24"/>
-                <w:szCs w:val="24"/>
-                <w:u w:val="none"/>
-                <w:shd w:val="nil" w:color="auto" w:fill="auto"/>
-                <w:vertAlign w:val="baseline"/>
-                <w:rtl w:val="0"/>
-                <w:lang w:val="en-US"/>
-                <w14:textOutline>
-                  <w14:noFill/>
-                </w14:textOutline>
-                <w14:textFill>
-                  <w14:solidFill>
-                    <w14:srgbClr w14:val="000000"/>
-                  </w14:solidFill>
-                </w14:textFill>
-              </w:rPr>
               <w:t>Day</w:t>
             </w:r>
             <w:r>
-              <w:rPr/>
-              <w:fldChar w:fldCharType="end" w:fldLock="0"/>
+              <w:fldChar w:fldCharType="end"/>
             </w:r>
           </w:p>
         </w:tc>
       </w:tr>
       <w:tr>
-        <w:tblPrEx>
-          <w:shd w:val="clear" w:color="auto" w:fill="auto"/>
-        </w:tblPrEx>
         <w:trPr>
-          <w:trHeight w:val="420" w:hRule="atLeast"/>
+          <w:trHeight w:val="420"/>
         </w:trPr>
         <w:tc>
           <w:tcPr>
-            <w:tcW w:type="dxa" w:w="2677"/>
+            <w:tcW w:w="2677" w:type="dxa"/>
             <w:tcBorders>
               <w:top w:val="nil"/>
               <w:left w:val="nil"/>
               <w:bottom w:val="nil"/>
               <w:right w:val="nil"/>
             </w:tcBorders>
-            <w:shd w:val="clear" w:color="auto" w:fill="auto"/>
-            <w:tcMar>
-              <w:top w:type="dxa" w:w="80"/>
-              <w:left w:type="dxa" w:w="80"/>
-              <w:bottom w:type="dxa" w:w="80"/>
-              <w:right w:type="dxa" w:w="80"/>
+            <w:tcMar>
+              <w:top w:w="80" w:type="dxa"/>
+              <w:left w:w="80" w:type="dxa"/>
+              <w:bottom w:w="80" w:type="dxa"/>
+              <w:right w:w="80" w:type="dxa"/>
             </w:tcMar>
             <w:vAlign w:val="center"/>
           </w:tcPr>
           <w:p>
             <w:pPr>
               <w:pStyle w:val="Body"/>
-              <w:bidi w:val="0"/>
             </w:pPr>
             <w:r>
-              <w:rPr>
-                <w:rFonts w:ascii="Zain Regular" w:cs="Arial Unicode MS" w:hAnsi="Zain Regular" w:eastAsia="Arial Unicode MS"/>
-                <w:rtl w:val="0"/>
-              </w:rPr>
               <w:t>Most likely estimate =</w:t>
             </w:r>
           </w:p>
         </w:tc>
         <w:tc>
           <w:tcPr>
-            <w:tcW w:type="dxa" w:w="896"/>
+            <w:tcW w:w="896" w:type="dxa"/>
             <w:tcBorders>
               <w:top w:val="nil"/>
               <w:left w:val="nil"/>
               <w:bottom w:val="nil"/>
               <w:right w:val="nil"/>
             </w:tcBorders>
-            <w:shd w:val="clear" w:color="auto" w:fill="auto"/>
-            <w:tcMar>
-              <w:top w:type="dxa" w:w="80"/>
-              <w:left w:type="dxa" w:w="80"/>
-              <w:bottom w:type="dxa" w:w="80"/>
-              <w:right w:type="dxa" w:w="80"/>
+            <w:tcMar>
+              <w:top w:w="80" w:type="dxa"/>
+              <w:left w:w="80" w:type="dxa"/>
+              <w:bottom w:w="80" w:type="dxa"/>
+              <w:right w:w="80" w:type="dxa"/>
             </w:tcMar>
             <w:vAlign w:val="center"/>
           </w:tcPr>
           <w:p>
             <w:pPr>
-              <w:pStyle w:val="Table Style 2"/>
+              <w:pStyle w:val="TableStyle2"/>
               <w:jc w:val="center"/>
             </w:pPr>
             <w:r>
-              <w:rPr>
-                <w:rFonts w:ascii="Zain Regular" w:hAnsi="Zain Regular"/>
-                <w:rtl w:val="0"/>
-              </w:rPr>
               <w:t>4</w:t>
             </w:r>
           </w:p>
         </w:tc>
         <w:tc>
           <w:tcPr>
-            <w:tcW w:type="dxa" w:w="5778"/>
+            <w:tcW w:w="5778" w:type="dxa"/>
             <w:tcBorders>
               <w:top w:val="nil"/>
               <w:left w:val="nil"/>
               <w:bottom w:val="nil"/>
               <w:right w:val="nil"/>
             </w:tcBorders>
-            <w:shd w:val="clear" w:color="auto" w:fill="auto"/>
-            <w:tcMar>
-              <w:top w:type="dxa" w:w="80"/>
-              <w:left w:type="dxa" w:w="80"/>
-              <w:bottom w:type="dxa" w:w="80"/>
-              <w:right w:type="dxa" w:w="80"/>
+            <w:tcMar>
+              <w:top w:w="80" w:type="dxa"/>
+              <w:left w:w="80" w:type="dxa"/>
+              <w:bottom w:w="80" w:type="dxa"/>
+              <w:right w:w="80" w:type="dxa"/>
             </w:tcMar>
             <w:vAlign w:val="center"/>
           </w:tcPr>
           <w:p>
             <w:r>
-              <w:rPr/>
-              <w:fldChar w:fldCharType="begin" w:fldLock="0"/>
+              <w:fldChar w:fldCharType="begin"/>
             </w:r>
             <w:r>
               <w:instrText xml:space="preserve"> = C1 \* MERGEFORMAT</w:instrText>
             </w:r>
             <w:r>
-              <w:rPr/>
-              <w:fldChar w:fldCharType="separate" w:fldLock="0"/>
+              <w:fldChar w:fldCharType="separate"/>
             </w:r>
           </w:p>
           <w:p>
             <w:pPr>
-              <w:pStyle w:val="Table Style 2"/>
+              <w:pStyle w:val="TableStyle2"/>
               <w:jc w:val="both"/>
             </w:pPr>
             <w:r>
-              <w:rPr>
-                <w:caps w:val="0"/>
-                <w:smallCaps w:val="0"/>
-                <w:strike w:val="0"/>
-                <w:dstrike w:val="0"/>
-                <w:outline w:val="0"/>
-                <w:color w:val="000000"/>
-                <w:spacing w:val="0"/>
-                <w:kern w:val="0"/>
-                <w:position w:val="0"/>
-                <w:sz w:val="24"/>
-                <w:szCs w:val="24"/>
-                <w:u w:val="none"/>
-                <w:shd w:val="nil" w:color="auto" w:fill="auto"/>
-                <w:vertAlign w:val="baseline"/>
-                <w:rtl w:val="0"/>
-                <w:lang w:val="en-US"/>
-                <w14:textOutline>
-                  <w14:noFill/>
-                </w14:textOutline>
-                <w14:textFill>
-                  <w14:solidFill>
-                    <w14:srgbClr w14:val="000000"/>
-                  </w14:solidFill>
-                </w14:textFill>
-              </w:rPr>
               <w:t>Day</w:t>
             </w:r>
             <w:r>
-              <w:rPr/>
-              <w:fldChar w:fldCharType="end" w:fldLock="0"/>
+              <w:fldChar w:fldCharType="end"/>
             </w:r>
           </w:p>
         </w:tc>
       </w:tr>
       <w:tr>
-        <w:tblPrEx>
-          <w:shd w:val="clear" w:color="auto" w:fill="auto"/>
-        </w:tblPrEx>
         <w:trPr>
-          <w:trHeight w:val="420" w:hRule="atLeast"/>
+          <w:trHeight w:val="420"/>
         </w:trPr>
         <w:tc>
           <w:tcPr>
-            <w:tcW w:type="dxa" w:w="2677"/>
+            <w:tcW w:w="2677" w:type="dxa"/>
             <w:tcBorders>
               <w:top w:val="nil"/>
               <w:left w:val="nil"/>
               <w:bottom w:val="nil"/>
               <w:right w:val="nil"/>
             </w:tcBorders>
-            <w:shd w:val="clear" w:color="auto" w:fill="f5f5f5"/>
-            <w:tcMar>
-              <w:top w:type="dxa" w:w="80"/>
-              <w:left w:type="dxa" w:w="80"/>
-              <w:bottom w:type="dxa" w:w="80"/>
-              <w:right w:type="dxa" w:w="80"/>
+            <w:shd w:val="clear" w:color="auto" w:fill="F5F5F5"/>
+            <w:tcMar>
+              <w:top w:w="80" w:type="dxa"/>
+              <w:left w:w="80" w:type="dxa"/>
+              <w:bottom w:w="80" w:type="dxa"/>
+              <w:right w:w="80" w:type="dxa"/>
             </w:tcMar>
             <w:vAlign w:val="center"/>
           </w:tcPr>
           <w:p>
             <w:pPr>
               <w:pStyle w:val="Body"/>
-              <w:bidi w:val="0"/>
             </w:pPr>
             <w:r>
-              <w:rPr>
-                <w:rFonts w:ascii="Zain Regular" w:cs="Arial Unicode MS" w:hAnsi="Zain Regular" w:eastAsia="Arial Unicode MS"/>
-                <w:rtl w:val="0"/>
-              </w:rPr>
-              <w:t xml:space="preserve">Weighted average </w:t>
-            </w:r>
-            <w:r>
-              <w:rPr>
-                <w:rFonts w:ascii="Zain Regular" w:cs="Arial Unicode MS" w:hAnsi="Zain Regular" w:eastAsia="Arial Unicode MS" w:hint="default"/>
-                <w:rtl w:val="0"/>
-              </w:rPr>
-              <w:t>≈</w:t>
-            </w:r>
-          </w:p>
-        </w:tc>
-        <w:tc>
-          <w:tcPr>
-            <w:tcW w:type="dxa" w:w="896"/>
+              <w:t>Weighted average ≈</w:t>
+            </w:r>
+          </w:p>
+        </w:tc>
+        <w:tc>
+          <w:tcPr>
+            <w:tcW w:w="896" w:type="dxa"/>
             <w:tcBorders>
               <w:top w:val="nil"/>
               <w:left w:val="nil"/>
               <w:bottom w:val="nil"/>
               <w:right w:val="nil"/>
             </w:tcBorders>
-            <w:shd w:val="clear" w:color="auto" w:fill="f5f5f5"/>
-            <w:tcMar>
-              <w:top w:type="dxa" w:w="80"/>
-              <w:left w:type="dxa" w:w="80"/>
-              <w:bottom w:type="dxa" w:w="80"/>
-              <w:right w:type="dxa" w:w="80"/>
+            <w:shd w:val="clear" w:color="auto" w:fill="F5F5F5"/>
+            <w:tcMar>
+              <w:top w:w="80" w:type="dxa"/>
+              <w:left w:w="80" w:type="dxa"/>
+              <w:bottom w:w="80" w:type="dxa"/>
+              <w:right w:w="80" w:type="dxa"/>
             </w:tcMar>
             <w:vAlign w:val="center"/>
           </w:tcPr>
           <w:p>
             <w:pPr>
-              <w:pStyle w:val="Table Style 2"/>
+              <w:pStyle w:val="TableStyle2"/>
               <w:jc w:val="center"/>
             </w:pPr>
             <w:r>
-              <w:rPr>
-                <w:rFonts w:ascii="Zain Regular" w:hAnsi="Zain Regular"/>
-                <w:rtl w:val="0"/>
-              </w:rPr>
               <w:t>4.2</w:t>
             </w:r>
           </w:p>
         </w:tc>
         <w:tc>
           <w:tcPr>
-            <w:tcW w:type="dxa" w:w="5778"/>
+            <w:tcW w:w="5778" w:type="dxa"/>
             <w:tcBorders>
               <w:top w:val="nil"/>
               <w:left w:val="nil"/>
               <w:bottom w:val="nil"/>
               <w:right w:val="nil"/>
             </w:tcBorders>
-            <w:shd w:val="clear" w:color="auto" w:fill="f5f5f5"/>
-            <w:tcMar>
-              <w:top w:type="dxa" w:w="80"/>
-              <w:left w:type="dxa" w:w="80"/>
-              <w:bottom w:type="dxa" w:w="80"/>
-              <w:right w:type="dxa" w:w="80"/>
+            <w:shd w:val="clear" w:color="auto" w:fill="F5F5F5"/>
+            <w:tcMar>
+              <w:top w:w="80" w:type="dxa"/>
+              <w:left w:w="80" w:type="dxa"/>
+              <w:bottom w:w="80" w:type="dxa"/>
+              <w:right w:w="80" w:type="dxa"/>
             </w:tcMar>
             <w:vAlign w:val="center"/>
           </w:tcPr>
           <w:p>
             <w:r>
-              <w:rPr/>
-              <w:fldChar w:fldCharType="begin" w:fldLock="0"/>
+              <w:fldChar w:fldCharType="begin"/>
             </w:r>
             <w:r>
               <w:instrText xml:space="preserve"> = C1 \* MERGEFORMAT</w:instrText>
             </w:r>
             <w:r>
-              <w:rPr/>
-              <w:fldChar w:fldCharType="separate" w:fldLock="0"/>
+              <w:fldChar w:fldCharType="separate"/>
             </w:r>
           </w:p>
           <w:p>
             <w:pPr>
-              <w:pStyle w:val="Table Style 2"/>
+              <w:pStyle w:val="TableStyle2"/>
               <w:jc w:val="both"/>
             </w:pPr>
             <w:r>
-              <w:rPr>
-                <w:caps w:val="0"/>
-                <w:smallCaps w:val="0"/>
-                <w:strike w:val="0"/>
-                <w:dstrike w:val="0"/>
-                <w:outline w:val="0"/>
-                <w:color w:val="000000"/>
-                <w:spacing w:val="0"/>
-                <w:kern w:val="0"/>
-                <w:position w:val="0"/>
-                <w:sz w:val="24"/>
-                <w:szCs w:val="24"/>
-                <w:u w:val="none"/>
-                <w:shd w:val="nil" w:color="auto" w:fill="auto"/>
-                <w:vertAlign w:val="baseline"/>
-                <w:rtl w:val="0"/>
-                <w:lang w:val="en-US"/>
-                <w14:textOutline>
-                  <w14:noFill/>
-                </w14:textOutline>
-                <w14:textFill>
-                  <w14:solidFill>
-                    <w14:srgbClr w14:val="000000"/>
-                  </w14:solidFill>
-                </w14:textFill>
-              </w:rPr>
               <w:t>Day</w:t>
             </w:r>
             <w:r>
-              <w:rPr/>
-              <w:fldChar w:fldCharType="end" w:fldLock="0"/>
+              <w:fldChar w:fldCharType="end"/>
             </w:r>
           </w:p>
         </w:tc>
@@ -2669,19 +1647,18 @@
     <w:p>
       <w:pPr>
         <w:pStyle w:val="Heading"/>
-        <w:bidi w:val="0"/>
       </w:pPr>
       <w:r>
         <w:rPr>
-          <w:rFonts w:ascii="Arial Unicode MS" w:cs="Zain Bold" w:hAnsi="Arial Unicode MS" w:eastAsia="Arial Unicode MS" w:hint="cs"/>
-          <w:rtl w:val="1"/>
+          <w:rFonts w:ascii="Arial Unicode MS" w:eastAsia="Arial Unicode MS" w:hAnsi="Arial Unicode MS" w:hint="cs"/>
+          <w:rtl/>
         </w:rPr>
         <w:t>توضیحات تسک</w:t>
       </w:r>
       <w:r>
         <w:rPr>
-          <w:rFonts w:cs="Arial Unicode MS" w:eastAsia="Arial Unicode MS"/>
-          <w:rtl w:val="1"/>
+          <w:rFonts w:eastAsia="Arial Unicode MS" w:cs="Arial Unicode MS"/>
+          <w:rtl/>
         </w:rPr>
         <w:t>:</w:t>
       </w:r>
@@ -2689,161 +1666,177 @@
     <w:p>
       <w:pPr>
         <w:pStyle w:val="Body"/>
-        <w:bidi w:val="1"/>
-        <w:ind w:left="0" w:right="0" w:firstLine="0"/>
+        <w:bidi/>
         <w:jc w:val="left"/>
         <w:rPr>
-          <w:rtl w:val="1"/>
+          <w:rtl/>
         </w:rPr>
       </w:pPr>
       <w:r>
         <w:rPr>
-          <w:rFonts w:ascii="Arial Unicode MS" w:cs="Zain Regular" w:hAnsi="Arial Unicode MS" w:eastAsia="Arial Unicode MS" w:hint="cs"/>
-          <w:rtl w:val="1"/>
+          <w:rFonts w:ascii="Arial Unicode MS" w:hAnsi="Arial Unicode MS" w:cs="Zain Regular" w:hint="cs"/>
+          <w:rtl/>
         </w:rPr>
         <w:t>تقسیم بندی جزئی</w:t>
       </w:r>
       <w:r>
         <w:rPr>
-          <w:rFonts w:ascii="Arial Unicode MS" w:cs="Arial Unicode MS" w:hAnsi="Arial Unicode MS" w:eastAsia="Arial Unicode MS" w:hint="default"/>
-          <w:b w:val="0"/>
-          <w:bCs w:val="0"/>
-          <w:i w:val="0"/>
-          <w:iCs w:val="0"/>
-          <w:rtl w:val="1"/>
+          <w:rFonts w:ascii="Arial Unicode MS" w:hAnsi="Arial Unicode MS"/>
+          <w:rtl/>
         </w:rPr>
         <w:t>‌</w:t>
       </w:r>
       <w:r>
         <w:rPr>
-          <w:rFonts w:ascii="Arial Unicode MS" w:cs="Zain Regular" w:hAnsi="Arial Unicode MS" w:eastAsia="Arial Unicode MS" w:hint="cs"/>
-          <w:rtl w:val="1"/>
+          <w:rFonts w:ascii="Arial Unicode MS" w:hAnsi="Arial Unicode MS" w:cs="Zain Regular" w:hint="cs"/>
+          <w:rtl/>
         </w:rPr>
         <w:t xml:space="preserve">تر، طبق توضیحات </w:t>
       </w:r>
       <w:r>
+        <w:t>TeamDivision.md</w:t>
+      </w:r>
+      <w:r>
         <w:rPr>
-          <w:rtl w:val="0"/>
-          <w:lang w:val="en-US"/>
-        </w:rPr>
-        <w:t>TeamDivision.md</w:t>
-      </w:r>
-      <w:r>
-        <w:rPr>
-          <w:rFonts w:ascii="Arial Unicode MS" w:cs="Zain Regular" w:hAnsi="Arial Unicode MS" w:eastAsia="Arial Unicode MS" w:hint="cs"/>
-          <w:rtl w:val="1"/>
+          <w:rFonts w:ascii="Arial Unicode MS" w:hAnsi="Arial Unicode MS" w:cs="Zain Regular" w:hint="cs"/>
+          <w:rtl/>
         </w:rPr>
         <w:t xml:space="preserve"> در پوشه </w:t>
       </w:r>
       <w:r>
+        <w:t>Behavorial Models</w:t>
+      </w:r>
+      <w:r>
         <w:rPr>
-          <w:rtl w:val="0"/>
-          <w:lang w:val="en-US"/>
-        </w:rPr>
-        <w:t>Behavorial Models</w:t>
-      </w:r>
-      <w:r>
-        <w:rPr>
-          <w:rFonts w:ascii="Arial Unicode MS" w:cs="Zain Regular" w:hAnsi="Arial Unicode MS" w:eastAsia="Arial Unicode MS" w:hint="cs"/>
-          <w:rtl w:val="1"/>
+          <w:rFonts w:ascii="Arial Unicode MS" w:hAnsi="Arial Unicode MS" w:cs="Zain Regular" w:hint="cs"/>
+          <w:rtl/>
         </w:rPr>
         <w:t xml:space="preserve">  انجام می</w:t>
       </w:r>
       <w:r>
         <w:rPr>
-          <w:rFonts w:ascii="Arial Unicode MS" w:cs="Arial Unicode MS" w:hAnsi="Arial Unicode MS" w:eastAsia="Arial Unicode MS" w:hint="default"/>
-          <w:b w:val="0"/>
-          <w:bCs w:val="0"/>
-          <w:i w:val="0"/>
-          <w:iCs w:val="0"/>
-          <w:rtl w:val="1"/>
+          <w:rFonts w:ascii="Arial Unicode MS" w:hAnsi="Arial Unicode MS"/>
+          <w:rtl/>
         </w:rPr>
         <w:t>‌</w:t>
       </w:r>
       <w:r>
         <w:rPr>
-          <w:rFonts w:ascii="Arial Unicode MS" w:cs="Zain Regular" w:hAnsi="Arial Unicode MS" w:eastAsia="Arial Unicode MS" w:hint="cs"/>
-          <w:rtl w:val="1"/>
+          <w:rFonts w:ascii="Arial Unicode MS" w:hAnsi="Arial Unicode MS" w:cs="Zain Regular" w:hint="cs"/>
+          <w:rtl/>
         </w:rPr>
         <w:t>شود</w:t>
       </w:r>
       <w:r>
         <w:rPr>
-          <w:rtl w:val="1"/>
+          <w:rtl/>
         </w:rPr>
         <w:t>.</w:t>
       </w:r>
     </w:p>
     <w:sectPr>
-      <w:headerReference w:type="default" r:id="rId4"/>
-      <w:footerReference w:type="default" r:id="rId5"/>
-      <w:pgSz w:w="12240" w:h="15840" w:orient="portrait"/>
-      <w:pgMar w:top="1440" w:right="1440" w:bottom="1440" w:left="1440" w:header="720" w:footer="864"/>
-      <w:bidi w:val="0"/>
+      <w:headerReference w:type="default" r:id="rId7"/>
+      <w:footerReference w:type="default" r:id="rId8"/>
+      <w:pgSz w:w="12240" w:h="15840"/>
+      <w:pgMar w:top="1440" w:right="1440" w:bottom="1440" w:left="1440" w:header="720" w:footer="864" w:gutter="0"/>
+      <w:cols w:space="720"/>
     </w:sectPr>
   </w:body>
 </w:document>
 </file>
 
+<file path=word/endnotes.xml><?xml version="1.0" encoding="utf-8"?>
+<w:endnotes xmlns:wpc="http://schemas.microsoft.com/office/word/2010/wordprocessingCanvas" xmlns:cx="http://schemas.microsoft.com/office/drawing/2014/chartex" xmlns:cx1="http://schemas.microsoft.com/office/drawing/2015/9/8/chartex" xmlns:cx2="http://schemas.microsoft.com/office/drawing/2015/10/21/chartex" xmlns:cx3="http://schemas.microsoft.com/office/drawing/2016/5/9/chartex" xmlns:cx4="http://schemas.microsoft.com/office/drawing/2016/5/10/chartex" xmlns:cx5="http://schemas.microsoft.com/office/drawing/2016/5/11/chartex" xmlns:cx6="http://schemas.microsoft.com/office/drawing/2016/5/12/chartex" xmlns:cx7="http://schemas.microsoft.com/office/drawing/2016/5/13/chartex" xmlns:cx8="http://schemas.microsoft.com/office/drawing/2016/5/14/chartex" xmlns:mc="http://schemas.openxmlformats.org/markup-compatibility/2006" xmlns:aink="http://schemas.microsoft.com/office/drawing/2016/ink" xmlns:am3d="http://schemas.microsoft.com/office/drawing/2017/model3d" xmlns:o="urn:schemas-microsoft-com:office:office" xmlns:oel="http://schemas.microsoft.com/office/2019/extlst" xmlns:r="http://schemas.openxmlformats.org/officeDocument/2006/relationships" xmlns:m="http://schemas.openxmlformats.org/officeDocument/2006/math" xmlns:v="urn:schemas-microsoft-com:vml" xmlns:wp14="http://schemas.microsoft.com/office/word/2010/wordprocessingDrawing" xmlns:wp="http://schemas.openxmlformats.org/drawingml/2006/wordprocessingDrawing" xmlns:w10="urn:schemas-microsoft-com:office:word" xmlns:w="http://schemas.openxmlformats.org/wordprocessingml/2006/main" xmlns:w14="http://schemas.microsoft.com/office/word/2010/wordml" xmlns:w15="http://schemas.microsoft.com/office/word/2012/wordml" xmlns:w16cex="http://schemas.microsoft.com/office/word/2018/wordml/cex" xmlns:w16cid="http://schemas.microsoft.com/office/word/2016/wordml/cid" xmlns:w16="http://schemas.microsoft.com/office/word/2018/wordml" xmlns:w16du="http://schemas.microsoft.com/office/word/2023/wordml/word16du" xmlns:w16sdtdh="http://schemas.microsoft.com/office/word/2020/wordml/sdtdatahash" xmlns:w16sdtfl="http://schemas.microsoft.com/office/word/2024/wordml/sdtformatlock" xmlns:w16se="http://schemas.microsoft.com/office/word/2015/wordml/symex" xmlns:wpg="http://schemas.microsoft.com/office/word/2010/wordprocessingGroup" xmlns:wpi="http://schemas.microsoft.com/office/word/2010/wordprocessingInk" xmlns:wne="http://schemas.microsoft.com/office/word/2006/wordml" xmlns:wps="http://schemas.microsoft.com/office/word/2010/wordprocessingShape" mc:Ignorable="w14 w15 w16se w16cid w16 w16cex w16sdtdh w16sdtfl w16du wp14">
+  <w:endnote w:type="separator" w:id="-1">
+    <w:p>
+      <w:r>
+        <w:separator/>
+      </w:r>
+    </w:p>
+  </w:endnote>
+  <w:endnote w:type="continuationSeparator" w:id="0">
+    <w:p>
+      <w:r>
+        <w:continuationSeparator/>
+      </w:r>
+    </w:p>
+  </w:endnote>
+</w:endnotes>
+</file>
+
 <file path=word/footer1.xml><?xml version="1.0" encoding="utf-8"?>
-<w:ftr xmlns:r="http://schemas.openxmlformats.org/officeDocument/2006/relationships" xmlns:wp="http://schemas.openxmlformats.org/drawingml/2006/wordprocessingDrawing" xmlns:w="http://schemas.openxmlformats.org/wordprocessingml/2006/main" xmlns:w10="urn:schemas-microsoft-com:office:word" xmlns:w14="http://schemas.microsoft.com/office/word/2010/wordml" xmlns:wps="http://schemas.microsoft.com/office/word/2010/wordprocessingShape" xmlns:wpg="http://schemas.microsoft.com/office/word/2010/wordprocessingGroup" xmlns:mc="http://schemas.openxmlformats.org/markup-compatibility/2006" xmlns:v="urn:schemas-microsoft-com:vml" xmlns:o="urn:schemas-microsoft-com:office:office" xmlns:m="http://schemas.openxmlformats.org/officeDocument/2006/math" mc:Ignorable="w14">
+<w:ftr xmlns:wpc="http://schemas.microsoft.com/office/word/2010/wordprocessingCanvas" xmlns:cx="http://schemas.microsoft.com/office/drawing/2014/chartex" xmlns:cx1="http://schemas.microsoft.com/office/drawing/2015/9/8/chartex" xmlns:cx2="http://schemas.microsoft.com/office/drawing/2015/10/21/chartex" xmlns:cx3="http://schemas.microsoft.com/office/drawing/2016/5/9/chartex" xmlns:cx4="http://schemas.microsoft.com/office/drawing/2016/5/10/chartex" xmlns:cx5="http://schemas.microsoft.com/office/drawing/2016/5/11/chartex" xmlns:cx6="http://schemas.microsoft.com/office/drawing/2016/5/12/chartex" xmlns:cx7="http://schemas.microsoft.com/office/drawing/2016/5/13/chartex" xmlns:cx8="http://schemas.microsoft.com/office/drawing/2016/5/14/chartex" xmlns:mc="http://schemas.openxmlformats.org/markup-compatibility/2006" xmlns:aink="http://schemas.microsoft.com/office/drawing/2016/ink" xmlns:am3d="http://schemas.microsoft.com/office/drawing/2017/model3d" xmlns:o="urn:schemas-microsoft-com:office:office" xmlns:oel="http://schemas.microsoft.com/office/2019/extlst" xmlns:r="http://schemas.openxmlformats.org/officeDocument/2006/relationships" xmlns:m="http://schemas.openxmlformats.org/officeDocument/2006/math" xmlns:v="urn:schemas-microsoft-com:vml" xmlns:wp14="http://schemas.microsoft.com/office/word/2010/wordprocessingDrawing" xmlns:wp="http://schemas.openxmlformats.org/drawingml/2006/wordprocessingDrawing" xmlns:w10="urn:schemas-microsoft-com:office:word" xmlns:w="http://schemas.openxmlformats.org/wordprocessingml/2006/main" xmlns:w14="http://schemas.microsoft.com/office/word/2010/wordml" xmlns:w15="http://schemas.microsoft.com/office/word/2012/wordml" xmlns:w16cex="http://schemas.microsoft.com/office/word/2018/wordml/cex" xmlns:w16cid="http://schemas.microsoft.com/office/word/2016/wordml/cid" xmlns:w16="http://schemas.microsoft.com/office/word/2018/wordml" xmlns:w16du="http://schemas.microsoft.com/office/word/2023/wordml/word16du" xmlns:w16sdtdh="http://schemas.microsoft.com/office/word/2020/wordml/sdtdatahash" xmlns:w16sdtfl="http://schemas.microsoft.com/office/word/2024/wordml/sdtformatlock" xmlns:w16se="http://schemas.microsoft.com/office/word/2015/wordml/symex" xmlns:wpg="http://schemas.microsoft.com/office/word/2010/wordprocessingGroup" xmlns:wpi="http://schemas.microsoft.com/office/word/2010/wordprocessingInk" xmlns:wne="http://schemas.microsoft.com/office/word/2006/wordml" xmlns:wps="http://schemas.microsoft.com/office/word/2010/wordprocessingShape" mc:Ignorable="w14 w15 w16se w16cid w16 w16cex w16sdtdh w16sdtfl w16du wp14">
   <w:p>
     <w:pPr>
-      <w:pStyle w:val="Header &amp; Footer"/>
+      <w:pStyle w:val="HeaderFooter"/>
       <w:tabs>
+        <w:tab w:val="clear" w:pos="9020"/>
         <w:tab w:val="center" w:pos="4680"/>
         <w:tab w:val="right" w:pos="9360"/>
-        <w:tab w:val="clear" w:pos="9020"/>
       </w:tabs>
-      <w:jc w:val="left"/>
     </w:pPr>
     <w:r>
       <w:tab/>
     </w:r>
     <w:r>
-      <w:rPr/>
-      <w:fldChar w:fldCharType="begin" w:fldLock="0"/>
+      <w:fldChar w:fldCharType="begin"/>
     </w:r>
     <w:r>
       <w:instrText xml:space="preserve"> PAGE </w:instrText>
     </w:r>
     <w:r>
-      <w:rPr/>
-      <w:fldChar w:fldCharType="separate" w:fldLock="0"/>
+      <w:fldChar w:fldCharType="separate"/>
     </w:r>
-    <w:r/>
     <w:r>
-      <w:rPr/>
-      <w:fldChar w:fldCharType="end" w:fldLock="0"/>
+      <w:rPr>
+        <w:noProof/>
+      </w:rPr>
+      <w:t>1</w:t>
+    </w:r>
+    <w:r>
+      <w:fldChar w:fldCharType="end"/>
     </w:r>
   </w:p>
 </w:ftr>
 </file>
 
+<file path=word/footnotes.xml><?xml version="1.0" encoding="utf-8"?>
+<w:footnotes xmlns:wpc="http://schemas.microsoft.com/office/word/2010/wordprocessingCanvas" xmlns:cx="http://schemas.microsoft.com/office/drawing/2014/chartex" xmlns:cx1="http://schemas.microsoft.com/office/drawing/2015/9/8/chartex" xmlns:cx2="http://schemas.microsoft.com/office/drawing/2015/10/21/chartex" xmlns:cx3="http://schemas.microsoft.com/office/drawing/2016/5/9/chartex" xmlns:cx4="http://schemas.microsoft.com/office/drawing/2016/5/10/chartex" xmlns:cx5="http://schemas.microsoft.com/office/drawing/2016/5/11/chartex" xmlns:cx6="http://schemas.microsoft.com/office/drawing/2016/5/12/chartex" xmlns:cx7="http://schemas.microsoft.com/office/drawing/2016/5/13/chartex" xmlns:cx8="http://schemas.microsoft.com/office/drawing/2016/5/14/chartex" xmlns:mc="http://schemas.openxmlformats.org/markup-compatibility/2006" xmlns:aink="http://schemas.microsoft.com/office/drawing/2016/ink" xmlns:am3d="http://schemas.microsoft.com/office/drawing/2017/model3d" xmlns:o="urn:schemas-microsoft-com:office:office" xmlns:oel="http://schemas.microsoft.com/office/2019/extlst" xmlns:r="http://schemas.openxmlformats.org/officeDocument/2006/relationships" xmlns:m="http://schemas.openxmlformats.org/officeDocument/2006/math" xmlns:v="urn:schemas-microsoft-com:vml" xmlns:wp14="http://schemas.microsoft.com/office/word/2010/wordprocessingDrawing" xmlns:wp="http://schemas.openxmlformats.org/drawingml/2006/wordprocessingDrawing" xmlns:w10="urn:schemas-microsoft-com:office:word" xmlns:w="http://schemas.openxmlformats.org/wordprocessingml/2006/main" xmlns:w14="http://schemas.microsoft.com/office/word/2010/wordml" xmlns:w15="http://schemas.microsoft.com/office/word/2012/wordml" xmlns:w16cex="http://schemas.microsoft.com/office/word/2018/wordml/cex" xmlns:w16cid="http://schemas.microsoft.com/office/word/2016/wordml/cid" xmlns:w16="http://schemas.microsoft.com/office/word/2018/wordml" xmlns:w16du="http://schemas.microsoft.com/office/word/2023/wordml/word16du" xmlns:w16sdtdh="http://schemas.microsoft.com/office/word/2020/wordml/sdtdatahash" xmlns:w16sdtfl="http://schemas.microsoft.com/office/word/2024/wordml/sdtformatlock" xmlns:w16se="http://schemas.microsoft.com/office/word/2015/wordml/symex" xmlns:wpg="http://schemas.microsoft.com/office/word/2010/wordprocessingGroup" xmlns:wpi="http://schemas.microsoft.com/office/word/2010/wordprocessingInk" xmlns:wne="http://schemas.microsoft.com/office/word/2006/wordml" xmlns:wps="http://schemas.microsoft.com/office/word/2010/wordprocessingShape" mc:Ignorable="w14 w15 w16se w16cid w16 w16cex w16sdtdh w16sdtfl w16du wp14">
+  <w:footnote w:type="separator" w:id="-1">
+    <w:p>
+      <w:r>
+        <w:separator/>
+      </w:r>
+    </w:p>
+  </w:footnote>
+  <w:footnote w:type="continuationSeparator" w:id="0">
+    <w:p>
+      <w:r>
+        <w:continuationSeparator/>
+      </w:r>
+    </w:p>
+  </w:footnote>
+</w:footnotes>
+</file>
+
 <file path=word/header1.xml><?xml version="1.0" encoding="utf-8"?>
-<w:hdr xmlns:r="http://schemas.openxmlformats.org/officeDocument/2006/relationships" xmlns:wp="http://schemas.openxmlformats.org/drawingml/2006/wordprocessingDrawing" xmlns:w="http://schemas.openxmlformats.org/wordprocessingml/2006/main" xmlns:w10="urn:schemas-microsoft-com:office:word" xmlns:w14="http://schemas.microsoft.com/office/word/2010/wordml" xmlns:wps="http://schemas.microsoft.com/office/word/2010/wordprocessingShape" xmlns:wpg="http://schemas.microsoft.com/office/word/2010/wordprocessingGroup" xmlns:mc="http://schemas.openxmlformats.org/markup-compatibility/2006" xmlns:v="urn:schemas-microsoft-com:vml" xmlns:o="urn:schemas-microsoft-com:office:office" xmlns:m="http://schemas.openxmlformats.org/officeDocument/2006/math" mc:Ignorable="w14">
+<w:hdr xmlns:wpc="http://schemas.microsoft.com/office/word/2010/wordprocessingCanvas" xmlns:cx="http://schemas.microsoft.com/office/drawing/2014/chartex" xmlns:cx1="http://schemas.microsoft.com/office/drawing/2015/9/8/chartex" xmlns:cx2="http://schemas.microsoft.com/office/drawing/2015/10/21/chartex" xmlns:cx3="http://schemas.microsoft.com/office/drawing/2016/5/9/chartex" xmlns:cx4="http://schemas.microsoft.com/office/drawing/2016/5/10/chartex" xmlns:cx5="http://schemas.microsoft.com/office/drawing/2016/5/11/chartex" xmlns:cx6="http://schemas.microsoft.com/office/drawing/2016/5/12/chartex" xmlns:cx7="http://schemas.microsoft.com/office/drawing/2016/5/13/chartex" xmlns:cx8="http://schemas.microsoft.com/office/drawing/2016/5/14/chartex" xmlns:mc="http://schemas.openxmlformats.org/markup-compatibility/2006" xmlns:aink="http://schemas.microsoft.com/office/drawing/2016/ink" xmlns:am3d="http://schemas.microsoft.com/office/drawing/2017/model3d" xmlns:o="urn:schemas-microsoft-com:office:office" xmlns:oel="http://schemas.microsoft.com/office/2019/extlst" xmlns:r="http://schemas.openxmlformats.org/officeDocument/2006/relationships" xmlns:m="http://schemas.openxmlformats.org/officeDocument/2006/math" xmlns:v="urn:schemas-microsoft-com:vml" xmlns:wp14="http://schemas.microsoft.com/office/word/2010/wordprocessingDrawing" xmlns:wp="http://schemas.openxmlformats.org/drawingml/2006/wordprocessingDrawing" xmlns:w10="urn:schemas-microsoft-com:office:word" xmlns:w="http://schemas.openxmlformats.org/wordprocessingml/2006/main" xmlns:w14="http://schemas.microsoft.com/office/word/2010/wordml" xmlns:w15="http://schemas.microsoft.com/office/word/2012/wordml" xmlns:w16cex="http://schemas.microsoft.com/office/word/2018/wordml/cex" xmlns:w16cid="http://schemas.microsoft.com/office/word/2016/wordml/cid" xmlns:w16="http://schemas.microsoft.com/office/word/2018/wordml" xmlns:w16du="http://schemas.microsoft.com/office/word/2023/wordml/word16du" xmlns:w16sdtdh="http://schemas.microsoft.com/office/word/2020/wordml/sdtdatahash" xmlns:w16sdtfl="http://schemas.microsoft.com/office/word/2024/wordml/sdtformatlock" xmlns:w16se="http://schemas.microsoft.com/office/word/2015/wordml/symex" xmlns:wpg="http://schemas.microsoft.com/office/word/2010/wordprocessingGroup" xmlns:wpi="http://schemas.microsoft.com/office/word/2010/wordprocessingInk" xmlns:wne="http://schemas.microsoft.com/office/word/2006/wordml" xmlns:wps="http://schemas.microsoft.com/office/word/2010/wordprocessingShape" mc:Ignorable="w14 w15 w16se w16cid w16 w16cex w16sdtdh w16sdtfl w16du wp14">
   <w:p>
     <w:pPr>
-      <w:pStyle w:val="Header &amp; Footer"/>
+      <w:pStyle w:val="HeaderFooter"/>
       <w:tabs>
+        <w:tab w:val="clear" w:pos="9020"/>
         <w:tab w:val="center" w:pos="4680"/>
         <w:tab w:val="right" w:pos="9360"/>
-        <w:tab w:val="clear" w:pos="9020"/>
       </w:tabs>
-      <w:jc w:val="left"/>
     </w:pPr>
     <w:r>
-      <w:rPr>
-        <w:rtl w:val="0"/>
-        <w:lang w:val="en-US"/>
-      </w:rPr>
       <w:t>1405/NN/NN</w:t>
     </w:r>
     <w:r>
-      <w:rPr>
-        <w:rtl w:val="0"/>
-      </w:rPr>
       <w:tab/>
+    </w:r>
+    <w:r>
       <w:tab/>
       <w:t>CSharpers</w:t>
     </w:r>
@@ -2852,18 +1845,21 @@
 </file>
 
 <file path=word/numbering.xml><?xml version="1.0" encoding="utf-8"?>
-<w:numbering xmlns:w="http://schemas.openxmlformats.org/wordprocessingml/2006/main" xmlns:wp="http://schemas.openxmlformats.org/drawingml/2006/wordprocessingDrawing" xmlns:w14="http://schemas.microsoft.com/office/word/2010/wordml" xmlns:r="http://schemas.openxmlformats.org/officeDocument/2006/relationships" xmlns:v="urn:schemas-microsoft-com:vml" xmlns:o="urn:schemas-microsoft-com:office:office">
-  <w:abstractNum w:abstractNumId="0">
+<w:numbering xmlns:wpc="http://schemas.microsoft.com/office/word/2010/wordprocessingCanvas" xmlns:cx="http://schemas.microsoft.com/office/drawing/2014/chartex" xmlns:cx1="http://schemas.microsoft.com/office/drawing/2015/9/8/chartex" xmlns:cx2="http://schemas.microsoft.com/office/drawing/2015/10/21/chartex" xmlns:cx3="http://schemas.microsoft.com/office/drawing/2016/5/9/chartex" xmlns:cx4="http://schemas.microsoft.com/office/drawing/2016/5/10/chartex" xmlns:cx5="http://schemas.microsoft.com/office/drawing/2016/5/11/chartex" xmlns:cx6="http://schemas.microsoft.com/office/drawing/2016/5/12/chartex" xmlns:cx7="http://schemas.microsoft.com/office/drawing/2016/5/13/chartex" xmlns:cx8="http://schemas.microsoft.com/office/drawing/2016/5/14/chartex" xmlns:mc="http://schemas.openxmlformats.org/markup-compatibility/2006" xmlns:aink="http://schemas.microsoft.com/office/drawing/2016/ink" xmlns:am3d="http://schemas.microsoft.com/office/drawing/2017/model3d" xmlns:o="urn:schemas-microsoft-com:office:office" xmlns:oel="http://schemas.microsoft.com/office/2019/extlst" xmlns:r="http://schemas.openxmlformats.org/officeDocument/2006/relationships" xmlns:m="http://schemas.openxmlformats.org/officeDocument/2006/math" xmlns:v="urn:schemas-microsoft-com:vml" xmlns:wp14="http://schemas.microsoft.com/office/word/2010/wordprocessingDrawing" xmlns:wp="http://schemas.openxmlformats.org/drawingml/2006/wordprocessingDrawing" xmlns:w10="urn:schemas-microsoft-com:office:word" xmlns:w="http://schemas.openxmlformats.org/wordprocessingml/2006/main" xmlns:w14="http://schemas.microsoft.com/office/word/2010/wordml" xmlns:w15="http://schemas.microsoft.com/office/word/2012/wordml" xmlns:w16cex="http://schemas.microsoft.com/office/word/2018/wordml/cex" xmlns:w16cid="http://schemas.microsoft.com/office/word/2016/wordml/cid" xmlns:w16="http://schemas.microsoft.com/office/word/2018/wordml" xmlns:w16du="http://schemas.microsoft.com/office/word/2023/wordml/word16du" xmlns:w16sdtdh="http://schemas.microsoft.com/office/word/2020/wordml/sdtdatahash" xmlns:w16sdtfl="http://schemas.microsoft.com/office/word/2024/wordml/sdtformatlock" xmlns:w16se="http://schemas.microsoft.com/office/word/2015/wordml/symex" xmlns:wpg="http://schemas.microsoft.com/office/word/2010/wordprocessingGroup" xmlns:wpi="http://schemas.microsoft.com/office/word/2010/wordprocessingInk" xmlns:wne="http://schemas.microsoft.com/office/word/2006/wordml" xmlns:wps="http://schemas.microsoft.com/office/word/2010/wordprocessingShape" mc:Ignorable="w14 w15 w16se w16cid w16 w16cex w16sdtdh w16sdtfl w16du wp14">
+  <w:abstractNum w:abstractNumId="0" w15:restartNumberingAfterBreak="0">
+    <w:nsid w:val="09F81DBB"/>
     <w:multiLevelType w:val="hybridMultilevel"/>
-    <w:numStyleLink w:val="Bullet Big"/>
+    <w:tmpl w:val="7D56D51A"/>
+    <w:numStyleLink w:val="BulletBig"/>
   </w:abstractNum>
-  <w:abstractNum w:abstractNumId="1">
+  <w:abstractNum w:abstractNumId="1" w15:restartNumberingAfterBreak="0">
+    <w:nsid w:val="70DA2C07"/>
     <w:multiLevelType w:val="hybridMultilevel"/>
-    <w:styleLink w:val="Bullet Big"/>
-    <w:lvl w:ilvl="0">
+    <w:tmpl w:val="7D56D51A"/>
+    <w:styleLink w:val="BulletBig"/>
+    <w:lvl w:ilvl="0" w:tplc="E638B99C">
       <w:start w:val="1"/>
       <w:numFmt w:val="bullet"/>
-      <w:suff w:val="tab"/>
       <w:lvlText w:val="•"/>
       <w:lvlJc w:val="left"/>
       <w:pPr>
@@ -2888,10 +1884,9 @@
         <w:vertAlign w:val="baseline"/>
       </w:rPr>
     </w:lvl>
-    <w:lvl w:ilvl="1">
+    <w:lvl w:ilvl="1" w:tplc="07F80B04">
       <w:start w:val="1"/>
       <w:numFmt w:val="bullet"/>
-      <w:suff w:val="tab"/>
       <w:lvlText w:val="•"/>
       <w:lvlJc w:val="left"/>
       <w:pPr>
@@ -2916,10 +1911,9 @@
         <w:vertAlign w:val="baseline"/>
       </w:rPr>
     </w:lvl>
-    <w:lvl w:ilvl="2">
+    <w:lvl w:ilvl="2" w:tplc="D676F5E4">
       <w:start w:val="1"/>
       <w:numFmt w:val="bullet"/>
-      <w:suff w:val="tab"/>
       <w:lvlText w:val="•"/>
       <w:lvlJc w:val="left"/>
       <w:pPr>
@@ -2944,10 +1938,9 @@
         <w:vertAlign w:val="baseline"/>
       </w:rPr>
     </w:lvl>
-    <w:lvl w:ilvl="3">
+    <w:lvl w:ilvl="3" w:tplc="EB42D3EC">
       <w:start w:val="1"/>
       <w:numFmt w:val="bullet"/>
-      <w:suff w:val="tab"/>
       <w:lvlText w:val="•"/>
       <w:lvlJc w:val="left"/>
       <w:pPr>
@@ -2972,10 +1965,9 @@
         <w:vertAlign w:val="baseline"/>
       </w:rPr>
     </w:lvl>
-    <w:lvl w:ilvl="4">
+    <w:lvl w:ilvl="4" w:tplc="AFBC4A8A">
       <w:start w:val="1"/>
       <w:numFmt w:val="bullet"/>
-      <w:suff w:val="tab"/>
       <w:lvlText w:val="•"/>
       <w:lvlJc w:val="left"/>
       <w:pPr>
@@ -3000,10 +1992,9 @@
         <w:vertAlign w:val="baseline"/>
       </w:rPr>
     </w:lvl>
-    <w:lvl w:ilvl="5">
+    <w:lvl w:ilvl="5" w:tplc="1CE4D150">
       <w:start w:val="1"/>
       <w:numFmt w:val="bullet"/>
-      <w:suff w:val="tab"/>
       <w:lvlText w:val="•"/>
       <w:lvlJc w:val="left"/>
       <w:pPr>
@@ -3028,10 +2019,9 @@
         <w:vertAlign w:val="baseline"/>
       </w:rPr>
     </w:lvl>
-    <w:lvl w:ilvl="6">
+    <w:lvl w:ilvl="6" w:tplc="99B666E0">
       <w:start w:val="1"/>
       <w:numFmt w:val="bullet"/>
-      <w:suff w:val="tab"/>
       <w:lvlText w:val="•"/>
       <w:lvlJc w:val="left"/>
       <w:pPr>
@@ -3056,10 +2046,9 @@
         <w:vertAlign w:val="baseline"/>
       </w:rPr>
     </w:lvl>
-    <w:lvl w:ilvl="7">
+    <w:lvl w:ilvl="7" w:tplc="07686E0C">
       <w:start w:val="1"/>
       <w:numFmt w:val="bullet"/>
-      <w:suff w:val="tab"/>
       <w:lvlText w:val="•"/>
       <w:lvlJc w:val="left"/>
       <w:pPr>
@@ -3084,10 +2073,9 @@
         <w:vertAlign w:val="baseline"/>
       </w:rPr>
     </w:lvl>
-    <w:lvl w:ilvl="8">
+    <w:lvl w:ilvl="8" w:tplc="459CDBA4">
       <w:start w:val="1"/>
       <w:numFmt w:val="bullet"/>
-      <w:suff w:val="tab"/>
       <w:lvlText w:val="•"/>
       <w:lvlJc w:val="left"/>
       <w:pPr>
@@ -3113,58 +2101,27 @@
       </w:rPr>
     </w:lvl>
   </w:abstractNum>
-  <w:num w:numId="1">
+  <w:num w:numId="1" w16cid:durableId="895968840">
     <w:abstractNumId w:val="1"/>
   </w:num>
-  <w:num w:numId="2">
+  <w:num w:numId="2" w16cid:durableId="2104257593">
     <w:abstractNumId w:val="0"/>
   </w:num>
 </w:numbering>
 </file>
 
 <file path=word/styles.xml><?xml version="1.0" encoding="utf-8"?>
-<w:styles xmlns:w="http://schemas.openxmlformats.org/wordprocessingml/2006/main" xmlns:mc="http://schemas.openxmlformats.org/markup-compatibility/2006" xmlns:w14="http://schemas.microsoft.com/office/word/2010/wordml" mc:Ignorable="w14">
+<w:styles xmlns:mc="http://schemas.openxmlformats.org/markup-compatibility/2006" xmlns:r="http://schemas.openxmlformats.org/officeDocument/2006/relationships" xmlns:w="http://schemas.openxmlformats.org/wordprocessingml/2006/main" xmlns:w14="http://schemas.microsoft.com/office/word/2010/wordml" xmlns:w15="http://schemas.microsoft.com/office/word/2012/wordml" xmlns:w16cex="http://schemas.microsoft.com/office/word/2018/wordml/cex" xmlns:w16cid="http://schemas.microsoft.com/office/word/2016/wordml/cid" xmlns:w16="http://schemas.microsoft.com/office/word/2018/wordml" xmlns:w16du="http://schemas.microsoft.com/office/word/2023/wordml/word16du" xmlns:w16sdtdh="http://schemas.microsoft.com/office/word/2020/wordml/sdtdatahash" xmlns:w16sdtfl="http://schemas.microsoft.com/office/word/2024/wordml/sdtformatlock" xmlns:w16se="http://schemas.microsoft.com/office/word/2015/wordml/symex" mc:Ignorable="w14 w15 w16se w16cid w16 w16cex w16sdtdh w16sdtfl w16du">
   <w:docDefaults>
     <w:rPrDefault>
       <w:rPr>
-        <w:rFonts w:ascii="Times New Roman" w:cs="Times New Roman" w:hAnsi="Times New Roman" w:eastAsia="Arial Unicode MS"/>
-        <w:b w:val="0"/>
-        <w:bCs w:val="0"/>
-        <w:i w:val="0"/>
-        <w:iCs w:val="0"/>
-        <w:caps w:val="0"/>
-        <w:smallCaps w:val="0"/>
-        <w:strike w:val="0"/>
-        <w:dstrike w:val="0"/>
-        <w:outline w:val="0"/>
-        <w:emboss w:val="0"/>
-        <w:imprint w:val="0"/>
-        <w:vanish w:val="0"/>
-        <w:color w:val="auto"/>
-        <w:spacing w:val="0"/>
-        <w:w w:val="100"/>
-        <w:kern w:val="0"/>
-        <w:position w:val="0"/>
-        <w:sz w:val="20"/>
-        <w:szCs w:val="20"/>
-        <w:u w:val="none" w:color="auto"/>
+        <w:rFonts w:ascii="Times New Roman" w:eastAsia="Arial Unicode MS" w:hAnsi="Times New Roman" w:cs="Times New Roman"/>
         <w:bdr w:val="nil"/>
-        <w:vertAlign w:val="baseline"/>
-        <w:lang/>
+        <w:lang w:val="en-US" w:eastAsia="en-US" w:bidi="ar-SA"/>
       </w:rPr>
     </w:rPrDefault>
     <w:pPrDefault>
       <w:pPr>
-        <w:keepNext w:val="0"/>
-        <w:keepLines w:val="0"/>
-        <w:pageBreakBefore w:val="0"/>
-        <w:framePr w:anchorLock="0" w:w="0" w:h="0" w:vSpace="0" w:hSpace="0" w:xAlign="left" w:y="0" w:hRule="exact" w:vAnchor="margin"/>
-        <w:widowControl w:val="1"/>
-        <w:numPr>
-          <w:ilvl w:val="0"/>
-          <w:numId w:val="0"/>
-        </w:numPr>
-        <w:suppressLineNumbers w:val="0"/>
         <w:pBdr>
           <w:top w:val="nil"/>
           <w:left w:val="nil"/>
@@ -3173,28 +2130,421 @@
           <w:between w:val="nil"/>
           <w:bar w:val="nil"/>
         </w:pBdr>
-        <w:shd w:val="clear" w:color="auto" w:fill="auto"/>
-        <w:suppressAutoHyphens w:val="0"/>
-        <w:spacing w:before="0" w:beforeAutospacing="0" w:after="0" w:afterAutospacing="0" w:line="240" w:lineRule="auto"/>
-        <w:ind w:left="0" w:right="0" w:firstLine="0"/>
-        <w:jc w:val="left"/>
-        <w:outlineLvl w:val="9"/>
       </w:pPr>
     </w:pPrDefault>
   </w:docDefaults>
+  <w:latentStyles w:defLockedState="0" w:defUIPriority="99" w:defSemiHidden="0" w:defUnhideWhenUsed="0" w:defQFormat="0" w:count="376">
+    <w:lsdException w:name="Normal" w:uiPriority="0" w:qFormat="1"/>
+    <w:lsdException w:name="heading 1" w:uiPriority="9" w:qFormat="1"/>
+    <w:lsdException w:name="heading 2" w:semiHidden="1" w:uiPriority="9" w:unhideWhenUsed="1" w:qFormat="1"/>
+    <w:lsdException w:name="heading 3" w:semiHidden="1" w:uiPriority="9" w:unhideWhenUsed="1" w:qFormat="1"/>
+    <w:lsdException w:name="heading 4" w:semiHidden="1" w:uiPriority="9" w:unhideWhenUsed="1" w:qFormat="1"/>
+    <w:lsdException w:name="heading 5" w:semiHidden="1" w:uiPriority="9" w:unhideWhenUsed="1" w:qFormat="1"/>
+    <w:lsdException w:name="heading 6" w:semiHidden="1" w:uiPriority="9" w:unhideWhenUsed="1" w:qFormat="1"/>
+    <w:lsdException w:name="heading 7" w:semiHidden="1" w:uiPriority="9" w:unhideWhenUsed="1" w:qFormat="1"/>
+    <w:lsdException w:name="heading 8" w:semiHidden="1" w:uiPriority="9" w:unhideWhenUsed="1" w:qFormat="1"/>
+    <w:lsdException w:name="heading 9" w:semiHidden="1" w:uiPriority="9" w:unhideWhenUsed="1" w:qFormat="1"/>
+    <w:lsdException w:name="index 1" w:semiHidden="1" w:unhideWhenUsed="1"/>
+    <w:lsdException w:name="index 2" w:semiHidden="1" w:unhideWhenUsed="1"/>
+    <w:lsdException w:name="index 3" w:semiHidden="1" w:unhideWhenUsed="1"/>
+    <w:lsdException w:name="index 4" w:semiHidden="1" w:unhideWhenUsed="1"/>
+    <w:lsdException w:name="index 5" w:semiHidden="1" w:unhideWhenUsed="1"/>
+    <w:lsdException w:name="index 6" w:semiHidden="1" w:unhideWhenUsed="1"/>
+    <w:lsdException w:name="index 7" w:semiHidden="1" w:unhideWhenUsed="1"/>
+    <w:lsdException w:name="index 8" w:semiHidden="1" w:unhideWhenUsed="1"/>
+    <w:lsdException w:name="index 9" w:semiHidden="1" w:unhideWhenUsed="1"/>
+    <w:lsdException w:name="toc 1" w:semiHidden="1" w:uiPriority="39" w:unhideWhenUsed="1"/>
+    <w:lsdException w:name="toc 2" w:semiHidden="1" w:uiPriority="39" w:unhideWhenUsed="1"/>
+    <w:lsdException w:name="toc 3" w:semiHidden="1" w:uiPriority="39" w:unhideWhenUsed="1"/>
+    <w:lsdException w:name="toc 4" w:semiHidden="1" w:uiPriority="39" w:unhideWhenUsed="1"/>
+    <w:lsdException w:name="toc 5" w:semiHidden="1" w:uiPriority="39" w:unhideWhenUsed="1"/>
+    <w:lsdException w:name="toc 6" w:semiHidden="1" w:uiPriority="39" w:unhideWhenUsed="1"/>
+    <w:lsdException w:name="toc 7" w:semiHidden="1" w:uiPriority="39" w:unhideWhenUsed="1"/>
+    <w:lsdException w:name="toc 8" w:semiHidden="1" w:uiPriority="39" w:unhideWhenUsed="1"/>
+    <w:lsdException w:name="toc 9" w:semiHidden="1" w:uiPriority="39" w:unhideWhenUsed="1"/>
+    <w:lsdException w:name="Normal Indent" w:semiHidden="1" w:unhideWhenUsed="1"/>
+    <w:lsdException w:name="footnote text" w:semiHidden="1" w:unhideWhenUsed="1"/>
+    <w:lsdException w:name="annotation text" w:semiHidden="1" w:unhideWhenUsed="1"/>
+    <w:lsdException w:name="header" w:semiHidden="1" w:unhideWhenUsed="1"/>
+    <w:lsdException w:name="footer" w:semiHidden="1" w:unhideWhenUsed="1"/>
+    <w:lsdException w:name="index heading" w:semiHidden="1" w:unhideWhenUsed="1"/>
+    <w:lsdException w:name="caption" w:semiHidden="1" w:uiPriority="35" w:unhideWhenUsed="1" w:qFormat="1"/>
+    <w:lsdException w:name="table of figures" w:semiHidden="1" w:unhideWhenUsed="1"/>
+    <w:lsdException w:name="envelope address" w:semiHidden="1" w:unhideWhenUsed="1"/>
+    <w:lsdException w:name="envelope return" w:semiHidden="1" w:unhideWhenUsed="1"/>
+    <w:lsdException w:name="footnote reference" w:semiHidden="1" w:unhideWhenUsed="1"/>
+    <w:lsdException w:name="annotation reference" w:semiHidden="1" w:unhideWhenUsed="1"/>
+    <w:lsdException w:name="line number" w:semiHidden="1" w:unhideWhenUsed="1"/>
+    <w:lsdException w:name="page number" w:semiHidden="1" w:unhideWhenUsed="1"/>
+    <w:lsdException w:name="endnote reference" w:semiHidden="1" w:unhideWhenUsed="1"/>
+    <w:lsdException w:name="endnote text" w:semiHidden="1" w:unhideWhenUsed="1"/>
+    <w:lsdException w:name="table of authorities" w:semiHidden="1" w:unhideWhenUsed="1"/>
+    <w:lsdException w:name="macro" w:semiHidden="1" w:unhideWhenUsed="1"/>
+    <w:lsdException w:name="toa heading" w:semiHidden="1" w:unhideWhenUsed="1"/>
+    <w:lsdException w:name="List" w:semiHidden="1" w:unhideWhenUsed="1"/>
+    <w:lsdException w:name="List Bullet" w:semiHidden="1" w:unhideWhenUsed="1"/>
+    <w:lsdException w:name="List Number" w:semiHidden="1" w:unhideWhenUsed="1"/>
+    <w:lsdException w:name="List 2" w:semiHidden="1" w:unhideWhenUsed="1"/>
+    <w:lsdException w:name="List 3" w:semiHidden="1" w:unhideWhenUsed="1"/>
+    <w:lsdException w:name="List 4" w:semiHidden="1" w:unhideWhenUsed="1"/>
+    <w:lsdException w:name="List 5" w:semiHidden="1" w:unhideWhenUsed="1"/>
+    <w:lsdException w:name="List Bullet 2" w:semiHidden="1" w:unhideWhenUsed="1"/>
+    <w:lsdException w:name="List Bullet 3" w:semiHidden="1" w:unhideWhenUsed="1"/>
+    <w:lsdException w:name="List Bullet 4" w:semiHidden="1" w:unhideWhenUsed="1"/>
+    <w:lsdException w:name="List Bullet 5" w:semiHidden="1" w:unhideWhenUsed="1"/>
+    <w:lsdException w:name="List Number 2" w:semiHidden="1" w:unhideWhenUsed="1"/>
+    <w:lsdException w:name="List Number 3" w:semiHidden="1" w:unhideWhenUsed="1"/>
+    <w:lsdException w:name="List Number 4" w:semiHidden="1" w:unhideWhenUsed="1"/>
+    <w:lsdException w:name="List Number 5" w:semiHidden="1" w:unhideWhenUsed="1"/>
+    <w:lsdException w:name="Title" w:uiPriority="10" w:qFormat="1"/>
+    <w:lsdException w:name="Closing" w:semiHidden="1" w:unhideWhenUsed="1"/>
+    <w:lsdException w:name="Signature" w:semiHidden="1" w:unhideWhenUsed="1"/>
+    <w:lsdException w:name="Default Paragraph Font" w:semiHidden="1" w:uiPriority="1" w:unhideWhenUsed="1"/>
+    <w:lsdException w:name="Body Text" w:semiHidden="1" w:unhideWhenUsed="1"/>
+    <w:lsdException w:name="Body Text Indent" w:semiHidden="1" w:unhideWhenUsed="1"/>
+    <w:lsdException w:name="List Continue" w:semiHidden="1" w:unhideWhenUsed="1"/>
+    <w:lsdException w:name="List Continue 2" w:semiHidden="1" w:unhideWhenUsed="1"/>
+    <w:lsdException w:name="List Continue 3" w:semiHidden="1" w:unhideWhenUsed="1"/>
+    <w:lsdException w:name="List Continue 4" w:semiHidden="1" w:unhideWhenUsed="1"/>
+    <w:lsdException w:name="List Continue 5" w:semiHidden="1" w:unhideWhenUsed="1"/>
+    <w:lsdException w:name="Message Header" w:semiHidden="1" w:unhideWhenUsed="1"/>
+    <w:lsdException w:name="Subtitle" w:uiPriority="11" w:qFormat="1"/>
+    <w:lsdException w:name="Salutation" w:semiHidden="1" w:unhideWhenUsed="1"/>
+    <w:lsdException w:name="Date" w:semiHidden="1" w:unhideWhenUsed="1"/>
+    <w:lsdException w:name="Body Text First Indent" w:semiHidden="1" w:unhideWhenUsed="1"/>
+    <w:lsdException w:name="Body Text First Indent 2" w:semiHidden="1" w:unhideWhenUsed="1"/>
+    <w:lsdException w:name="Note Heading" w:semiHidden="1" w:unhideWhenUsed="1"/>
+    <w:lsdException w:name="Body Text 2" w:semiHidden="1" w:unhideWhenUsed="1"/>
+    <w:lsdException w:name="Body Text 3" w:semiHidden="1" w:unhideWhenUsed="1"/>
+    <w:lsdException w:name="Body Text Indent 2" w:semiHidden="1" w:unhideWhenUsed="1"/>
+    <w:lsdException w:name="Body Text Indent 3" w:semiHidden="1" w:unhideWhenUsed="1"/>
+    <w:lsdException w:name="Block Text" w:semiHidden="1" w:unhideWhenUsed="1"/>
+    <w:lsdException w:name="Hyperlink" w:semiHidden="1" w:unhideWhenUsed="1"/>
+    <w:lsdException w:name="FollowedHyperlink" w:semiHidden="1" w:unhideWhenUsed="1"/>
+    <w:lsdException w:name="Strong" w:uiPriority="22" w:qFormat="1"/>
+    <w:lsdException w:name="Emphasis" w:uiPriority="20" w:qFormat="1"/>
+    <w:lsdException w:name="Document Map" w:semiHidden="1" w:unhideWhenUsed="1"/>
+    <w:lsdException w:name="Plain Text" w:semiHidden="1" w:unhideWhenUsed="1"/>
+    <w:lsdException w:name="E-mail Signature" w:semiHidden="1" w:unhideWhenUsed="1"/>
+    <w:lsdException w:name="HTML Top of Form" w:semiHidden="1" w:unhideWhenUsed="1"/>
+    <w:lsdException w:name="HTML Bottom of Form" w:semiHidden="1" w:unhideWhenUsed="1"/>
+    <w:lsdException w:name="Normal (Web)" w:semiHidden="1" w:unhideWhenUsed="1"/>
+    <w:lsdException w:name="HTML Acronym" w:semiHidden="1" w:unhideWhenUsed="1"/>
+    <w:lsdException w:name="HTML Address" w:semiHidden="1" w:unhideWhenUsed="1"/>
+    <w:lsdException w:name="HTML Cite" w:semiHidden="1" w:unhideWhenUsed="1"/>
+    <w:lsdException w:name="HTML Code" w:semiHidden="1" w:unhideWhenUsed="1"/>
+    <w:lsdException w:name="HTML Definition" w:semiHidden="1" w:unhideWhenUsed="1"/>
+    <w:lsdException w:name="HTML Keyboard" w:semiHidden="1" w:unhideWhenUsed="1"/>
+    <w:lsdException w:name="HTML Preformatted" w:semiHidden="1" w:unhideWhenUsed="1"/>
+    <w:lsdException w:name="HTML Sample" w:semiHidden="1" w:unhideWhenUsed="1"/>
+    <w:lsdException w:name="HTML Typewriter" w:semiHidden="1" w:unhideWhenUsed="1"/>
+    <w:lsdException w:name="HTML Variable" w:semiHidden="1" w:unhideWhenUsed="1"/>
+    <w:lsdException w:name="Normal Table" w:semiHidden="1" w:unhideWhenUsed="1"/>
+    <w:lsdException w:name="annotation subject" w:semiHidden="1" w:unhideWhenUsed="1"/>
+    <w:lsdException w:name="No List" w:semiHidden="1" w:unhideWhenUsed="1"/>
+    <w:lsdException w:name="Outline List 1" w:semiHidden="1" w:unhideWhenUsed="1"/>
+    <w:lsdException w:name="Outline List 2" w:semiHidden="1" w:unhideWhenUsed="1"/>
+    <w:lsdException w:name="Outline List 3" w:semiHidden="1" w:unhideWhenUsed="1"/>
+    <w:lsdException w:name="Table Simple 1" w:semiHidden="1" w:unhideWhenUsed="1"/>
+    <w:lsdException w:name="Table Simple 2" w:semiHidden="1" w:unhideWhenUsed="1"/>
+    <w:lsdException w:name="Table Simple 3" w:semiHidden="1" w:unhideWhenUsed="1"/>
+    <w:lsdException w:name="Table Classic 1" w:semiHidden="1" w:unhideWhenUsed="1"/>
+    <w:lsdException w:name="Table Classic 2" w:semiHidden="1" w:unhideWhenUsed="1"/>
+    <w:lsdException w:name="Table Classic 3" w:semiHidden="1" w:unhideWhenUsed="1"/>
+    <w:lsdException w:name="Table Classic 4" w:semiHidden="1" w:unhideWhenUsed="1"/>
+    <w:lsdException w:name="Table Colorful 1" w:semiHidden="1" w:unhideWhenUsed="1"/>
+    <w:lsdException w:name="Table Colorful 2" w:semiHidden="1" w:unhideWhenUsed="1"/>
+    <w:lsdException w:name="Table Colorful 3" w:semiHidden="1" w:unhideWhenUsed="1"/>
+    <w:lsdException w:name="Table Columns 1" w:semiHidden="1" w:unhideWhenUsed="1"/>
+    <w:lsdException w:name="Table Columns 2" w:semiHidden="1" w:unhideWhenUsed="1"/>
+    <w:lsdException w:name="Table Columns 3" w:semiHidden="1" w:unhideWhenUsed="1"/>
+    <w:lsdException w:name="Table Columns 4" w:semiHidden="1" w:unhideWhenUsed="1"/>
+    <w:lsdException w:name="Table Columns 5" w:semiHidden="1" w:unhideWhenUsed="1"/>
+    <w:lsdException w:name="Table Grid 1" w:semiHidden="1" w:unhideWhenUsed="1"/>
+    <w:lsdException w:name="Table Grid 2" w:semiHidden="1" w:unhideWhenUsed="1"/>
+    <w:lsdException w:name="Table Grid 3" w:semiHidden="1" w:unhideWhenUsed="1"/>
+    <w:lsdException w:name="Table Grid 4" w:semiHidden="1" w:unhideWhenUsed="1"/>
+    <w:lsdException w:name="Table Grid 5" w:semiHidden="1" w:unhideWhenUsed="1"/>
+    <w:lsdException w:name="Table Grid 6" w:semiHidden="1" w:unhideWhenUsed="1"/>
+    <w:lsdException w:name="Table Grid 7" w:semiHidden="1" w:unhideWhenUsed="1"/>
+    <w:lsdException w:name="Table Grid 8" w:semiHidden="1" w:unhideWhenUsed="1"/>
+    <w:lsdException w:name="Table List 1" w:semiHidden="1" w:unhideWhenUsed="1"/>
+    <w:lsdException w:name="Table List 2" w:semiHidden="1" w:unhideWhenUsed="1"/>
+    <w:lsdException w:name="Table List 3" w:semiHidden="1" w:unhideWhenUsed="1"/>
+    <w:lsdException w:name="Table List 4" w:semiHidden="1" w:unhideWhenUsed="1"/>
+    <w:lsdException w:name="Table List 5" w:semiHidden="1" w:unhideWhenUsed="1"/>
+    <w:lsdException w:name="Table List 6" w:semiHidden="1" w:unhideWhenUsed="1"/>
+    <w:lsdException w:name="Table List 7" w:semiHidden="1" w:unhideWhenUsed="1"/>
+    <w:lsdException w:name="Table List 8" w:semiHidden="1" w:unhideWhenUsed="1"/>
+    <w:lsdException w:name="Table 3D effects 1" w:semiHidden="1" w:unhideWhenUsed="1"/>
+    <w:lsdException w:name="Table 3D effects 2" w:semiHidden="1" w:unhideWhenUsed="1"/>
+    <w:lsdException w:name="Table 3D effects 3" w:semiHidden="1" w:unhideWhenUsed="1"/>
+    <w:lsdException w:name="Table Contemporary" w:semiHidden="1" w:unhideWhenUsed="1"/>
+    <w:lsdException w:name="Table Elegant" w:semiHidden="1" w:unhideWhenUsed="1"/>
+    <w:lsdException w:name="Table Professional" w:semiHidden="1" w:unhideWhenUsed="1"/>
+    <w:lsdException w:name="Table Subtle 1" w:semiHidden="1" w:unhideWhenUsed="1"/>
+    <w:lsdException w:name="Table Subtle 2" w:semiHidden="1" w:unhideWhenUsed="1"/>
+    <w:lsdException w:name="Table Web 1" w:semiHidden="1" w:unhideWhenUsed="1"/>
+    <w:lsdException w:name="Table Web 2" w:semiHidden="1" w:unhideWhenUsed="1"/>
+    <w:lsdException w:name="Table Web 3" w:semiHidden="1" w:unhideWhenUsed="1"/>
+    <w:lsdException w:name="Balloon Text" w:semiHidden="1" w:unhideWhenUsed="1"/>
+    <w:lsdException w:name="Table Grid" w:uiPriority="39"/>
+    <w:lsdException w:name="Table Theme" w:semiHidden="1" w:unhideWhenUsed="1"/>
+    <w:lsdException w:name="Placeholder Text" w:semiHidden="1"/>
+    <w:lsdException w:name="No Spacing" w:uiPriority="1" w:qFormat="1"/>
+    <w:lsdException w:name="Light Shading" w:uiPriority="60"/>
+    <w:lsdException w:name="Light List" w:uiPriority="61"/>
+    <w:lsdException w:name="Light Grid" w:uiPriority="62"/>
+    <w:lsdException w:name="Medium Shading 1" w:uiPriority="63"/>
+    <w:lsdException w:name="Medium Shading 2" w:uiPriority="64"/>
+    <w:lsdException w:name="Medium List 1" w:uiPriority="65"/>
+    <w:lsdException w:name="Medium List 2" w:uiPriority="66"/>
+    <w:lsdException w:name="Medium Grid 1" w:uiPriority="67"/>
+    <w:lsdException w:name="Medium Grid 2" w:uiPriority="68"/>
+    <w:lsdException w:name="Medium Grid 3" w:uiPriority="69"/>
+    <w:lsdException w:name="Dark List" w:uiPriority="70"/>
+    <w:lsdException w:name="Colorful Shading" w:uiPriority="71"/>
+    <w:lsdException w:name="Colorful List" w:uiPriority="72"/>
+    <w:lsdException w:name="Colorful Grid" w:uiPriority="73"/>
+    <w:lsdException w:name="Light Shading Accent 1" w:uiPriority="60"/>
+    <w:lsdException w:name="Light List Accent 1" w:uiPriority="61"/>
+    <w:lsdException w:name="Light Grid Accent 1" w:uiPriority="62"/>
+    <w:lsdException w:name="Medium Shading 1 Accent 1" w:uiPriority="63"/>
+    <w:lsdException w:name="Medium Shading 2 Accent 1" w:uiPriority="64"/>
+    <w:lsdException w:name="Medium List 1 Accent 1" w:uiPriority="65"/>
+    <w:lsdException w:name="Revision" w:semiHidden="1"/>
+    <w:lsdException w:name="List Paragraph" w:uiPriority="34" w:qFormat="1"/>
+    <w:lsdException w:name="Quote" w:uiPriority="29" w:qFormat="1"/>
+    <w:lsdException w:name="Intense Quote" w:uiPriority="30" w:qFormat="1"/>
+    <w:lsdException w:name="Medium List 2 Accent 1" w:uiPriority="66"/>
+    <w:lsdException w:name="Medium Grid 1 Accent 1" w:uiPriority="67"/>
+    <w:lsdException w:name="Medium Grid 2 Accent 1" w:uiPriority="68"/>
+    <w:lsdException w:name="Medium Grid 3 Accent 1" w:uiPriority="69"/>
+    <w:lsdException w:name="Dark List Accent 1" w:uiPriority="70"/>
+    <w:lsdException w:name="Colorful Shading Accent 1" w:uiPriority="71"/>
+    <w:lsdException w:name="Colorful List Accent 1" w:uiPriority="72"/>
+    <w:lsdException w:name="Colorful Grid Accent 1" w:uiPriority="73"/>
+    <w:lsdException w:name="Light Shading Accent 2" w:uiPriority="60"/>
+    <w:lsdException w:name="Light List Accent 2" w:uiPriority="61"/>
+    <w:lsdException w:name="Light Grid Accent 2" w:uiPriority="62"/>
+    <w:lsdException w:name="Medium Shading 1 Accent 2" w:uiPriority="63"/>
+    <w:lsdException w:name="Medium Shading 2 Accent 2" w:uiPriority="64"/>
+    <w:lsdException w:name="Medium List 1 Accent 2" w:uiPriority="65"/>
+    <w:lsdException w:name="Medium List 2 Accent 2" w:uiPriority="66"/>
+    <w:lsdException w:name="Medium Grid 1 Accent 2" w:uiPriority="67"/>
+    <w:lsdException w:name="Medium Grid 2 Accent 2" w:uiPriority="68"/>
+    <w:lsdException w:name="Medium Grid 3 Accent 2" w:uiPriority="69"/>
+    <w:lsdException w:name="Dark List Accent 2" w:uiPriority="70"/>
+    <w:lsdException w:name="Colorful Shading Accent 2" w:uiPriority="71"/>
+    <w:lsdException w:name="Colorful List Accent 2" w:uiPriority="72"/>
+    <w:lsdException w:name="Colorful Grid Accent 2" w:uiPriority="73"/>
+    <w:lsdException w:name="Light Shading Accent 3" w:uiPriority="60"/>
+    <w:lsdException w:name="Light List Accent 3" w:uiPriority="61"/>
+    <w:lsdException w:name="Light Grid Accent 3" w:uiPriority="62"/>
+    <w:lsdException w:name="Medium Shading 1 Accent 3" w:uiPriority="63"/>
+    <w:lsdException w:name="Medium Shading 2 Accent 3" w:uiPriority="64"/>
+    <w:lsdException w:name="Medium List 1 Accent 3" w:uiPriority="65"/>
+    <w:lsdException w:name="Medium List 2 Accent 3" w:uiPriority="66"/>
+    <w:lsdException w:name="Medium Grid 1 Accent 3" w:uiPriority="67"/>
+    <w:lsdException w:name="Medium Grid 2 Accent 3" w:uiPriority="68"/>
+    <w:lsdException w:name="Medium Grid 3 Accent 3" w:uiPriority="69"/>
+    <w:lsdException w:name="Dark List Accent 3" w:uiPriority="70"/>
+    <w:lsdException w:name="Colorful Shading Accent 3" w:uiPriority="71"/>
+    <w:lsdException w:name="Colorful List Accent 3" w:uiPriority="72"/>
+    <w:lsdException w:name="Colorful Grid Accent 3" w:uiPriority="73"/>
+    <w:lsdException w:name="Light Shading Accent 4" w:uiPriority="60"/>
+    <w:lsdException w:name="Light List Accent 4" w:uiPriority="61"/>
+    <w:lsdException w:name="Light Grid Accent 4" w:uiPriority="62"/>
+    <w:lsdException w:name="Medium Shading 1 Accent 4" w:uiPriority="63"/>
+    <w:lsdException w:name="Medium Shading 2 Accent 4" w:uiPriority="64"/>
+    <w:lsdException w:name="Medium List 1 Accent 4" w:uiPriority="65"/>
+    <w:lsdException w:name="Medium List 2 Accent 4" w:uiPriority="66"/>
+    <w:lsdException w:name="Medium Grid 1 Accent 4" w:uiPriority="67"/>
+    <w:lsdException w:name="Medium Grid 2 Accent 4" w:uiPriority="68"/>
+    <w:lsdException w:name="Medium Grid 3 Accent 4" w:uiPriority="69"/>
+    <w:lsdException w:name="Dark List Accent 4" w:uiPriority="70"/>
+    <w:lsdException w:name="Colorful Shading Accent 4" w:uiPriority="71"/>
+    <w:lsdException w:name="Colorful List Accent 4" w:uiPriority="72"/>
+    <w:lsdException w:name="Colorful Grid Accent 4" w:uiPriority="73"/>
+    <w:lsdException w:name="Light Shading Accent 5" w:uiPriority="60"/>
+    <w:lsdException w:name="Light List Accent 5" w:uiPriority="61"/>
+    <w:lsdException w:name="Light Grid Accent 5" w:uiPriority="62"/>
+    <w:lsdException w:name="Medium Shading 1 Accent 5" w:uiPriority="63"/>
+    <w:lsdException w:name="Medium Shading 2 Accent 5" w:uiPriority="64"/>
+    <w:lsdException w:name="Medium List 1 Accent 5" w:uiPriority="65"/>
+    <w:lsdException w:name="Medium List 2 Accent 5" w:uiPriority="66"/>
+    <w:lsdException w:name="Medium Grid 1 Accent 5" w:uiPriority="67"/>
+    <w:lsdException w:name="Medium Grid 2 Accent 5" w:uiPriority="68"/>
+    <w:lsdException w:name="Medium Grid 3 Accent 5" w:uiPriority="69"/>
+    <w:lsdException w:name="Dark List Accent 5" w:uiPriority="70"/>
+    <w:lsdException w:name="Colorful Shading Accent 5" w:uiPriority="71"/>
+    <w:lsdException w:name="Colorful List Accent 5" w:uiPriority="72"/>
+    <w:lsdException w:name="Colorful Grid Accent 5" w:uiPriority="73"/>
+    <w:lsdException w:name="Light Shading Accent 6" w:uiPriority="60"/>
+    <w:lsdException w:name="Light List Accent 6" w:uiPriority="61"/>
+    <w:lsdException w:name="Light Grid Accent 6" w:uiPriority="62"/>
+    <w:lsdException w:name="Medium Shading 1 Accent 6" w:uiPriority="63"/>
+    <w:lsdException w:name="Medium Shading 2 Accent 6" w:uiPriority="64"/>
+    <w:lsdException w:name="Medium List 1 Accent 6" w:uiPriority="65"/>
+    <w:lsdException w:name="Medium List 2 Accent 6" w:uiPriority="66"/>
+    <w:lsdException w:name="Medium Grid 1 Accent 6" w:uiPriority="67"/>
+    <w:lsdException w:name="Medium Grid 2 Accent 6" w:uiPriority="68"/>
+    <w:lsdException w:name="Medium Grid 3 Accent 6" w:uiPriority="69"/>
+    <w:lsdException w:name="Dark List Accent 6" w:uiPriority="70"/>
+    <w:lsdException w:name="Colorful Shading Accent 6" w:uiPriority="71"/>
+    <w:lsdException w:name="Colorful List Accent 6" w:uiPriority="72"/>
+    <w:lsdException w:name="Colorful Grid Accent 6" w:uiPriority="73"/>
+    <w:lsdException w:name="Subtle Emphasis" w:uiPriority="19" w:qFormat="1"/>
+    <w:lsdException w:name="Intense Emphasis" w:uiPriority="21" w:qFormat="1"/>
+    <w:lsdException w:name="Subtle Reference" w:uiPriority="31" w:qFormat="1"/>
+    <w:lsdException w:name="Intense Reference" w:uiPriority="32" w:qFormat="1"/>
+    <w:lsdException w:name="Book Title" w:uiPriority="33" w:qFormat="1"/>
+    <w:lsdException w:name="Bibliography" w:semiHidden="1" w:uiPriority="37" w:unhideWhenUsed="1"/>
+    <w:lsdException w:name="TOC Heading" w:semiHidden="1" w:uiPriority="39" w:unhideWhenUsed="1" w:qFormat="1"/>
+    <w:lsdException w:name="Plain Table 1" w:uiPriority="41"/>
+    <w:lsdException w:name="Plain Table 2" w:uiPriority="42"/>
+    <w:lsdException w:name="Plain Table 3" w:uiPriority="43"/>
+    <w:lsdException w:name="Plain Table 4" w:uiPriority="44"/>
+    <w:lsdException w:name="Plain Table 5" w:uiPriority="45"/>
+    <w:lsdException w:name="Grid Table Light" w:uiPriority="40"/>
+    <w:lsdException w:name="Grid Table 1 Light" w:uiPriority="46"/>
+    <w:lsdException w:name="Grid Table 2" w:uiPriority="47"/>
+    <w:lsdException w:name="Grid Table 3" w:uiPriority="48"/>
+    <w:lsdException w:name="Grid Table 4" w:uiPriority="49"/>
+    <w:lsdException w:name="Grid Table 5 Dark" w:uiPriority="50"/>
+    <w:lsdException w:name="Grid Table 6 Colorful" w:uiPriority="51"/>
+    <w:lsdException w:name="Grid Table 7 Colorful" w:uiPriority="52"/>
+    <w:lsdException w:name="Grid Table 1 Light Accent 1" w:uiPriority="46"/>
+    <w:lsdException w:name="Grid Table 2 Accent 1" w:uiPriority="47"/>
+    <w:lsdException w:name="Grid Table 3 Accent 1" w:uiPriority="48"/>
+    <w:lsdException w:name="Grid Table 4 Accent 1" w:uiPriority="49"/>
+    <w:lsdException w:name="Grid Table 5 Dark Accent 1" w:uiPriority="50"/>
+    <w:lsdException w:name="Grid Table 6 Colorful Accent 1" w:uiPriority="51"/>
+    <w:lsdException w:name="Grid Table 7 Colorful Accent 1" w:uiPriority="52"/>
+    <w:lsdException w:name="Grid Table 1 Light Accent 2" w:uiPriority="46"/>
+    <w:lsdException w:name="Grid Table 2 Accent 2" w:uiPriority="47"/>
+    <w:lsdException w:name="Grid Table 3 Accent 2" w:uiPriority="48"/>
+    <w:lsdException w:name="Grid Table 4 Accent 2" w:uiPriority="49"/>
+    <w:lsdException w:name="Grid Table 5 Dark Accent 2" w:uiPriority="50"/>
+    <w:lsdException w:name="Grid Table 6 Colorful Accent 2" w:uiPriority="51"/>
+    <w:lsdException w:name="Grid Table 7 Colorful Accent 2" w:uiPriority="52"/>
+    <w:lsdException w:name="Grid Table 1 Light Accent 3" w:uiPriority="46"/>
+    <w:lsdException w:name="Grid Table 2 Accent 3" w:uiPriority="47"/>
+    <w:lsdException w:name="Grid Table 3 Accent 3" w:uiPriority="48"/>
+    <w:lsdException w:name="Grid Table 4 Accent 3" w:uiPriority="49"/>
+    <w:lsdException w:name="Grid Table 5 Dark Accent 3" w:uiPriority="50"/>
+    <w:lsdException w:name="Grid Table 6 Colorful Accent 3" w:uiPriority="51"/>
+    <w:lsdException w:name="Grid Table 7 Colorful Accent 3" w:uiPriority="52"/>
+    <w:lsdException w:name="Grid Table 1 Light Accent 4" w:uiPriority="46"/>
+    <w:lsdException w:name="Grid Table 2 Accent 4" w:uiPriority="47"/>
+    <w:lsdException w:name="Grid Table 3 Accent 4" w:uiPriority="48"/>
+    <w:lsdException w:name="Grid Table 4 Accent 4" w:uiPriority="49"/>
+    <w:lsdException w:name="Grid Table 5 Dark Accent 4" w:uiPriority="50"/>
+    <w:lsdException w:name="Grid Table 6 Colorful Accent 4" w:uiPriority="51"/>
+    <w:lsdException w:name="Grid Table 7 Colorful Accent 4" w:uiPriority="52"/>
+    <w:lsdException w:name="Grid Table 1 Light Accent 5" w:uiPriority="46"/>
+    <w:lsdException w:name="Grid Table 2 Accent 5" w:uiPriority="47"/>
+    <w:lsdException w:name="Grid Table 3 Accent 5" w:uiPriority="48"/>
+    <w:lsdException w:name="Grid Table 4 Accent 5" w:uiPriority="49"/>
+    <w:lsdException w:name="Grid Table 5 Dark Accent 5" w:uiPriority="50"/>
+    <w:lsdException w:name="Grid Table 6 Colorful Accent 5" w:uiPriority="51"/>
+    <w:lsdException w:name="Grid Table 7 Colorful Accent 5" w:uiPriority="52"/>
+    <w:lsdException w:name="Grid Table 1 Light Accent 6" w:uiPriority="46"/>
+    <w:lsdException w:name="Grid Table 2 Accent 6" w:uiPriority="47"/>
+    <w:lsdException w:name="Grid Table 3 Accent 6" w:uiPriority="48"/>
+    <w:lsdException w:name="Grid Table 4 Accent 6" w:uiPriority="49"/>
+    <w:lsdException w:name="Grid Table 5 Dark Accent 6" w:uiPriority="50"/>
+    <w:lsdException w:name="Grid Table 6 Colorful Accent 6" w:uiPriority="51"/>
+    <w:lsdException w:name="Grid Table 7 Colorful Accent 6" w:uiPriority="52"/>
+    <w:lsdException w:name="List Table 1 Light" w:uiPriority="46"/>
+    <w:lsdException w:name="List Table 2" w:uiPriority="47"/>
+    <w:lsdException w:name="List Table 3" w:uiPriority="48"/>
+    <w:lsdException w:name="List Table 4" w:uiPriority="49"/>
+    <w:lsdException w:name="List Table 5 Dark" w:uiPriority="50"/>
+    <w:lsdException w:name="List Table 6 Colorful" w:uiPriority="51"/>
+    <w:lsdException w:name="List Table 7 Colorful" w:uiPriority="52"/>
+    <w:lsdException w:name="List Table 1 Light Accent 1" w:uiPriority="46"/>
+    <w:lsdException w:name="List Table 2 Accent 1" w:uiPriority="47"/>
+    <w:lsdException w:name="List Table 3 Accent 1" w:uiPriority="48"/>
+    <w:lsdException w:name="List Table 4 Accent 1" w:uiPriority="49"/>
+    <w:lsdException w:name="List Table 5 Dark Accent 1" w:uiPriority="50"/>
+    <w:lsdException w:name="List Table 6 Colorful Accent 1" w:uiPriority="51"/>
+    <w:lsdException w:name="List Table 7 Colorful Accent 1" w:uiPriority="52"/>
+    <w:lsdException w:name="List Table 1 Light Accent 2" w:uiPriority="46"/>
+    <w:lsdException w:name="List Table 2 Accent 2" w:uiPriority="47"/>
+    <w:lsdException w:name="List Table 3 Accent 2" w:uiPriority="48"/>
+    <w:lsdException w:name="List Table 4 Accent 2" w:uiPriority="49"/>
+    <w:lsdException w:name="List Table 5 Dark Accent 2" w:uiPriority="50"/>
+    <w:lsdException w:name="List Table 6 Colorful Accent 2" w:uiPriority="51"/>
+    <w:lsdException w:name="List Table 7 Colorful Accent 2" w:uiPriority="52"/>
+    <w:lsdException w:name="List Table 1 Light Accent 3" w:uiPriority="46"/>
+    <w:lsdException w:name="List Table 2 Accent 3" w:uiPriority="47"/>
+    <w:lsdException w:name="List Table 3 Accent 3" w:uiPriority="48"/>
+    <w:lsdException w:name="List Table 4 Accent 3" w:uiPriority="49"/>
+    <w:lsdException w:name="List Table 5 Dark Accent 3" w:uiPriority="50"/>
+    <w:lsdException w:name="List Table 6 Colorful Accent 3" w:uiPriority="51"/>
+    <w:lsdException w:name="List Table 7 Colorful Accent 3" w:uiPriority="52"/>
+    <w:lsdException w:name="List Table 1 Light Accent 4" w:uiPriority="46"/>
+    <w:lsdException w:name="List Table 2 Accent 4" w:uiPriority="47"/>
+    <w:lsdException w:name="List Table 3 Accent 4" w:uiPriority="48"/>
+    <w:lsdException w:name="List Table 4 Accent 4" w:uiPriority="49"/>
+    <w:lsdException w:name="List Table 5 Dark Accent 4" w:uiPriority="50"/>
+    <w:lsdException w:name="List Table 6 Colorful Accent 4" w:uiPriority="51"/>
+    <w:lsdException w:name="List Table 7 Colorful Accent 4" w:uiPriority="52"/>
+    <w:lsdException w:name="List Table 1 Light Accent 5" w:uiPriority="46"/>
+    <w:lsdException w:name="List Table 2 Accent 5" w:uiPriority="47"/>
+    <w:lsdException w:name="List Table 3 Accent 5" w:uiPriority="48"/>
+    <w:lsdException w:name="List Table 4 Accent 5" w:uiPriority="49"/>
+    <w:lsdException w:name="List Table 5 Dark Accent 5" w:uiPriority="50"/>
+    <w:lsdException w:name="List Table 6 Colorful Accent 5" w:uiPriority="51"/>
+    <w:lsdException w:name="List Table 7 Colorful Accent 5" w:uiPriority="52"/>
+    <w:lsdException w:name="List Table 1 Light Accent 6" w:uiPriority="46"/>
+    <w:lsdException w:name="List Table 2 Accent 6" w:uiPriority="47"/>
+    <w:lsdException w:name="List Table 3 Accent 6" w:uiPriority="48"/>
+    <w:lsdException w:name="List Table 4 Accent 6" w:uiPriority="49"/>
+    <w:lsdException w:name="List Table 5 Dark Accent 6" w:uiPriority="50"/>
+    <w:lsdException w:name="List Table 6 Colorful Accent 6" w:uiPriority="51"/>
+    <w:lsdException w:name="List Table 7 Colorful Accent 6" w:uiPriority="52"/>
+    <w:lsdException w:name="Mention" w:semiHidden="1" w:unhideWhenUsed="1"/>
+    <w:lsdException w:name="Smart Hyperlink" w:semiHidden="1" w:unhideWhenUsed="1"/>
+    <w:lsdException w:name="Hashtag" w:semiHidden="1" w:unhideWhenUsed="1"/>
+    <w:lsdException w:name="Unresolved Mention" w:semiHidden="1" w:unhideWhenUsed="1"/>
+    <w:lsdException w:name="Smart Link" w:semiHidden="1" w:unhideWhenUsed="1"/>
+  </w:latentStyles>
   <w:style w:type="paragraph" w:default="1" w:styleId="Normal">
     <w:name w:val="Normal"/>
-    <w:next w:val="Normal"/>
-    <w:pPr/>
+    <w:qFormat/>
     <w:rPr>
       <w:sz w:val="24"/>
       <w:szCs w:val="24"/>
-      <w:lang w:val="en-US" w:eastAsia="en-US" w:bidi="ar-SA"/>
     </w:rPr>
   </w:style>
-  <w:style w:type="character" w:default="1" w:styleId="Default Paragraph Font">
+  <w:style w:type="character" w:default="1" w:styleId="DefaultParagraphFont">
     <w:name w:val="Default Paragraph Font"/>
-    <w:next w:val="Default Paragraph Font"/>
+    <w:uiPriority w:val="1"/>
+    <w:semiHidden/>
+    <w:unhideWhenUsed/>
+  </w:style>
+  <w:style w:type="table" w:default="1" w:styleId="TableNormal">
+    <w:name w:val="Normal Table"/>
+    <w:uiPriority w:val="99"/>
+    <w:semiHidden/>
+    <w:unhideWhenUsed/>
+    <w:tblPr>
+      <w:tblInd w:w="0" w:type="dxa"/>
+      <w:tblCellMar>
+        <w:top w:w="0" w:type="dxa"/>
+        <w:left w:w="108" w:type="dxa"/>
+        <w:bottom w:w="0" w:type="dxa"/>
+        <w:right w:w="108" w:type="dxa"/>
+      </w:tblCellMar>
+    </w:tblPr>
+  </w:style>
+  <w:style w:type="numbering" w:default="1" w:styleId="NoList">
+    <w:name w:val="No List"/>
+    <w:uiPriority w:val="99"/>
+    <w:semiHidden/>
+    <w:unhideWhenUsed/>
   </w:style>
   <w:style w:type="character" w:styleId="Hyperlink">
     <w:name w:val="Hyperlink"/>
@@ -3202,322 +2552,121 @@
       <w:u w:val="single"/>
     </w:rPr>
   </w:style>
-  <w:style w:type="table" w:default="1" w:styleId="Table Normal">
-    <w:name w:val="Table Normal"/>
-    <w:next w:val="Table Normal"/>
-    <w:pPr/>
-    <w:tblPr>
-      <w:tblInd w:w="0" w:type="dxa"/>
-    </w:tblPr>
-    <w:trPr/>
-    <w:tcPr/>
-    <w:tblStylePr w:type="firstRow"/>
-    <w:tblStylePr w:type="lastRow"/>
-    <w:tblStylePr w:type="firstCol"/>
-    <w:tblStylePr w:type="lastCol"/>
-    <w:tblStylePr w:type="band1Vert"/>
-    <w:tblStylePr w:type="band2Vert"/>
-    <w:tblStylePr w:type="band1Horz"/>
-    <w:tblStylePr w:type="band2Horz"/>
-    <w:tblStylePr w:type="neCell"/>
-    <w:tblStylePr w:type="nwCell"/>
-    <w:tblStylePr w:type="seCell"/>
-    <w:tblStylePr w:type="swCell"/>
-  </w:style>
-  <w:style w:type="numbering" w:default="1" w:styleId="No List">
-    <w:name w:val="No List"/>
-    <w:next w:val="No List"/>
-    <w:pPr/>
-  </w:style>
-  <w:style w:type="paragraph" w:styleId="Header &amp; Footer">
+  <w:style w:type="paragraph" w:customStyle="1" w:styleId="HeaderFooter">
     <w:name w:val="Header &amp; Footer"/>
-    <w:next w:val="Header &amp; Footer"/>
     <w:pPr>
-      <w:keepNext w:val="0"/>
-      <w:keepLines w:val="0"/>
-      <w:pageBreakBefore w:val="0"/>
-      <w:widowControl w:val="1"/>
-      <w:shd w:val="clear" w:color="auto" w:fill="auto"/>
       <w:tabs>
         <w:tab w:val="right" w:pos="9020"/>
       </w:tabs>
-      <w:suppressAutoHyphens w:val="0"/>
-      <w:bidi w:val="0"/>
-      <w:spacing w:before="0" w:after="0" w:line="240" w:lineRule="auto"/>
-      <w:ind w:left="0" w:right="0" w:firstLine="0"/>
-      <w:jc w:val="left"/>
-      <w:outlineLvl w:val="9"/>
     </w:pPr>
     <w:rPr>
-      <w:rFonts w:ascii="Zain Regular" w:cs="Arial Unicode MS" w:hAnsi="Zain Regular" w:eastAsia="Arial Unicode MS"/>
-      <w:b w:val="0"/>
-      <w:bCs w:val="0"/>
-      <w:i w:val="0"/>
-      <w:iCs w:val="0"/>
-      <w:caps w:val="0"/>
-      <w:smallCaps w:val="0"/>
-      <w:strike w:val="0"/>
-      <w:dstrike w:val="0"/>
-      <w:outline w:val="0"/>
-      <w:color w:val="919191"/>
-      <w:spacing w:val="0"/>
-      <w:kern w:val="0"/>
-      <w:position w:val="0"/>
+      <w:rFonts w:ascii="Zain Regular" w:hAnsi="Zain Regular" w:cs="Arial Unicode MS"/>
+      <w:color w:val="929292"/>
       <w:sz w:val="24"/>
       <w:szCs w:val="24"/>
-      <w:u w:val="none"/>
-      <w:shd w:val="nil" w:color="auto" w:fill="auto"/>
-      <w:vertAlign w:val="baseline"/>
-      <w:lang w:val="en-US"/>
-      <w14:textOutline>
+      <w14:textOutline w14:w="0" w14:cap="flat" w14:cmpd="sng" w14:algn="ctr">
         <w14:noFill/>
+        <w14:prstDash w14:val="solid"/>
+        <w14:bevel/>
       </w14:textOutline>
-      <w14:textFill>
-        <w14:solidFill>
-          <w14:srgbClr w14:val="929292"/>
-        </w14:solidFill>
-      </w14:textFill>
     </w:rPr>
   </w:style>
   <w:style w:type="paragraph" w:styleId="Title">
     <w:name w:val="Title"/>
     <w:next w:val="Body"/>
+    <w:uiPriority w:val="10"/>
+    <w:qFormat/>
     <w:pPr>
-      <w:keepNext w:val="1"/>
-      <w:keepLines w:val="0"/>
-      <w:pageBreakBefore w:val="0"/>
-      <w:widowControl w:val="1"/>
-      <w:shd w:val="clear" w:color="auto" w:fill="auto"/>
-      <w:suppressAutoHyphens w:val="0"/>
-      <w:bidi w:val="0"/>
-      <w:spacing w:before="0" w:after="0" w:line="240" w:lineRule="auto"/>
-      <w:ind w:left="0" w:right="0" w:firstLine="0"/>
+      <w:keepNext/>
       <w:jc w:val="center"/>
-      <w:outlineLvl w:val="9"/>
     </w:pPr>
     <w:rPr>
-      <w:rFonts w:ascii="Zain Bold" w:cs="Arial Unicode MS" w:hAnsi="Zain Bold" w:eastAsia="Arial Unicode MS"/>
-      <w:b w:val="0"/>
-      <w:bCs w:val="0"/>
-      <w:i w:val="0"/>
-      <w:iCs w:val="0"/>
-      <w:caps w:val="0"/>
-      <w:smallCaps w:val="0"/>
-      <w:strike w:val="0"/>
-      <w:dstrike w:val="0"/>
-      <w:outline w:val="0"/>
-      <w:color w:val="00a1fe"/>
-      <w:spacing w:val="0"/>
-      <w:kern w:val="0"/>
-      <w:position w:val="0"/>
+      <w:rFonts w:ascii="Zain Bold" w:hAnsi="Zain Bold" w:cs="Arial Unicode MS"/>
+      <w:color w:val="00A2FF"/>
       <w:sz w:val="60"/>
       <w:szCs w:val="60"/>
-      <w:u w:val="none"/>
-      <w:shd w:val="nil" w:color="auto" w:fill="auto"/>
-      <w:vertAlign w:val="baseline"/>
-      <w:lang w:val="en-US"/>
-      <w14:textOutline>
+      <w14:textOutline w14:w="0" w14:cap="flat" w14:cmpd="sng" w14:algn="ctr">
         <w14:noFill/>
+        <w14:prstDash w14:val="solid"/>
+        <w14:bevel/>
       </w14:textOutline>
-      <w14:textFill>
-        <w14:solidFill>
-          <w14:srgbClr w14:val="00A2FF"/>
-        </w14:solidFill>
-      </w14:textFill>
     </w:rPr>
   </w:style>
-  <w:style w:type="paragraph" w:styleId="Body">
+  <w:style w:type="paragraph" w:customStyle="1" w:styleId="Body">
     <w:name w:val="Body"/>
-    <w:next w:val="Body"/>
     <w:pPr>
-      <w:keepNext w:val="0"/>
-      <w:keepLines w:val="0"/>
-      <w:pageBreakBefore w:val="0"/>
-      <w:widowControl w:val="1"/>
-      <w:shd w:val="clear" w:color="auto" w:fill="auto"/>
-      <w:suppressAutoHyphens w:val="0"/>
-      <w:bidi w:val="0"/>
-      <w:spacing w:before="180" w:after="0" w:line="312" w:lineRule="auto"/>
-      <w:ind w:left="0" w:right="0" w:firstLine="0"/>
+      <w:spacing w:before="180" w:line="312" w:lineRule="auto"/>
       <w:jc w:val="both"/>
-      <w:outlineLvl w:val="9"/>
     </w:pPr>
     <w:rPr>
-      <w:rFonts w:ascii="Zain Regular" w:cs="Arial Unicode MS" w:hAnsi="Zain Regular" w:eastAsia="Arial Unicode MS"/>
-      <w:b w:val="0"/>
-      <w:bCs w:val="0"/>
-      <w:i w:val="0"/>
-      <w:iCs w:val="0"/>
-      <w:caps w:val="0"/>
-      <w:smallCaps w:val="0"/>
-      <w:strike w:val="0"/>
-      <w:dstrike w:val="0"/>
-      <w:outline w:val="0"/>
+      <w:rFonts w:ascii="Zain Regular" w:hAnsi="Zain Regular" w:cs="Arial Unicode MS"/>
       <w:color w:val="000000"/>
-      <w:spacing w:val="0"/>
-      <w:kern w:val="0"/>
-      <w:position w:val="0"/>
       <w:sz w:val="26"/>
       <w:szCs w:val="26"/>
-      <w:u w:val="none"/>
-      <w:shd w:val="nil" w:color="auto" w:fill="auto"/>
-      <w:vertAlign w:val="baseline"/>
-      <w:lang w:val="en-US"/>
-      <w14:textOutline>
+      <w14:textOutline w14:w="0" w14:cap="flat" w14:cmpd="sng" w14:algn="ctr">
         <w14:noFill/>
+        <w14:prstDash w14:val="solid"/>
+        <w14:bevel/>
       </w14:textOutline>
-      <w14:textFill>
-        <w14:solidFill>
-          <w14:srgbClr w14:val="000000"/>
-        </w14:solidFill>
-      </w14:textFill>
     </w:rPr>
   </w:style>
-  <w:style w:type="paragraph" w:styleId="Heading">
+  <w:style w:type="paragraph" w:customStyle="1" w:styleId="Heading">
     <w:name w:val="Heading"/>
     <w:next w:val="Body"/>
     <w:pPr>
-      <w:keepNext w:val="1"/>
-      <w:keepLines w:val="0"/>
-      <w:pageBreakBefore w:val="0"/>
-      <w:widowControl w:val="1"/>
+      <w:keepNext/>
       <w:pBdr>
-        <w:top w:val="single" w:color="00a1fe" w:sz="24" w:space="6" w:shadow="0" w:frame="0"/>
-        <w:left w:val="nil"/>
-        <w:bottom w:val="nil"/>
-        <w:right w:val="nil"/>
+        <w:top w:val="single" w:sz="24" w:space="6" w:color="00A1FE"/>
       </w:pBdr>
-      <w:shd w:val="clear" w:color="auto" w:fill="auto"/>
-      <w:suppressAutoHyphens w:val="0"/>
-      <w:bidi w:val="0"/>
-      <w:spacing w:before="0" w:after="0" w:line="144" w:lineRule="auto"/>
-      <w:ind w:left="0" w:right="0" w:firstLine="0"/>
+      <w:spacing w:line="144" w:lineRule="auto"/>
       <w:jc w:val="right"/>
       <w:outlineLvl w:val="0"/>
     </w:pPr>
     <w:rPr>
-      <w:rFonts w:ascii="Zain Bold" w:cs="Zain Bold" w:hAnsi="Zain Bold" w:eastAsia="Zain Bold"/>
-      <w:b w:val="0"/>
-      <w:bCs w:val="0"/>
-      <w:i w:val="0"/>
-      <w:iCs w:val="0"/>
-      <w:caps w:val="0"/>
-      <w:smallCaps w:val="0"/>
-      <w:strike w:val="0"/>
-      <w:dstrike w:val="0"/>
-      <w:outline w:val="0"/>
-      <w:color w:val="00a1fe"/>
-      <w:spacing w:val="0"/>
-      <w:kern w:val="0"/>
-      <w:position w:val="0"/>
+      <w:rFonts w:ascii="Zain Bold" w:eastAsia="Zain Bold" w:hAnsi="Zain Bold" w:cs="Zain Bold"/>
+      <w:color w:val="00A2FF"/>
       <w:sz w:val="36"/>
       <w:szCs w:val="36"/>
-      <w:u w:val="none"/>
-      <w:shd w:val="nil" w:color="auto" w:fill="auto"/>
-      <w:vertAlign w:val="baseline"/>
-      <w14:textOutline>
+      <w14:textOutline w14:w="0" w14:cap="flat" w14:cmpd="sng" w14:algn="ctr">
         <w14:noFill/>
+        <w14:prstDash w14:val="solid"/>
+        <w14:bevel/>
       </w14:textOutline>
-      <w14:textFill>
-        <w14:solidFill>
-          <w14:srgbClr w14:val="00A2FF"/>
-        </w14:solidFill>
-      </w14:textFill>
     </w:rPr>
   </w:style>
-  <w:style w:type="paragraph" w:styleId="Table Style 3">
+  <w:style w:type="paragraph" w:customStyle="1" w:styleId="TableStyle3">
     <w:name w:val="Table Style 3"/>
-    <w:next w:val="Table Style 3"/>
     <w:pPr>
-      <w:keepNext w:val="1"/>
-      <w:keepLines w:val="0"/>
-      <w:pageBreakBefore w:val="0"/>
-      <w:widowControl w:val="1"/>
-      <w:shd w:val="clear" w:color="auto" w:fill="auto"/>
-      <w:suppressAutoHyphens w:val="0"/>
-      <w:bidi w:val="0"/>
-      <w:spacing w:before="0" w:after="0" w:line="240" w:lineRule="auto"/>
-      <w:ind w:left="0" w:right="0" w:firstLine="0"/>
+      <w:keepNext/>
       <w:jc w:val="center"/>
-      <w:outlineLvl w:val="9"/>
     </w:pPr>
     <w:rPr>
-      <w:rFonts w:ascii="Zain Bold" w:cs="Zain Bold" w:hAnsi="Zain Bold" w:eastAsia="Zain Bold"/>
-      <w:b w:val="0"/>
-      <w:bCs w:val="0"/>
-      <w:i w:val="0"/>
-      <w:iCs w:val="0"/>
-      <w:caps w:val="0"/>
-      <w:smallCaps w:val="0"/>
-      <w:strike w:val="0"/>
-      <w:dstrike w:val="0"/>
-      <w:outline w:val="0"/>
-      <w:color w:val="fefffe"/>
-      <w:spacing w:val="0"/>
-      <w:kern w:val="0"/>
-      <w:position w:val="0"/>
+      <w:rFonts w:ascii="Zain Bold" w:eastAsia="Zain Bold" w:hAnsi="Zain Bold" w:cs="Zain Bold"/>
+      <w:color w:val="FFFFFF"/>
       <w:sz w:val="28"/>
       <w:szCs w:val="28"/>
-      <w:u w:val="none"/>
-      <w:shd w:val="nil" w:color="auto" w:fill="auto"/>
-      <w:vertAlign w:val="baseline"/>
-      <w14:textOutline>
+      <w14:textOutline w14:w="0" w14:cap="flat" w14:cmpd="sng" w14:algn="ctr">
         <w14:noFill/>
+        <w14:prstDash w14:val="solid"/>
+        <w14:bevel/>
       </w14:textOutline>
-      <w14:textFill>
-        <w14:solidFill>
-          <w14:srgbClr w14:val="FFFFFF"/>
-        </w14:solidFill>
-      </w14:textFill>
     </w:rPr>
   </w:style>
-  <w:style w:type="paragraph" w:styleId="Table Style 2">
+  <w:style w:type="paragraph" w:customStyle="1" w:styleId="TableStyle2">
     <w:name w:val="Table Style 2"/>
-    <w:next w:val="Table Style 2"/>
-    <w:pPr>
-      <w:keepNext w:val="0"/>
-      <w:keepLines w:val="0"/>
-      <w:pageBreakBefore w:val="0"/>
-      <w:widowControl w:val="1"/>
-      <w:shd w:val="clear" w:color="auto" w:fill="auto"/>
-      <w:suppressAutoHyphens w:val="0"/>
-      <w:bidi w:val="0"/>
-      <w:spacing w:before="0" w:after="0" w:line="240" w:lineRule="auto"/>
-      <w:ind w:left="0" w:right="0" w:firstLine="0"/>
-      <w:jc w:val="left"/>
-      <w:outlineLvl w:val="9"/>
-    </w:pPr>
     <w:rPr>
-      <w:rFonts w:ascii="Zain Regular" w:cs="Zain Regular" w:hAnsi="Zain Regular" w:eastAsia="Zain Regular"/>
-      <w:b w:val="0"/>
-      <w:bCs w:val="0"/>
-      <w:i w:val="0"/>
-      <w:iCs w:val="0"/>
-      <w:caps w:val="0"/>
-      <w:smallCaps w:val="0"/>
-      <w:strike w:val="0"/>
-      <w:dstrike w:val="0"/>
-      <w:outline w:val="0"/>
+      <w:rFonts w:ascii="Zain Regular" w:eastAsia="Zain Regular" w:hAnsi="Zain Regular" w:cs="Zain Regular"/>
       <w:color w:val="000000"/>
-      <w:spacing w:val="0"/>
-      <w:kern w:val="0"/>
-      <w:position w:val="0"/>
       <w:sz w:val="24"/>
       <w:szCs w:val="24"/>
-      <w:u w:val="none"/>
-      <w:shd w:val="nil" w:color="auto" w:fill="auto"/>
-      <w:vertAlign w:val="baseline"/>
-      <w14:textOutline>
+      <w14:textOutline w14:w="0" w14:cap="flat" w14:cmpd="sng" w14:algn="ctr">
         <w14:noFill/>
+        <w14:prstDash w14:val="solid"/>
+        <w14:bevel/>
       </w14:textOutline>
-      <w14:textFill>
-        <w14:solidFill>
-          <w14:srgbClr w14:val="000000"/>
-        </w14:solidFill>
-      </w14:textFill>
     </w:rPr>
   </w:style>
-  <w:style w:type="numbering" w:styleId="Bullet Big">
+  <w:style w:type="numbering" w:customStyle="1" w:styleId="BulletBig">
     <w:name w:val="Bullet Big"/>
     <w:pPr>
       <w:numPr>
@@ -3525,57 +2674,28 @@
       </w:numPr>
     </w:pPr>
   </w:style>
-  <w:style w:type="paragraph" w:styleId="Table Title 1">
+  <w:style w:type="paragraph" w:customStyle="1" w:styleId="TableTitle1">
     <w:name w:val="Table Title 1"/>
-    <w:next w:val="Table Title 1"/>
     <w:pPr>
-      <w:keepNext w:val="0"/>
-      <w:keepLines w:val="0"/>
-      <w:pageBreakBefore w:val="0"/>
-      <w:widowControl w:val="1"/>
-      <w:shd w:val="clear" w:color="auto" w:fill="auto"/>
-      <w:suppressAutoHyphens w:val="0"/>
-      <w:bidi w:val="0"/>
-      <w:spacing w:before="240" w:after="80" w:line="240" w:lineRule="auto"/>
-      <w:ind w:left="0" w:right="0" w:firstLine="0"/>
-      <w:jc w:val="left"/>
-      <w:outlineLvl w:val="9"/>
+      <w:spacing w:before="240" w:after="80"/>
     </w:pPr>
     <w:rPr>
-      <w:rFonts w:ascii="Chalkboard SE Bold" w:cs="Chalkboard SE Bold" w:hAnsi="Chalkboard SE Bold" w:eastAsia="Chalkboard SE Bold"/>
-      <w:b w:val="0"/>
-      <w:bCs w:val="0"/>
-      <w:i w:val="0"/>
-      <w:iCs w:val="0"/>
-      <w:caps w:val="0"/>
-      <w:smallCaps w:val="0"/>
-      <w:strike w:val="0"/>
-      <w:dstrike w:val="0"/>
-      <w:outline w:val="0"/>
-      <w:color w:val="00a1fe"/>
-      <w:spacing w:val="0"/>
-      <w:kern w:val="0"/>
-      <w:position w:val="0"/>
+      <w:rFonts w:ascii="Chalkboard SE Bold" w:eastAsia="Chalkboard SE Bold" w:hAnsi="Chalkboard SE Bold" w:cs="Chalkboard SE Bold"/>
+      <w:color w:val="00A2FF"/>
       <w:sz w:val="28"/>
       <w:szCs w:val="28"/>
-      <w:u w:val="none"/>
-      <w:shd w:val="nil" w:color="auto" w:fill="auto"/>
-      <w:vertAlign w:val="baseline"/>
-      <w14:textOutline>
+      <w14:textOutline w14:w="0" w14:cap="flat" w14:cmpd="sng" w14:algn="ctr">
         <w14:noFill/>
+        <w14:prstDash w14:val="solid"/>
+        <w14:bevel/>
       </w14:textOutline>
-      <w14:textFill>
-        <w14:solidFill>
-          <w14:srgbClr w14:val="00A2FF"/>
-        </w14:solidFill>
-      </w14:textFill>
     </w:rPr>
   </w:style>
 </w:styles>
 </file>
 
 <file path=word/theme/theme1.xml><?xml version="1.0" encoding="utf-8"?>
-<a:theme xmlns:a="http://schemas.openxmlformats.org/drawingml/2006/main" xmlns:r="http://schemas.openxmlformats.org/officeDocument/2006/relationships" name="Blank">
+<a:theme xmlns:a="http://schemas.openxmlformats.org/drawingml/2006/main" name="Blank">
   <a:themeElements>
     <a:clrScheme name="Blank">
       <a:dk1>
@@ -3774,7 +2894,7 @@
         <a:effectLst/>
         <a:sp3d/>
       </a:spPr>
-      <a:bodyPr rot="0" spcFirstLastPara="1" vertOverflow="overflow" horzOverflow="overflow" vert="horz" wrap="square" lIns="50800" tIns="50800" rIns="50800" bIns="50800" numCol="1" spcCol="38100" rtlCol="0" anchor="ctr" upright="0">
+      <a:bodyPr rot="0" spcFirstLastPara="1" vertOverflow="overflow" horzOverflow="overflow" vert="horz" wrap="square" lIns="50800" tIns="50800" rIns="50800" bIns="50800" numCol="1" spcCol="38100" rtlCol="0" anchor="ctr">
         <a:spAutoFit/>
       </a:bodyPr>
       <a:lstStyle>
@@ -3793,7 +2913,7 @@
           <a:buFontTx/>
           <a:buNone/>
           <a:tabLst/>
-          <a:defRPr b="0" baseline="0" cap="none" i="0" spc="0" strike="noStrike" sz="1200" u="none" kumimoji="0" normalizeH="0">
+          <a:defRPr kumimoji="0" sz="1200" b="0" i="0" u="none" strike="noStrike" cap="none" spc="0" normalizeH="0" baseline="0">
             <a:ln>
               <a:noFill/>
             </a:ln>
@@ -3823,7 +2943,7 @@
           <a:buFontTx/>
           <a:buNone/>
           <a:tabLst/>
-          <a:defRPr b="0" baseline="0" cap="none" i="0" spc="0" strike="noStrike" sz="1800" u="none" kumimoji="0" normalizeH="0">
+          <a:defRPr kumimoji="0" sz="1800" b="0" i="0" u="none" strike="noStrike" cap="none" spc="0" normalizeH="0" baseline="0">
             <a:ln>
               <a:noFill/>
             </a:ln>
@@ -3849,7 +2969,7 @@
           <a:buFontTx/>
           <a:buNone/>
           <a:tabLst/>
-          <a:defRPr b="0" baseline="0" cap="none" i="0" spc="0" strike="noStrike" sz="1800" u="none" kumimoji="0" normalizeH="0">
+          <a:defRPr kumimoji="0" sz="1800" b="0" i="0" u="none" strike="noStrike" cap="none" spc="0" normalizeH="0" baseline="0">
             <a:ln>
               <a:noFill/>
             </a:ln>
@@ -3875,7 +2995,7 @@
           <a:buFontTx/>
           <a:buNone/>
           <a:tabLst/>
-          <a:defRPr b="0" baseline="0" cap="none" i="0" spc="0" strike="noStrike" sz="1800" u="none" kumimoji="0" normalizeH="0">
+          <a:defRPr kumimoji="0" sz="1800" b="0" i="0" u="none" strike="noStrike" cap="none" spc="0" normalizeH="0" baseline="0">
             <a:ln>
               <a:noFill/>
             </a:ln>
@@ -3901,7 +3021,7 @@
           <a:buFontTx/>
           <a:buNone/>
           <a:tabLst/>
-          <a:defRPr b="0" baseline="0" cap="none" i="0" spc="0" strike="noStrike" sz="1800" u="none" kumimoji="0" normalizeH="0">
+          <a:defRPr kumimoji="0" sz="1800" b="0" i="0" u="none" strike="noStrike" cap="none" spc="0" normalizeH="0" baseline="0">
             <a:ln>
               <a:noFill/>
             </a:ln>
@@ -3927,7 +3047,7 @@
           <a:buFontTx/>
           <a:buNone/>
           <a:tabLst/>
-          <a:defRPr b="0" baseline="0" cap="none" i="0" spc="0" strike="noStrike" sz="1800" u="none" kumimoji="0" normalizeH="0">
+          <a:defRPr kumimoji="0" sz="1800" b="0" i="0" u="none" strike="noStrike" cap="none" spc="0" normalizeH="0" baseline="0">
             <a:ln>
               <a:noFill/>
             </a:ln>
@@ -3953,7 +3073,7 @@
           <a:buFontTx/>
           <a:buNone/>
           <a:tabLst/>
-          <a:defRPr b="0" baseline="0" cap="none" i="0" spc="0" strike="noStrike" sz="1800" u="none" kumimoji="0" normalizeH="0">
+          <a:defRPr kumimoji="0" sz="1800" b="0" i="0" u="none" strike="noStrike" cap="none" spc="0" normalizeH="0" baseline="0">
             <a:ln>
               <a:noFill/>
             </a:ln>
@@ -3979,7 +3099,7 @@
           <a:buFontTx/>
           <a:buNone/>
           <a:tabLst/>
-          <a:defRPr b="0" baseline="0" cap="none" i="0" spc="0" strike="noStrike" sz="1800" u="none" kumimoji="0" normalizeH="0">
+          <a:defRPr kumimoji="0" sz="1800" b="0" i="0" u="none" strike="noStrike" cap="none" spc="0" normalizeH="0" baseline="0">
             <a:ln>
               <a:noFill/>
             </a:ln>
@@ -4005,7 +3125,7 @@
           <a:buFontTx/>
           <a:buNone/>
           <a:tabLst/>
-          <a:defRPr b="0" baseline="0" cap="none" i="0" spc="0" strike="noStrike" sz="1800" u="none" kumimoji="0" normalizeH="0">
+          <a:defRPr kumimoji="0" sz="1800" b="0" i="0" u="none" strike="noStrike" cap="none" spc="0" normalizeH="0" baseline="0">
             <a:ln>
               <a:noFill/>
             </a:ln>
@@ -4031,7 +3151,7 @@
           <a:buFontTx/>
           <a:buNone/>
           <a:tabLst/>
-          <a:defRPr b="0" baseline="0" cap="none" i="0" spc="0" strike="noStrike" sz="1800" u="none" kumimoji="0" normalizeH="0">
+          <a:defRPr kumimoji="0" sz="1800" b="0" i="0" u="none" strike="noStrike" cap="none" spc="0" normalizeH="0" baseline="0">
             <a:ln>
               <a:noFill/>
             </a:ln>
@@ -4044,9 +3164,15 @@
         </a:lvl9pPr>
       </a:lstStyle>
       <a:style>
-        <a:lnRef idx="0"/>
-        <a:fillRef idx="0"/>
-        <a:effectRef idx="0"/>
+        <a:lnRef idx="0">
+          <a:scrgbClr r="0" g="0" b="0"/>
+        </a:lnRef>
+        <a:fillRef idx="0">
+          <a:scrgbClr r="0" g="0" b="0"/>
+        </a:fillRef>
+        <a:effectRef idx="0">
+          <a:scrgbClr r="0" g="0" b="0"/>
+        </a:effectRef>
         <a:fontRef idx="none"/>
       </a:style>
     </a:spDef>
@@ -4063,7 +3189,7 @@
         <a:effectLst/>
         <a:sp3d/>
       </a:spPr>
-      <a:bodyPr rot="0" spcFirstLastPara="1" vertOverflow="overflow" horzOverflow="overflow" vert="horz" wrap="square" lIns="91439" tIns="45719" rIns="91439" bIns="45719" numCol="1" spcCol="38100" rtlCol="0" anchor="t" upright="0">
+      <a:bodyPr rot="0" spcFirstLastPara="1" vertOverflow="overflow" horzOverflow="overflow" vert="horz" wrap="square" lIns="91439" tIns="45719" rIns="91439" bIns="45719" numCol="1" spcCol="38100" rtlCol="0" anchor="t">
         <a:noAutofit/>
       </a:bodyPr>
       <a:lstStyle>
@@ -4082,7 +3208,7 @@
           <a:buFontTx/>
           <a:buNone/>
           <a:tabLst/>
-          <a:defRPr b="0" baseline="0" cap="none" i="0" spc="0" strike="noStrike" sz="1800" u="none" kumimoji="0" normalizeH="0">
+          <a:defRPr kumimoji="0" sz="1800" b="0" i="0" u="none" strike="noStrike" cap="none" spc="0" normalizeH="0" baseline="0">
             <a:ln>
               <a:noFill/>
             </a:ln>
@@ -4108,7 +3234,7 @@
           <a:buFontTx/>
           <a:buNone/>
           <a:tabLst/>
-          <a:defRPr b="0" baseline="0" cap="none" i="0" spc="0" strike="noStrike" sz="1800" u="none" kumimoji="0" normalizeH="0">
+          <a:defRPr kumimoji="0" sz="1800" b="0" i="0" u="none" strike="noStrike" cap="none" spc="0" normalizeH="0" baseline="0">
             <a:ln>
               <a:noFill/>
             </a:ln>
@@ -4134,7 +3260,7 @@
           <a:buFontTx/>
           <a:buNone/>
           <a:tabLst/>
-          <a:defRPr b="0" baseline="0" cap="none" i="0" spc="0" strike="noStrike" sz="1800" u="none" kumimoji="0" normalizeH="0">
+          <a:defRPr kumimoji="0" sz="1800" b="0" i="0" u="none" strike="noStrike" cap="none" spc="0" normalizeH="0" baseline="0">
             <a:ln>
               <a:noFill/>
             </a:ln>
@@ -4160,7 +3286,7 @@
           <a:buFontTx/>
           <a:buNone/>
           <a:tabLst/>
-          <a:defRPr b="0" baseline="0" cap="none" i="0" spc="0" strike="noStrike" sz="1800" u="none" kumimoji="0" normalizeH="0">
+          <a:defRPr kumimoji="0" sz="1800" b="0" i="0" u="none" strike="noStrike" cap="none" spc="0" normalizeH="0" baseline="0">
             <a:ln>
               <a:noFill/>
             </a:ln>
@@ -4186,7 +3312,7 @@
           <a:buFontTx/>
           <a:buNone/>
           <a:tabLst/>
-          <a:defRPr b="0" baseline="0" cap="none" i="0" spc="0" strike="noStrike" sz="1800" u="none" kumimoji="0" normalizeH="0">
+          <a:defRPr kumimoji="0" sz="1800" b="0" i="0" u="none" strike="noStrike" cap="none" spc="0" normalizeH="0" baseline="0">
             <a:ln>
               <a:noFill/>
             </a:ln>
@@ -4212,7 +3338,7 @@
           <a:buFontTx/>
           <a:buNone/>
           <a:tabLst/>
-          <a:defRPr b="0" baseline="0" cap="none" i="0" spc="0" strike="noStrike" sz="1800" u="none" kumimoji="0" normalizeH="0">
+          <a:defRPr kumimoji="0" sz="1800" b="0" i="0" u="none" strike="noStrike" cap="none" spc="0" normalizeH="0" baseline="0">
             <a:ln>
               <a:noFill/>
             </a:ln>
@@ -4238,7 +3364,7 @@
           <a:buFontTx/>
           <a:buNone/>
           <a:tabLst/>
-          <a:defRPr b="0" baseline="0" cap="none" i="0" spc="0" strike="noStrike" sz="1800" u="none" kumimoji="0" normalizeH="0">
+          <a:defRPr kumimoji="0" sz="1800" b="0" i="0" u="none" strike="noStrike" cap="none" spc="0" normalizeH="0" baseline="0">
             <a:ln>
               <a:noFill/>
             </a:ln>
@@ -4264,7 +3390,7 @@
           <a:buFontTx/>
           <a:buNone/>
           <a:tabLst/>
-          <a:defRPr b="0" baseline="0" cap="none" i="0" spc="0" strike="noStrike" sz="1800" u="none" kumimoji="0" normalizeH="0">
+          <a:defRPr kumimoji="0" sz="1800" b="0" i="0" u="none" strike="noStrike" cap="none" spc="0" normalizeH="0" baseline="0">
             <a:ln>
               <a:noFill/>
             </a:ln>
@@ -4290,7 +3416,7 @@
           <a:buFontTx/>
           <a:buNone/>
           <a:tabLst/>
-          <a:defRPr b="0" baseline="0" cap="none" i="0" spc="0" strike="noStrike" sz="1800" u="none" kumimoji="0" normalizeH="0">
+          <a:defRPr kumimoji="0" sz="1800" b="0" i="0" u="none" strike="noStrike" cap="none" spc="0" normalizeH="0" baseline="0">
             <a:ln>
               <a:noFill/>
             </a:ln>
@@ -4316,7 +3442,7 @@
           <a:buFontTx/>
           <a:buNone/>
           <a:tabLst/>
-          <a:defRPr b="0" baseline="0" cap="none" i="0" spc="0" strike="noStrike" sz="1800" u="none" kumimoji="0" normalizeH="0">
+          <a:defRPr kumimoji="0" sz="1800" b="0" i="0" u="none" strike="noStrike" cap="none" spc="0" normalizeH="0" baseline="0">
             <a:ln>
               <a:noFill/>
             </a:ln>
@@ -4329,9 +3455,15 @@
         </a:lvl9pPr>
       </a:lstStyle>
       <a:style>
-        <a:lnRef idx="0"/>
-        <a:fillRef idx="0"/>
-        <a:effectRef idx="0"/>
+        <a:lnRef idx="0">
+          <a:scrgbClr r="0" g="0" b="0"/>
+        </a:lnRef>
+        <a:fillRef idx="0">
+          <a:scrgbClr r="0" g="0" b="0"/>
+        </a:fillRef>
+        <a:effectRef idx="0">
+          <a:scrgbClr r="0" g="0" b="0"/>
+        </a:effectRef>
         <a:fontRef idx="none"/>
       </a:style>
     </a:lnDef>
@@ -4345,7 +3477,7 @@
         <a:effectLst/>
         <a:sp3d/>
       </a:spPr>
-      <a:bodyPr rot="0" spcFirstLastPara="1" vertOverflow="overflow" horzOverflow="overflow" vert="horz" wrap="square" lIns="50800" tIns="50800" rIns="50800" bIns="50800" numCol="1" spcCol="38100" rtlCol="0" anchor="t" upright="0">
+      <a:bodyPr rot="0" spcFirstLastPara="1" vertOverflow="overflow" horzOverflow="overflow" vert="horz" wrap="square" lIns="50800" tIns="50800" rIns="50800" bIns="50800" numCol="1" spcCol="38100" rtlCol="0" anchor="t">
         <a:spAutoFit/>
       </a:bodyPr>
       <a:lstStyle>
@@ -4364,7 +3496,7 @@
           <a:buFontTx/>
           <a:buNone/>
           <a:tabLst/>
-          <a:defRPr b="0" baseline="0" cap="none" i="0" spc="0" strike="noStrike" sz="1300" u="none" kumimoji="0" normalizeH="0">
+          <a:defRPr kumimoji="0" sz="1300" b="0" i="0" u="none" strike="noStrike" cap="none" spc="0" normalizeH="0" baseline="0">
             <a:ln>
               <a:noFill/>
             </a:ln>
@@ -4394,7 +3526,7 @@
           <a:buFontTx/>
           <a:buNone/>
           <a:tabLst/>
-          <a:defRPr b="0" baseline="0" cap="none" i="0" spc="0" strike="noStrike" sz="1800" u="none" kumimoji="0" normalizeH="0">
+          <a:defRPr kumimoji="0" sz="1800" b="0" i="0" u="none" strike="noStrike" cap="none" spc="0" normalizeH="0" baseline="0">
             <a:ln>
               <a:noFill/>
             </a:ln>
@@ -4420,7 +3552,7 @@
           <a:buFontTx/>
           <a:buNone/>
           <a:tabLst/>
-          <a:defRPr b="0" baseline="0" cap="none" i="0" spc="0" strike="noStrike" sz="1800" u="none" kumimoji="0" normalizeH="0">
+          <a:defRPr kumimoji="0" sz="1800" b="0" i="0" u="none" strike="noStrike" cap="none" spc="0" normalizeH="0" baseline="0">
             <a:ln>
               <a:noFill/>
             </a:ln>
@@ -4446,7 +3578,7 @@
           <a:buFontTx/>
           <a:buNone/>
           <a:tabLst/>
-          <a:defRPr b="0" baseline="0" cap="none" i="0" spc="0" strike="noStrike" sz="1800" u="none" kumimoji="0" normalizeH="0">
+          <a:defRPr kumimoji="0" sz="1800" b="0" i="0" u="none" strike="noStrike" cap="none" spc="0" normalizeH="0" baseline="0">
             <a:ln>
               <a:noFill/>
             </a:ln>
@@ -4472,7 +3604,7 @@
           <a:buFontTx/>
           <a:buNone/>
           <a:tabLst/>
-          <a:defRPr b="0" baseline="0" cap="none" i="0" spc="0" strike="noStrike" sz="1800" u="none" kumimoji="0" normalizeH="0">
+          <a:defRPr kumimoji="0" sz="1800" b="0" i="0" u="none" strike="noStrike" cap="none" spc="0" normalizeH="0" baseline="0">
             <a:ln>
               <a:noFill/>
             </a:ln>
@@ -4498,7 +3630,7 @@
           <a:buFontTx/>
           <a:buNone/>
           <a:tabLst/>
-          <a:defRPr b="0" baseline="0" cap="none" i="0" spc="0" strike="noStrike" sz="1800" u="none" kumimoji="0" normalizeH="0">
+          <a:defRPr kumimoji="0" sz="1800" b="0" i="0" u="none" strike="noStrike" cap="none" spc="0" normalizeH="0" baseline="0">
             <a:ln>
               <a:noFill/>
             </a:ln>
@@ -4524,7 +3656,7 @@
           <a:buFontTx/>
           <a:buNone/>
           <a:tabLst/>
-          <a:defRPr b="0" baseline="0" cap="none" i="0" spc="0" strike="noStrike" sz="1800" u="none" kumimoji="0" normalizeH="0">
+          <a:defRPr kumimoji="0" sz="1800" b="0" i="0" u="none" strike="noStrike" cap="none" spc="0" normalizeH="0" baseline="0">
             <a:ln>
               <a:noFill/>
             </a:ln>
@@ -4550,7 +3682,7 @@
           <a:buFontTx/>
           <a:buNone/>
           <a:tabLst/>
-          <a:defRPr b="0" baseline="0" cap="none" i="0" spc="0" strike="noStrike" sz="1800" u="none" kumimoji="0" normalizeH="0">
+          <a:defRPr kumimoji="0" sz="1800" b="0" i="0" u="none" strike="noStrike" cap="none" spc="0" normalizeH="0" baseline="0">
             <a:ln>
               <a:noFill/>
             </a:ln>
@@ -4576,7 +3708,7 @@
           <a:buFontTx/>
           <a:buNone/>
           <a:tabLst/>
-          <a:defRPr b="0" baseline="0" cap="none" i="0" spc="0" strike="noStrike" sz="1800" u="none" kumimoji="0" normalizeH="0">
+          <a:defRPr kumimoji="0" sz="1800" b="0" i="0" u="none" strike="noStrike" cap="none" spc="0" normalizeH="0" baseline="0">
             <a:ln>
               <a:noFill/>
             </a:ln>
@@ -4602,7 +3734,7 @@
           <a:buFontTx/>
           <a:buNone/>
           <a:tabLst/>
-          <a:defRPr b="0" baseline="0" cap="none" i="0" spc="0" strike="noStrike" sz="1800" u="none" kumimoji="0" normalizeH="0">
+          <a:defRPr kumimoji="0" sz="1800" b="0" i="0" u="none" strike="noStrike" cap="none" spc="0" normalizeH="0" baseline="0">
             <a:ln>
               <a:noFill/>
             </a:ln>
@@ -4615,12 +3747,19 @@
         </a:lvl9pPr>
       </a:lstStyle>
       <a:style>
-        <a:lnRef idx="0"/>
-        <a:fillRef idx="0"/>
-        <a:effectRef idx="0"/>
+        <a:lnRef idx="0">
+          <a:scrgbClr r="0" g="0" b="0"/>
+        </a:lnRef>
+        <a:fillRef idx="0">
+          <a:scrgbClr r="0" g="0" b="0"/>
+        </a:fillRef>
+        <a:effectRef idx="0">
+          <a:scrgbClr r="0" g="0" b="0"/>
+        </a:effectRef>
         <a:fontRef idx="none"/>
       </a:style>
     </a:txDef>
   </a:objectDefaults>
+  <a:extraClrSchemeLst/>
 </a:theme>
 </file>